--- a/10-保护电路/02-过流保护/限流电阻保护电路/限流电阻保护电路.docx
+++ b/10-保护电路/02-过流保护/限流电阻保护电路/限流电阻保护电路.docx
@@ -2044,6 +2044,20 @@
     </w:p>
     <w:bookmarkEnd w:id="26"/>
     <w:bookmarkEnd w:id="27"/>
+    <w:p>
+      <w:pPr>
+        <w:spacing w:before="360"/>
+        <w:jc w:val="center"/>
+      </w:pPr>
+      <w:r>
+        <w:rPr>
+          <w:rFonts w:ascii="Times New Roman" w:hAnsi="Times New Roman"/>
+          <w:color w:val="555555"/>
+          <w:sz w:val="21"/>
+        </w:rPr>
+        <w:t>材料收集者：杜文杰</w:t>
+      </w:r>
+    </w:p>
     <w:sectPr>
       <w:headerReference r:id="rId9" w:type="default"/>
       <w:footerReference r:id="rId10" w:type="default"/>

--- a/10-保护电路/02-过流保护/限流电阻保护电路/限流电阻保护电路.docx
+++ b/10-保护电路/02-过流保护/限流电阻保护电路/限流电阻保护电路.docx
@@ -1,6 +1,6 @@
 
 <file path=word/document.xml><?xml version="1.0" encoding="utf-8"?>
-<w:document xmlns:w="http://schemas.openxmlformats.org/wordprocessingml/2006/main" xmlns:m="http://schemas.openxmlformats.org/officeDocument/2006/math" xmlns:r="http://schemas.openxmlformats.org/officeDocument/2006/relationships" xmlns:o="urn:schemas-microsoft-com:office:office" xmlns:v="urn:schemas-microsoft-com:vml" xmlns:w10="urn:schemas-microsoft-com:office:word" xmlns:a="http://schemas.openxmlformats.org/drawingml/2006/main" xmlns:pic="http://schemas.openxmlformats.org/drawingml/2006/picture" xmlns:wp="http://schemas.openxmlformats.org/drawingml/2006/wordprocessingDrawing">
+<w:document xmlns:m="http://schemas.openxmlformats.org/officeDocument/2006/math" xmlns:r="http://schemas.openxmlformats.org/officeDocument/2006/relationships" xmlns:w="http://schemas.openxmlformats.org/wordprocessingml/2006/main" xmlns:o="urn:schemas-microsoft-com:office:office" xmlns:v="urn:schemas-microsoft-com:vml" xmlns:w10="urn:schemas-microsoft-com:office:word" xmlns:a="http://schemas.openxmlformats.org/drawingml/2006/main" xmlns:pic="http://schemas.openxmlformats.org/drawingml/2006/picture" xmlns:wp="http://schemas.openxmlformats.org/drawingml/2006/wordprocessingDrawing">
   <w:body>
     <w:bookmarkStart w:id="27" w:name="限流电阻保护电路"/>
     <w:p>
@@ -9,7 +9,7 @@
       </w:pPr>
       <w:r>
         <w:rPr>
-          <w:rFonts w:hint="eastAsia"/>
+          <w:rFonts w:hint="eastAsia" w:eastAsia="黑体"/>
         </w:rPr>
         <w:t xml:space="preserve">限流电阻保护电路</w:t>
       </w:r>
@@ -21,7 +21,7 @@
       </w:pPr>
       <w:r>
         <w:rPr>
-          <w:rFonts w:hint="eastAsia"/>
+          <w:rFonts w:hint="eastAsia" w:eastAsia="黑体"/>
         </w:rPr>
         <w:t xml:space="preserve">拓扑描述</w:t>
       </w:r>
@@ -32,16 +32,19 @@
       </w:pPr>
       <w:r>
         <w:rPr>
-          <w:rFonts w:hint="eastAsia"/>
+          <w:rFonts w:hint="eastAsia" w:eastAsia="黑体"/>
         </w:rPr>
         <w:t xml:space="preserve">由</w:t>
       </w:r>
       <w:r>
+        <w:rPr>
+          <w:rFonts w:eastAsia="黑体"/>
+        </w:rPr>
         <w:t xml:space="preserve"> </w:t>
       </w:r>
       <w:r>
         <w:rPr>
-          <w:rFonts w:hint="eastAsia"/>
+          <w:rFonts w:hint="eastAsia" w:eastAsia="黑体"/>
           <w:b/>
           <w:bCs/>
         </w:rPr>
@@ -49,6 +52,7 @@
       </w:r>
       <w:r>
         <w:rPr>
+          <w:rFonts w:eastAsia="黑体"/>
           <w:b/>
           <w:bCs/>
         </w:rPr>
@@ -60,46 +64,58 @@
         </m:r>
       </m:oMath>
       <w:r>
+        <w:rPr>
+          <w:rFonts w:eastAsia="黑体"/>
+        </w:rPr>
         <w:t xml:space="preserve"> </w:t>
       </w:r>
       <w:r>
         <w:rPr>
-          <w:rFonts w:hint="eastAsia"/>
+          <w:rFonts w:hint="eastAsia" w:eastAsia="黑体"/>
         </w:rPr>
         <w:t xml:space="preserve">与</w:t>
       </w:r>
       <w:r>
+        <w:rPr>
+          <w:rFonts w:eastAsia="黑体"/>
+        </w:rPr>
         <w:t xml:space="preserve"> </w:t>
       </w:r>
       <w:r>
         <w:rPr>
-          <w:rFonts w:hint="eastAsia"/>
+          <w:rFonts w:hint="eastAsia" w:eastAsia="黑体"/>
           <w:b/>
           <w:bCs/>
         </w:rPr>
         <w:t xml:space="preserve">电源/负载</w:t>
       </w:r>
       <w:r>
+        <w:rPr>
+          <w:rFonts w:eastAsia="黑体"/>
+        </w:rPr>
         <w:t xml:space="preserve"> </w:t>
       </w:r>
       <w:r>
         <w:rPr>
-          <w:rFonts w:hint="eastAsia"/>
+          <w:rFonts w:hint="eastAsia" w:eastAsia="黑体"/>
         </w:rPr>
         <w:t xml:space="preserve">组成的无源限流网络。电路共有</w:t>
       </w:r>
       <w:r>
+        <w:rPr>
+          <w:rFonts w:eastAsia="黑体"/>
+        </w:rPr>
         <w:t xml:space="preserve"> 2 </w:t>
       </w:r>
       <w:r>
         <w:rPr>
-          <w:rFonts w:hint="eastAsia"/>
+          <w:rFonts w:hint="eastAsia" w:eastAsia="黑体"/>
         </w:rPr>
         <w:t xml:space="preserve">个关键节点：</w:t>
       </w:r>
       <w:r>
         <w:rPr>
-          <w:rFonts w:hint="eastAsia"/>
+          <w:rFonts w:hint="eastAsia" w:eastAsia="黑体"/>
           <w:b/>
           <w:bCs/>
         </w:rPr>
@@ -107,6 +123,7 @@
       </w:r>
       <w:r>
         <w:rPr>
+          <w:rFonts w:eastAsia="黑体"/>
           <w:b/>
           <w:bCs/>
         </w:rPr>
@@ -114,7 +131,7 @@
       </w:r>
       <w:r>
         <w:rPr>
-          <w:rFonts w:hint="eastAsia"/>
+          <w:rFonts w:hint="eastAsia" w:eastAsia="黑体"/>
           <w:b/>
           <w:bCs/>
         </w:rPr>
@@ -122,11 +139,14 @@
       </w:r>
       <w:r>
         <w:rPr>
-          <w:rFonts w:hint="eastAsia"/>
+          <w:rFonts w:hint="eastAsia" w:eastAsia="黑体"/>
         </w:rPr>
         <w:t xml:space="preserve">（接电源输入</w:t>
       </w:r>
       <w:r>
+        <w:rPr>
+          <w:rFonts w:eastAsia="黑体"/>
+        </w:rPr>
         <w:t xml:space="preserve"> </w:t>
       </w:r>
       <m:oMath>
@@ -148,11 +168,14 @@
       </m:oMath>
       <w:r>
         <w:rPr>
-          <w:rFonts w:hint="eastAsia"/>
+          <w:rFonts w:hint="eastAsia" w:eastAsia="黑体"/>
         </w:rPr>
         <w:t xml:space="preserve">，连</w:t>
       </w:r>
       <w:r>
+        <w:rPr>
+          <w:rFonts w:eastAsia="黑体"/>
+        </w:rPr>
         <w:t xml:space="preserve"> </w:t>
       </w:r>
       <m:oMath>
@@ -161,17 +184,20 @@
         </m:r>
       </m:oMath>
       <w:r>
+        <w:rPr>
+          <w:rFonts w:eastAsia="黑体"/>
+        </w:rPr>
         <w:t xml:space="preserve"> </w:t>
       </w:r>
       <w:r>
         <w:rPr>
-          <w:rFonts w:hint="eastAsia"/>
+          <w:rFonts w:hint="eastAsia" w:eastAsia="黑体"/>
         </w:rPr>
         <w:t xml:space="preserve">一端）；</w:t>
       </w:r>
       <w:r>
         <w:rPr>
-          <w:rFonts w:hint="eastAsia"/>
+          <w:rFonts w:hint="eastAsia" w:eastAsia="黑体"/>
           <w:b/>
           <w:bCs/>
         </w:rPr>
@@ -179,6 +205,7 @@
       </w:r>
       <w:r>
         <w:rPr>
+          <w:rFonts w:eastAsia="黑体"/>
           <w:b/>
           <w:bCs/>
         </w:rPr>
@@ -186,7 +213,7 @@
       </w:r>
       <w:r>
         <w:rPr>
-          <w:rFonts w:hint="eastAsia"/>
+          <w:rFonts w:hint="eastAsia" w:eastAsia="黑体"/>
           <w:b/>
           <w:bCs/>
         </w:rPr>
@@ -194,7 +221,7 @@
       </w:r>
       <w:r>
         <w:rPr>
-          <w:rFonts w:hint="eastAsia"/>
+          <w:rFonts w:hint="eastAsia" w:eastAsia="黑体"/>
         </w:rPr>
         <w:t xml:space="preserve">（</w:t>
       </w:r>
@@ -204,15 +231,21 @@
         </m:r>
       </m:oMath>
       <w:r>
+        <w:rPr>
+          <w:rFonts w:eastAsia="黑体"/>
+        </w:rPr>
         <w:t xml:space="preserve"> </w:t>
       </w:r>
       <w:r>
         <w:rPr>
-          <w:rFonts w:hint="eastAsia"/>
+          <w:rFonts w:hint="eastAsia" w:eastAsia="黑体"/>
         </w:rPr>
         <w:t xml:space="preserve">另一端接负载，为输出</w:t>
       </w:r>
       <w:r>
+        <w:rPr>
+          <w:rFonts w:eastAsia="黑体"/>
+        </w:rPr>
         <w:t xml:space="preserve"> </w:t>
       </w:r>
       <m:oMath>
@@ -237,7 +270,7 @@
       </m:oMath>
       <w:r>
         <w:rPr>
-          <w:rFonts w:hint="eastAsia"/>
+          <w:rFonts w:hint="eastAsia" w:eastAsia="黑体"/>
         </w:rPr>
         <w:t xml:space="preserve">）。</w:t>
       </w:r>
@@ -246,7 +279,7 @@
       <w:pPr/>
       <w:r>
         <w:rPr>
-          <w:rFonts w:hint="eastAsia"/>
+          <w:rFonts w:hint="eastAsia" w:eastAsia="黑体"/>
         </w:rPr>
         <w:t xml:space="preserve">各元件管脚连接：</w:t>
       </w:r>
@@ -256,11 +289,14 @@
         </m:r>
       </m:oMath>
       <w:r>
+        <w:rPr>
+          <w:rFonts w:eastAsia="黑体"/>
+        </w:rPr>
         <w:t xml:space="preserve"> </w:t>
       </w:r>
       <w:r>
         <w:rPr>
-          <w:rFonts w:hint="eastAsia"/>
+          <w:rFonts w:hint="eastAsia" w:eastAsia="黑体"/>
         </w:rPr>
         <w:t xml:space="preserve">一端接节点①、另一端接节点②，串联在供电回路（或信号回路）中。</w:t>
       </w:r>
@@ -269,11 +305,14 @@
       <w:pPr/>
       <w:r>
         <w:rPr>
-          <w:rFonts w:hint="eastAsia"/>
+          <w:rFonts w:hint="eastAsia" w:eastAsia="黑体"/>
         </w:rPr>
         <w:t xml:space="preserve">由此构成”电阻串联在电源与负载之间”的最简单无源限流组态，正常时负载电流在电阻上产生较小压降；短路或过流时电阻两端压降急剧增大，把电流钳制在</w:t>
       </w:r>
       <w:r>
+        <w:rPr>
+          <w:rFonts w:eastAsia="黑体"/>
+        </w:rPr>
         <w:t xml:space="preserve"> </w:t>
       </w:r>
       <m:oMath>
@@ -330,11 +369,14 @@
         </m:f>
       </m:oMath>
       <w:r>
+        <w:rPr>
+          <w:rFonts w:eastAsia="黑体"/>
+        </w:rPr>
         <w:t xml:space="preserve"> </w:t>
       </w:r>
       <w:r>
         <w:rPr>
-          <w:rFonts w:hint="eastAsia"/>
+          <w:rFonts w:hint="eastAsia" w:eastAsia="黑体"/>
         </w:rPr>
         <w:t xml:space="preserve">以内，保护电源与线路。</w:t>
       </w:r>
@@ -347,7 +389,7 @@
       </w:pPr>
       <w:r>
         <w:rPr>
-          <w:rFonts w:hint="eastAsia"/>
+          <w:rFonts w:hint="eastAsia" w:eastAsia="黑体"/>
         </w:rPr>
         <w:t xml:space="preserve">工作原理</w:t>
       </w:r>
@@ -358,11 +400,14 @@
       </w:pPr>
       <w:r>
         <w:rPr>
-          <w:rFonts w:hint="eastAsia"/>
+          <w:rFonts w:hint="eastAsia" w:eastAsia="黑体"/>
         </w:rPr>
         <w:t xml:space="preserve">正常情况下负载电流在限流电阻上产生较小压降，影响不大；当负载出现短路或异常大电流时，电阻两端压降急剧增大，把电流钳制在</w:t>
       </w:r>
       <w:r>
+        <w:rPr>
+          <w:rFonts w:eastAsia="黑体"/>
+        </w:rPr>
         <w:t xml:space="preserve"> </w:t>
       </w:r>
       <m:oMath>
@@ -404,11 +449,14 @@
         </m:r>
       </m:oMath>
       <w:r>
+        <w:rPr>
+          <w:rFonts w:eastAsia="黑体"/>
+        </w:rPr>
         <w:t xml:space="preserve"> </w:t>
       </w:r>
       <w:r>
         <w:rPr>
-          <w:rFonts w:hint="eastAsia"/>
+          <w:rFonts w:hint="eastAsia" w:eastAsia="黑体"/>
         </w:rPr>
         <w:t xml:space="preserve">以内，从而保护电源与线路。</w:t>
       </w:r>
@@ -421,7 +469,7 @@
       </w:pPr>
       <w:r>
         <w:rPr>
-          <w:rFonts w:hint="eastAsia"/>
+          <w:rFonts w:hint="eastAsia" w:eastAsia="黑体"/>
         </w:rPr>
         <w:t xml:space="preserve">关键计算公式</w:t>
       </w:r>
@@ -435,7 +483,7 @@
       </w:pPr>
       <w:r>
         <w:rPr>
-          <w:rFonts w:hint="eastAsia"/>
+          <w:rFonts w:hint="eastAsia" w:eastAsia="黑体"/>
         </w:rPr>
         <w:t xml:space="preserve">最大（短路）电流：</w:t>
       </w:r>
@@ -513,7 +561,7 @@
       </w:pPr>
       <w:r>
         <w:rPr>
-          <w:rFonts w:hint="eastAsia"/>
+          <w:rFonts w:hint="eastAsia" w:eastAsia="黑体"/>
         </w:rPr>
         <w:t xml:space="preserve">电阻上的功率损耗：</w:t>
       </w:r>
@@ -573,7 +621,7 @@
       </w:pPr>
       <w:r>
         <w:rPr>
-          <w:rFonts w:hint="eastAsia"/>
+          <w:rFonts w:hint="eastAsia" w:eastAsia="黑体"/>
         </w:rPr>
         <w:t xml:space="preserve">正常工作时电阻压降（损耗）：</w:t>
       </w:r>
@@ -624,7 +672,7 @@
       </w:pPr>
       <w:r>
         <w:rPr>
-          <w:rFonts w:hint="eastAsia"/>
+          <w:rFonts w:hint="eastAsia" w:eastAsia="黑体"/>
         </w:rPr>
         <w:t xml:space="preserve">效率（负载分压）：</w:t>
       </w:r>
@@ -702,7 +750,7 @@
       </w:pPr>
       <w:r>
         <w:rPr>
-          <w:rFonts w:hint="eastAsia"/>
+          <w:rFonts w:hint="eastAsia" w:eastAsia="黑体"/>
         </w:rPr>
         <w:t xml:space="preserve">限流电阻阻值取值：</w:t>
       </w:r>
@@ -829,7 +877,7 @@
             </w:pPr>
             <w:r>
               <w:rPr>
-                <w:rFonts w:hint="eastAsia"/>
+                <w:rFonts w:hint="eastAsia" w:eastAsia="黑体"/>
               </w:rPr>
               <w:t xml:space="preserve">符号</w:t>
             </w:r>
@@ -843,7 +891,7 @@
             </w:pPr>
             <w:r>
               <w:rPr>
-                <w:rFonts w:hint="eastAsia"/>
+                <w:rFonts w:hint="eastAsia" w:eastAsia="黑体"/>
               </w:rPr>
               <w:t xml:space="preserve">含义</w:t>
             </w:r>
@@ -857,7 +905,7 @@
             </w:pPr>
             <w:r>
               <w:rPr>
-                <w:rFonts w:hint="eastAsia"/>
+                <w:rFonts w:hint="eastAsia" w:eastAsia="黑体"/>
               </w:rPr>
               <w:t xml:space="preserve">单位</w:t>
             </w:r>
@@ -877,6 +925,9 @@
               </m:r>
             </m:oMath>
             <w:r>
+              <w:rPr>
+                <w:rFonts w:eastAsia="黑体"/>
+              </w:rPr>
               <w:t xml:space="preserve">​</w:t>
             </w:r>
           </w:p>
@@ -889,7 +940,7 @@
             </w:pPr>
             <w:r>
               <w:rPr>
-                <w:rFonts w:hint="eastAsia"/>
+                <w:rFonts w:hint="eastAsia" w:eastAsia="黑体"/>
               </w:rPr>
               <w:t xml:space="preserve">限流电阻</w:t>
             </w:r>
@@ -902,6 +953,9 @@
               <w:pStyle w:val="Compact"/>
             </w:pPr>
             <w:r>
+              <w:rPr>
+                <w:rFonts w:eastAsia="黑体"/>
+              </w:rPr>
               <w:t xml:space="preserve">Ω</w:t>
             </w:r>
           </w:p>
@@ -932,6 +986,9 @@
               </m:sSub>
             </m:oMath>
             <w:r>
+              <w:rPr>
+                <w:rFonts w:eastAsia="黑体"/>
+              </w:rPr>
               <w:t xml:space="preserve">​</w:t>
             </w:r>
           </w:p>
@@ -944,16 +1001,19 @@
             </w:pPr>
             <w:r>
               <w:rPr>
-                <w:rFonts w:hint="eastAsia"/>
+                <w:rFonts w:hint="eastAsia" w:eastAsia="黑体"/>
               </w:rPr>
               <w:t xml:space="preserve">输入</w:t>
             </w:r>
             <w:r>
+              <w:rPr>
+                <w:rFonts w:eastAsia="黑体"/>
+              </w:rPr>
               <w:t xml:space="preserve"> / </w:t>
             </w:r>
             <w:r>
               <w:rPr>
-                <w:rFonts w:hint="eastAsia"/>
+                <w:rFonts w:hint="eastAsia" w:eastAsia="黑体"/>
               </w:rPr>
               <w:t xml:space="preserve">电源电压</w:t>
             </w:r>
@@ -966,6 +1026,9 @@
               <w:pStyle w:val="Compact"/>
             </w:pPr>
             <w:r>
+              <w:rPr>
+                <w:rFonts w:eastAsia="黑体"/>
+              </w:rPr>
               <w:t xml:space="preserve">V</w:t>
             </w:r>
           </w:p>
@@ -999,6 +1062,9 @@
               </m:sSub>
             </m:oMath>
             <w:r>
+              <w:rPr>
+                <w:rFonts w:eastAsia="黑体"/>
+              </w:rPr>
               <w:t xml:space="preserve">​</w:t>
             </w:r>
           </w:p>
@@ -1011,7 +1077,7 @@
             </w:pPr>
             <w:r>
               <w:rPr>
-                <w:rFonts w:hint="eastAsia"/>
+                <w:rFonts w:hint="eastAsia" w:eastAsia="黑体"/>
               </w:rPr>
               <w:t xml:space="preserve">负载端电压</w:t>
             </w:r>
@@ -1024,6 +1090,9 @@
               <w:pStyle w:val="Compact"/>
             </w:pPr>
             <w:r>
+              <w:rPr>
+                <w:rFonts w:eastAsia="黑体"/>
+              </w:rPr>
               <w:t xml:space="preserve">V</w:t>
             </w:r>
           </w:p>
@@ -1057,6 +1126,9 @@
               </m:sSub>
             </m:oMath>
             <w:r>
+              <w:rPr>
+                <w:rFonts w:eastAsia="黑体"/>
+              </w:rPr>
               <w:t xml:space="preserve">​</w:t>
             </w:r>
           </w:p>
@@ -1069,7 +1141,7 @@
             </w:pPr>
             <w:r>
               <w:rPr>
-                <w:rFonts w:hint="eastAsia"/>
+                <w:rFonts w:hint="eastAsia" w:eastAsia="黑体"/>
               </w:rPr>
               <w:t xml:space="preserve">最大电流</w:t>
             </w:r>
@@ -1082,6 +1154,9 @@
               <w:pStyle w:val="Compact"/>
             </w:pPr>
             <w:r>
+              <w:rPr>
+                <w:rFonts w:eastAsia="黑体"/>
+              </w:rPr>
               <w:t xml:space="preserve">A</w:t>
             </w:r>
           </w:p>
@@ -1100,6 +1175,9 @@
               </m:r>
             </m:oMath>
             <w:r>
+              <w:rPr>
+                <w:rFonts w:eastAsia="黑体"/>
+              </w:rPr>
               <w:t xml:space="preserve">​</w:t>
             </w:r>
           </w:p>
@@ -1112,7 +1190,7 @@
             </w:pPr>
             <w:r>
               <w:rPr>
-                <w:rFonts w:hint="eastAsia"/>
+                <w:rFonts w:hint="eastAsia" w:eastAsia="黑体"/>
               </w:rPr>
               <w:t xml:space="preserve">正常工作电流</w:t>
             </w:r>
@@ -1125,6 +1203,9 @@
               <w:pStyle w:val="Compact"/>
             </w:pPr>
             <w:r>
+              <w:rPr>
+                <w:rFonts w:eastAsia="黑体"/>
+              </w:rPr>
               <w:t xml:space="preserve">A</w:t>
             </w:r>
           </w:p>
@@ -1152,6 +1233,9 @@
               </m:sSub>
             </m:oMath>
             <w:r>
+              <w:rPr>
+                <w:rFonts w:eastAsia="黑体"/>
+              </w:rPr>
               <w:t xml:space="preserve">​</w:t>
             </w:r>
           </w:p>
@@ -1164,7 +1248,7 @@
             </w:pPr>
             <w:r>
               <w:rPr>
-                <w:rFonts w:hint="eastAsia"/>
+                <w:rFonts w:hint="eastAsia" w:eastAsia="黑体"/>
               </w:rPr>
               <w:t xml:space="preserve">电阻耗散功率</w:t>
             </w:r>
@@ -1177,6 +1261,9 @@
               <w:pStyle w:val="Compact"/>
             </w:pPr>
             <w:r>
+              <w:rPr>
+                <w:rFonts w:eastAsia="黑体"/>
+              </w:rPr>
               <w:t xml:space="preserve">W</w:t>
             </w:r>
           </w:p>
@@ -1191,7 +1278,7 @@
       </w:pPr>
       <w:r>
         <w:rPr>
-          <w:rFonts w:hint="eastAsia"/>
+          <w:rFonts w:hint="eastAsia" w:eastAsia="黑体"/>
         </w:rPr>
         <w:t xml:space="preserve">元件调整影响</w:t>
       </w:r>
@@ -1206,6 +1293,7 @@
       </w:pPr>
       <w:r>
         <w:rPr>
+          <w:rFonts w:eastAsia="黑体"/>
           <w:b/>
           <w:bCs/>
         </w:rPr>
@@ -1213,25 +1301,34 @@
       </w:r>
       <w:r>
         <w:rPr>
-          <w:rFonts w:hint="eastAsia"/>
+          <w:rFonts w:hint="eastAsia" w:eastAsia="黑体"/>
           <w:b/>
           <w:bCs/>
         </w:rPr>
         <w:t xml:space="preserve">增大</w:t>
       </w:r>
       <w:r>
+        <w:rPr>
+          <w:rFonts w:eastAsia="黑体"/>
+        </w:rPr>
         <w:t xml:space="preserve"> </w:t>
       </w:r>
       <w:r>
+        <w:rPr>
+          <w:rFonts w:eastAsia="黑体"/>
+        </w:rPr>
         <w:t xml:space="preserve">→ </w:t>
       </w:r>
       <w:r>
         <w:rPr>
-          <w:rFonts w:hint="eastAsia"/>
+          <w:rFonts w:hint="eastAsia" w:eastAsia="黑体"/>
         </w:rPr>
         <w:t xml:space="preserve">限流能力增强，最大电流</w:t>
       </w:r>
       <w:r>
+        <w:rPr>
+          <w:rFonts w:eastAsia="黑体"/>
+        </w:rPr>
         <w:t xml:space="preserve"> </w:t>
       </w:r>
       <m:oMath>
@@ -1255,11 +1352,14 @@
         </m:sSub>
       </m:oMath>
       <w:r>
+        <w:rPr>
+          <w:rFonts w:eastAsia="黑体"/>
+        </w:rPr>
         <w:t xml:space="preserve"> </w:t>
       </w:r>
       <w:r>
         <w:rPr>
-          <w:rFonts w:hint="eastAsia"/>
+          <w:rFonts w:hint="eastAsia" w:eastAsia="黑体"/>
         </w:rPr>
         <w:t xml:space="preserve">下降，但正常工作时压降和功耗增大、效率降低。</w:t>
       </w:r>
@@ -1274,6 +1374,7 @@
       </w:pPr>
       <w:r>
         <w:rPr>
+          <w:rFonts w:eastAsia="黑体"/>
           <w:b/>
           <w:bCs/>
         </w:rPr>
@@ -1281,21 +1382,27 @@
       </w:r>
       <w:r>
         <w:rPr>
-          <w:rFonts w:hint="eastAsia"/>
+          <w:rFonts w:hint="eastAsia" w:eastAsia="黑体"/>
           <w:b/>
           <w:bCs/>
         </w:rPr>
         <w:t xml:space="preserve">减小</w:t>
       </w:r>
       <w:r>
+        <w:rPr>
+          <w:rFonts w:eastAsia="黑体"/>
+        </w:rPr>
         <w:t xml:space="preserve"> </w:t>
       </w:r>
       <w:r>
+        <w:rPr>
+          <w:rFonts w:eastAsia="黑体"/>
+        </w:rPr>
         <w:t xml:space="preserve">→ </w:t>
       </w:r>
       <w:r>
         <w:rPr>
-          <w:rFonts w:hint="eastAsia"/>
+          <w:rFonts w:hint="eastAsia" w:eastAsia="黑体"/>
         </w:rPr>
         <w:t xml:space="preserve">限流能力减弱，允许通过更大电流，损耗减小。</w:t>
       </w:r>
@@ -1310,6 +1417,7 @@
       </w:pPr>
       <w:r>
         <w:rPr>
+          <w:rFonts w:eastAsia="黑体"/>
           <w:b/>
           <w:bCs/>
         </w:rPr>
@@ -1317,21 +1425,27 @@
       </w:r>
       <w:r>
         <w:rPr>
-          <w:rFonts w:hint="eastAsia"/>
+          <w:rFonts w:hint="eastAsia" w:eastAsia="黑体"/>
           <w:b/>
           <w:bCs/>
         </w:rPr>
         <w:t xml:space="preserve">选得过大</w:t>
       </w:r>
       <w:r>
+        <w:rPr>
+          <w:rFonts w:eastAsia="黑体"/>
+        </w:rPr>
         <w:t xml:space="preserve"> </w:t>
       </w:r>
       <w:r>
+        <w:rPr>
+          <w:rFonts w:eastAsia="黑体"/>
+        </w:rPr>
         <w:t xml:space="preserve">→ </w:t>
       </w:r>
       <w:r>
         <w:rPr>
-          <w:rFonts w:hint="eastAsia"/>
+          <w:rFonts w:hint="eastAsia" w:eastAsia="黑体"/>
         </w:rPr>
         <w:t xml:space="preserve">负载得不到足够电压，可能无法正常工作（欠压）。</w:t>
       </w:r>
@@ -1346,6 +1460,7 @@
       </w:pPr>
       <w:r>
         <w:rPr>
+          <w:rFonts w:eastAsia="黑体"/>
           <w:b/>
           <w:bCs/>
         </w:rPr>
@@ -1353,21 +1468,27 @@
       </w:r>
       <w:r>
         <w:rPr>
-          <w:rFonts w:hint="eastAsia"/>
+          <w:rFonts w:hint="eastAsia" w:eastAsia="黑体"/>
           <w:b/>
           <w:bCs/>
         </w:rPr>
         <w:t xml:space="preserve">选得过小</w:t>
       </w:r>
       <w:r>
+        <w:rPr>
+          <w:rFonts w:eastAsia="黑体"/>
+        </w:rPr>
         <w:t xml:space="preserve"> </w:t>
       </w:r>
       <w:r>
+        <w:rPr>
+          <w:rFonts w:eastAsia="黑体"/>
+        </w:rPr>
         <w:t xml:space="preserve">→ </w:t>
       </w:r>
       <w:r>
         <w:rPr>
-          <w:rFonts w:hint="eastAsia"/>
+          <w:rFonts w:hint="eastAsia" w:eastAsia="黑体"/>
         </w:rPr>
         <w:t xml:space="preserve">短路时电流仍很大，起不到保护作用。</w:t>
       </w:r>
@@ -1380,7 +1501,7 @@
       </w:pPr>
       <w:r>
         <w:rPr>
-          <w:rFonts w:hint="eastAsia"/>
+          <w:rFonts w:hint="eastAsia" w:eastAsia="黑体"/>
         </w:rPr>
         <w:t xml:space="preserve">典型参数示例</w:t>
       </w:r>
@@ -1395,11 +1516,14 @@
       </w:pPr>
       <w:r>
         <w:rPr>
-          <w:rFonts w:hint="eastAsia"/>
+          <w:rFonts w:hint="eastAsia" w:eastAsia="黑体"/>
         </w:rPr>
         <w:t xml:space="preserve">取</w:t>
       </w:r>
       <w:r>
+        <w:rPr>
+          <w:rFonts w:eastAsia="黑体"/>
+        </w:rPr>
         <w:t xml:space="preserve"> </w:t>
       </w:r>
       <m:oMath>
@@ -1440,11 +1564,14 @@
       </m:oMath>
       <w:r>
         <w:rPr>
-          <w:rFonts w:hint="eastAsia"/>
+          <w:rFonts w:hint="eastAsia" w:eastAsia="黑体"/>
         </w:rPr>
         <w:t xml:space="preserve">、负载工作电流</w:t>
       </w:r>
       <w:r>
+        <w:rPr>
+          <w:rFonts w:eastAsia="黑体"/>
+        </w:rPr>
         <w:t xml:space="preserve"> </w:t>
       </w:r>
       <m:oMath>
@@ -1473,11 +1600,14 @@
       </m:oMath>
       <w:r>
         <w:rPr>
-          <w:rFonts w:hint="eastAsia"/>
+          <w:rFonts w:hint="eastAsia" w:eastAsia="黑体"/>
         </w:rPr>
         <w:t xml:space="preserve">，要求压降</w:t>
       </w:r>
       <w:r>
+        <w:rPr>
+          <w:rFonts w:eastAsia="黑体"/>
+        </w:rPr>
         <w:t xml:space="preserve"> </w:t>
       </w:r>
       <m:oMath>
@@ -1497,7 +1627,7 @@
       </m:oMath>
       <w:r>
         <w:rPr>
-          <w:rFonts w:hint="eastAsia"/>
+          <w:rFonts w:hint="eastAsia" w:eastAsia="黑体"/>
         </w:rPr>
         <w:t xml:space="preserve">：</w:t>
       </w:r>
@@ -1548,11 +1678,14 @@
       </m:oMath>
       <w:r>
         <w:rPr>
-          <w:rFonts w:hint="eastAsia"/>
+          <w:rFonts w:hint="eastAsia" w:eastAsia="黑体"/>
         </w:rPr>
         <w:t xml:space="preserve">，短路时</w:t>
       </w:r>
       <w:r>
+        <w:rPr>
+          <w:rFonts w:eastAsia="黑体"/>
+        </w:rPr>
         <w:t xml:space="preserve"> </w:t>
       </w:r>
       <m:oMath>
@@ -1616,6 +1749,9 @@
         </m:r>
       </m:oMath>
       <w:r>
+        <w:rPr>
+          <w:rFonts w:eastAsia="黑体"/>
+        </w:rPr>
         <w:t xml:space="preserve">。</w:t>
       </w:r>
     </w:p>
@@ -1629,11 +1765,14 @@
       </w:pPr>
       <w:r>
         <w:rPr>
-          <w:rFonts w:hint="eastAsia"/>
+          <w:rFonts w:hint="eastAsia" w:eastAsia="黑体"/>
         </w:rPr>
         <w:t xml:space="preserve">取</w:t>
       </w:r>
       <w:r>
+        <w:rPr>
+          <w:rFonts w:eastAsia="黑体"/>
+        </w:rPr>
         <w:t xml:space="preserve"> </w:t>
       </w:r>
       <m:oMath>
@@ -1673,6 +1812,9 @@
         </m:r>
       </m:oMath>
       <w:r>
+        <w:rPr>
+          <w:rFonts w:eastAsia="黑体"/>
+        </w:rPr>
         <w:t xml:space="preserve">、</w:t>
       </w:r>
       <m:oMath>
@@ -1701,11 +1843,14 @@
       </m:oMath>
       <w:r>
         <w:rPr>
-          <w:rFonts w:hint="eastAsia"/>
+          <w:rFonts w:hint="eastAsia" w:eastAsia="黑体"/>
         </w:rPr>
         <w:t xml:space="preserve">：短路电流</w:t>
       </w:r>
       <w:r>
+        <w:rPr>
+          <w:rFonts w:eastAsia="黑体"/>
+        </w:rPr>
         <w:t xml:space="preserve"> </w:t>
       </w:r>
       <m:oMath>
@@ -1749,11 +1894,14 @@
       </m:oMath>
       <w:r>
         <w:rPr>
-          <w:rFonts w:hint="eastAsia"/>
+          <w:rFonts w:hint="eastAsia" w:eastAsia="黑体"/>
         </w:rPr>
         <w:t xml:space="preserve">，电阻耗散</w:t>
       </w:r>
       <w:r>
+        <w:rPr>
+          <w:rFonts w:eastAsia="黑体"/>
+        </w:rPr>
         <w:t xml:space="preserve"> </w:t>
       </w:r>
       <m:oMath>
@@ -1817,6 +1965,9 @@
         </m:r>
       </m:oMath>
       <w:r>
+        <w:rPr>
+          <w:rFonts w:eastAsia="黑体"/>
+        </w:rPr>
         <w:t xml:space="preserve">。</w:t>
       </w:r>
     </w:p>
@@ -1828,7 +1979,7 @@
       </w:pPr>
       <w:r>
         <w:rPr>
-          <w:rFonts w:hint="eastAsia"/>
+          <w:rFonts w:hint="eastAsia" w:eastAsia="黑体"/>
         </w:rPr>
         <w:t xml:space="preserve">常见器件型号</w:t>
       </w:r>
@@ -1843,25 +1994,31 @@
       </w:pPr>
       <w:r>
         <w:rPr>
-          <w:rFonts w:hint="eastAsia"/>
+          <w:rFonts w:hint="eastAsia" w:eastAsia="黑体"/>
         </w:rPr>
         <w:t xml:space="preserve">功率电阻：金属膜</w:t>
       </w:r>
       <w:r>
+        <w:rPr>
+          <w:rFonts w:eastAsia="黑体"/>
+        </w:rPr>
         <w:t xml:space="preserve"> 1/4 W、1/2 </w:t>
       </w:r>
       <w:r>
         <w:rPr>
-          <w:rFonts w:hint="eastAsia"/>
+          <w:rFonts w:hint="eastAsia" w:eastAsia="黑体"/>
         </w:rPr>
         <w:t xml:space="preserve">W，水泥电阻</w:t>
       </w:r>
       <w:r>
+        <w:rPr>
+          <w:rFonts w:eastAsia="黑体"/>
+        </w:rPr>
         <w:t xml:space="preserve"> 5 W、10 </w:t>
       </w:r>
       <w:r>
         <w:rPr>
-          <w:rFonts w:hint="eastAsia"/>
+          <w:rFonts w:hint="eastAsia" w:eastAsia="黑体"/>
         </w:rPr>
         <w:t xml:space="preserve">W（大电流限流）。</w:t>
       </w:r>
@@ -1876,16 +2033,19 @@
       </w:pPr>
       <w:r>
         <w:rPr>
-          <w:rFonts w:hint="eastAsia"/>
+          <w:rFonts w:hint="eastAsia" w:eastAsia="黑体"/>
         </w:rPr>
         <w:t xml:space="preserve">高精密电阻：0805</w:t>
       </w:r>
       <w:r>
+        <w:rPr>
+          <w:rFonts w:eastAsia="黑体"/>
+        </w:rPr>
         <w:t xml:space="preserve"> </w:t>
       </w:r>
       <w:r>
         <w:rPr>
-          <w:rFonts w:hint="eastAsia"/>
+          <w:rFonts w:hint="eastAsia" w:eastAsia="黑体"/>
         </w:rPr>
         <w:t xml:space="preserve">贴片、低阻合金采样电阻。</w:t>
       </w:r>
@@ -1900,16 +2060,19 @@
       </w:pPr>
       <w:r>
         <w:rPr>
-          <w:rFonts w:hint="eastAsia"/>
+          <w:rFonts w:hint="eastAsia" w:eastAsia="黑体"/>
         </w:rPr>
         <w:t xml:space="preserve">自恢复电阻型：常用</w:t>
       </w:r>
       <w:r>
+        <w:rPr>
+          <w:rFonts w:eastAsia="黑体"/>
+        </w:rPr>
         <w:t xml:space="preserve"> PTC </w:t>
       </w:r>
       <w:r>
         <w:rPr>
-          <w:rFonts w:hint="eastAsia"/>
+          <w:rFonts w:hint="eastAsia" w:eastAsia="黑体"/>
         </w:rPr>
         <w:t xml:space="preserve">热敏电阻（见自恢复保险丝电路）。</w:t>
       </w:r>
@@ -1922,7 +2085,7 @@
       </w:pPr>
       <w:r>
         <w:rPr>
-          <w:rFonts w:hint="eastAsia"/>
+          <w:rFonts w:hint="eastAsia" w:eastAsia="黑体"/>
         </w:rPr>
         <w:t xml:space="preserve">注意事项</w:t>
       </w:r>
@@ -1937,7 +2100,7 @@
       </w:pPr>
       <w:r>
         <w:rPr>
-          <w:rFonts w:hint="eastAsia"/>
+          <w:rFonts w:hint="eastAsia" w:eastAsia="黑体"/>
         </w:rPr>
         <w:t xml:space="preserve">必须核算最坏情况下的电阻功耗并留足功率余量，防止电阻过热烧毁。</w:t>
       </w:r>
@@ -1952,7 +2115,7 @@
       </w:pPr>
       <w:r>
         <w:rPr>
-          <w:rFonts w:hint="eastAsia"/>
+          <w:rFonts w:hint="eastAsia" w:eastAsia="黑体"/>
         </w:rPr>
         <w:t xml:space="preserve">限流会引入额外压降，不适合对电压精度要求高的负载。</w:t>
       </w:r>
@@ -1967,7 +2130,7 @@
       </w:pPr>
       <w:r>
         <w:rPr>
-          <w:rFonts w:hint="eastAsia"/>
+          <w:rFonts w:hint="eastAsia" w:eastAsia="黑体"/>
         </w:rPr>
         <w:t xml:space="preserve">对动态负载，阻值需在「限流能力」与「正常压降」之间折中。</w:t>
       </w:r>
@@ -1982,7 +2145,7 @@
       </w:pPr>
       <w:r>
         <w:rPr>
-          <w:rFonts w:hint="eastAsia"/>
+          <w:rFonts w:hint="eastAsia" w:eastAsia="黑体"/>
         </w:rPr>
         <w:t xml:space="preserve">大电流场合优先考虑用开关型保护或保险丝，纯电阻损耗过大。</w:t>
       </w:r>
@@ -1995,7 +2158,7 @@
       </w:pPr>
       <w:r>
         <w:rPr>
-          <w:rFonts w:hint="eastAsia"/>
+          <w:rFonts w:hint="eastAsia" w:eastAsia="黑体"/>
         </w:rPr>
         <w:t xml:space="preserve">参考资料</w:t>
       </w:r>
@@ -2010,7 +2173,7 @@
       </w:pPr>
       <w:r>
         <w:rPr>
-          <w:rFonts w:hint="eastAsia"/>
+          <w:rFonts w:hint="eastAsia" w:eastAsia="黑体"/>
         </w:rPr>
         <w:t xml:space="preserve">《模拟电子技术基础》（童诗白、华成英）。</w:t>
       </w:r>
@@ -2024,6 +2187,9 @@
         </w:numPr>
       </w:pPr>
       <w:r>
+        <w:rPr>
+          <w:rFonts w:eastAsia="黑体"/>
+        </w:rPr>
         <w:t xml:space="preserve">Wikipedia: Current limiting。</w:t>
       </w:r>
     </w:p>
@@ -2037,7 +2203,7 @@
       </w:pPr>
       <w:r>
         <w:rPr>
-          <w:rFonts w:hint="eastAsia"/>
+          <w:rFonts w:hint="eastAsia" w:eastAsia="黑体"/>
         </w:rPr>
         <w:t xml:space="preserve">《电力电子技术》（王兆安、刘进军）。</w:t>
       </w:r>
@@ -2051,11 +2217,11 @@
       </w:pPr>
       <w:r>
         <w:rPr>
-          <w:rFonts w:ascii="Times New Roman" w:hAnsi="Times New Roman"/>
+          <w:rFonts w:ascii="Times New Roman" w:hAnsi="Times New Roman" w:eastAsia="黑体"/>
           <w:color w:val="555555"/>
           <w:sz w:val="21"/>
         </w:rPr>
-        <w:t>材料收集者：杜文杰</w:t>
+        <w:t>材料收集者：杜文杰，WX手机：19519196569，QQ:3478827729</w:t>
       </w:r>
     </w:p>
     <w:sectPr>
@@ -2075,7 +2241,7 @@
 </file>
 
 <file path=word/footer1.xml><?xml version="1.0" encoding="utf-8"?>
-<w:ftr xmlns:m="http://schemas.openxmlformats.org/officeDocument/2006/math" xmlns:mc="http://schemas.openxmlformats.org/markup-compatibility/2006" xmlns:mo="http://schemas.microsoft.com/office/mac/office/2008/main" xmlns:mv="urn:schemas-microsoft-com:mac:vml" xmlns:o="urn:schemas-microsoft-com:office:office" xmlns:r="http://schemas.openxmlformats.org/officeDocument/2006/relationships" xmlns:v="urn:schemas-microsoft-com:vml" xmlns:w10="urn:schemas-microsoft-com:office:word" xmlns:w14="http://schemas.microsoft.com/office/word/2010/wordml" xmlns:w="http://schemas.openxmlformats.org/wordprocessingml/2006/main" xmlns:wne="http://schemas.microsoft.com/office/word/2006/wordml" xmlns:wp14="http://schemas.microsoft.com/office/word/2010/wordprocessingDrawing" xmlns:wp="http://schemas.openxmlformats.org/drawingml/2006/wordprocessingDrawing" xmlns:wpc="http://schemas.microsoft.com/office/word/2010/wordprocessingCanvas" xmlns:wpg="http://schemas.microsoft.com/office/word/2010/wordprocessingGroup" xmlns:wpi="http://schemas.microsoft.com/office/word/2010/wordprocessingInk" xmlns:wps="http://schemas.microsoft.com/office/word/2010/wordprocessingShape" mc:Ignorable="w14 wp14">
+<w:ftr xmlns:mc="http://schemas.openxmlformats.org/markup-compatibility/2006" xmlns:w="http://schemas.openxmlformats.org/wordprocessingml/2006/main" xmlns:m="http://schemas.openxmlformats.org/officeDocument/2006/math" xmlns:mo="http://schemas.microsoft.com/office/mac/office/2008/main" xmlns:mv="urn:schemas-microsoft-com:mac:vml" xmlns:o="urn:schemas-microsoft-com:office:office" xmlns:r="http://schemas.openxmlformats.org/officeDocument/2006/relationships" xmlns:v="urn:schemas-microsoft-com:vml" xmlns:w10="urn:schemas-microsoft-com:office:word" xmlns:w14="http://schemas.microsoft.com/office/word/2010/wordml" xmlns:wne="http://schemas.microsoft.com/office/word/2006/wordml" xmlns:wp14="http://schemas.microsoft.com/office/word/2010/wordprocessingDrawing" xmlns:wp="http://schemas.openxmlformats.org/drawingml/2006/wordprocessingDrawing" xmlns:wpc="http://schemas.microsoft.com/office/word/2010/wordprocessingCanvas" xmlns:wpg="http://schemas.microsoft.com/office/word/2010/wordprocessingGroup" xmlns:wpi="http://schemas.microsoft.com/office/word/2010/wordprocessingInk" xmlns:wps="http://schemas.microsoft.com/office/word/2010/wordprocessingShape" mc:Ignorable="w14 wp14">
   <w:p>
     <w:pPr>
       <w:pStyle w:val="Footer"/>
@@ -2083,12 +2249,14 @@
     </w:pPr>
     <w:r>
       <w:rPr>
+        <w:rFonts w:eastAsia="黑体"/>
         <w:sz w:val="18"/>
       </w:rPr>
       <w:t xml:space="preserve">第 </w:t>
     </w:r>
     <w:r>
       <w:rPr>
+        <w:rFonts w:eastAsia="黑体"/>
         <w:sz w:val="18"/>
       </w:rPr>
       <w:fldChar w:fldCharType="begin"/>
@@ -2097,6 +2265,7 @@
     </w:r>
     <w:r>
       <w:rPr>
+        <w:rFonts w:eastAsia="黑体"/>
         <w:sz w:val="18"/>
       </w:rPr>
       <w:t xml:space="preserve"> 页</w:t>
@@ -2110,6 +2279,9 @@
   <w:footnote w:type="continuationSeparator" w:id="0">
     <w:p>
       <w:r>
+        <w:rPr>
+          <w:rFonts w:eastAsia="黑体"/>
+        </w:rPr>
         <w:continuationSeparator/>
       </w:r>
     </w:p>
@@ -2117,6 +2289,9 @@
   <w:footnote w:type="separator" w:id="-1">
     <w:p>
       <w:r>
+        <w:rPr>
+          <w:rFonts w:eastAsia="黑体"/>
+        </w:rPr>
         <w:separator/>
       </w:r>
     </w:p>
@@ -2125,7 +2300,7 @@
 </file>
 
 <file path=word/header1.xml><?xml version="1.0" encoding="utf-8"?>
-<w:hdr xmlns:m="http://schemas.openxmlformats.org/officeDocument/2006/math" xmlns:mc="http://schemas.openxmlformats.org/markup-compatibility/2006" xmlns:mo="http://schemas.microsoft.com/office/mac/office/2008/main" xmlns:mv="urn:schemas-microsoft-com:mac:vml" xmlns:o="urn:schemas-microsoft-com:office:office" xmlns:r="http://schemas.openxmlformats.org/officeDocument/2006/relationships" xmlns:v="urn:schemas-microsoft-com:vml" xmlns:w10="urn:schemas-microsoft-com:office:word" xmlns:w14="http://schemas.microsoft.com/office/word/2010/wordml" xmlns:w="http://schemas.openxmlformats.org/wordprocessingml/2006/main" xmlns:wne="http://schemas.microsoft.com/office/word/2006/wordml" xmlns:wp14="http://schemas.microsoft.com/office/word/2010/wordprocessingDrawing" xmlns:wp="http://schemas.openxmlformats.org/drawingml/2006/wordprocessingDrawing" xmlns:wpc="http://schemas.microsoft.com/office/word/2010/wordprocessingCanvas" xmlns:wpg="http://schemas.microsoft.com/office/word/2010/wordprocessingGroup" xmlns:wpi="http://schemas.microsoft.com/office/word/2010/wordprocessingInk" xmlns:wps="http://schemas.microsoft.com/office/word/2010/wordprocessingShape" mc:Ignorable="w14 wp14">
+<w:hdr xmlns:mc="http://schemas.openxmlformats.org/markup-compatibility/2006" xmlns:w="http://schemas.openxmlformats.org/wordprocessingml/2006/main" xmlns:m="http://schemas.openxmlformats.org/officeDocument/2006/math" xmlns:mo="http://schemas.microsoft.com/office/mac/office/2008/main" xmlns:mv="urn:schemas-microsoft-com:mac:vml" xmlns:o="urn:schemas-microsoft-com:office:office" xmlns:r="http://schemas.openxmlformats.org/officeDocument/2006/relationships" xmlns:v="urn:schemas-microsoft-com:vml" xmlns:w10="urn:schemas-microsoft-com:office:word" xmlns:w14="http://schemas.microsoft.com/office/word/2010/wordml" xmlns:wne="http://schemas.microsoft.com/office/word/2006/wordml" xmlns:wp14="http://schemas.microsoft.com/office/word/2010/wordprocessingDrawing" xmlns:wp="http://schemas.openxmlformats.org/drawingml/2006/wordprocessingDrawing" xmlns:wpc="http://schemas.microsoft.com/office/word/2010/wordprocessingCanvas" xmlns:wpg="http://schemas.microsoft.com/office/word/2010/wordprocessingGroup" xmlns:wpi="http://schemas.microsoft.com/office/word/2010/wordprocessingInk" xmlns:wps="http://schemas.microsoft.com/office/word/2010/wordprocessingShape" mc:Ignorable="w14 wp14">
   <w:p>
     <w:pPr>
       <w:pStyle w:val="Header"/>
@@ -2133,7 +2308,7 @@
     </w:pPr>
     <w:r>
       <w:rPr>
-        <w:rFonts w:ascii="Times New Roman" w:hAnsi="Times New Roman"/>
+        <w:rFonts w:ascii="Times New Roman" w:hAnsi="Times New Roman" w:eastAsia="黑体"/>
         <w:sz w:val="18"/>
         <w:rFonts w:eastAsia="黑体"/>
         <w:rFonts w:eastAsia="黑体"/>
@@ -2145,7 +2320,7 @@
 </file>
 
 <file path=word/numbering.xml><?xml version="1.0" encoding="utf-8"?>
-<w:numbering xmlns:m="http://schemas.openxmlformats.org/officeDocument/2006/math" xmlns:mc="http://schemas.openxmlformats.org/markup-compatibility/2006" xmlns:mo="http://schemas.microsoft.com/office/mac/office/2008/main" xmlns:mv="urn:schemas-microsoft-com:mac:vml" xmlns:o="urn:schemas-microsoft-com:office:office" xmlns:r="http://schemas.openxmlformats.org/officeDocument/2006/relationships" xmlns:v="urn:schemas-microsoft-com:vml" xmlns:w="http://schemas.openxmlformats.org/wordprocessingml/2006/main" xmlns:w10="urn:schemas-microsoft-com:office:word" xmlns:w14="http://schemas.microsoft.com/office/word/2010/wordml" xmlns:wne="http://schemas.microsoft.com/office/word/2006/wordml" xmlns:wp="http://schemas.openxmlformats.org/drawingml/2006/wordprocessingDrawing" xmlns:wp14="http://schemas.microsoft.com/office/word/2010/wordprocessingDrawing" xmlns:wpc="http://schemas.microsoft.com/office/word/2010/wordprocessingCanvas" xmlns:wpg="http://schemas.microsoft.com/office/word/2010/wordprocessingGroup" xmlns:wpi="http://schemas.microsoft.com/office/word/2010/wordprocessingInk" xmlns:wps="http://schemas.microsoft.com/office/word/2010/wordprocessingShape" mc:Ignorable="w14 wp14">
+<w:numbering xmlns:mc="http://schemas.openxmlformats.org/markup-compatibility/2006" xmlns:w="http://schemas.openxmlformats.org/wordprocessingml/2006/main" xmlns:m="http://schemas.openxmlformats.org/officeDocument/2006/math" xmlns:mo="http://schemas.microsoft.com/office/mac/office/2008/main" xmlns:mv="urn:schemas-microsoft-com:mac:vml" xmlns:o="urn:schemas-microsoft-com:office:office" xmlns:r="http://schemas.openxmlformats.org/officeDocument/2006/relationships" xmlns:v="urn:schemas-microsoft-com:vml" xmlns:w10="urn:schemas-microsoft-com:office:word" xmlns:w14="http://schemas.microsoft.com/office/word/2010/wordml" xmlns:wne="http://schemas.microsoft.com/office/word/2006/wordml" xmlns:wp="http://schemas.openxmlformats.org/drawingml/2006/wordprocessingDrawing" xmlns:wp14="http://schemas.microsoft.com/office/word/2010/wordprocessingDrawing" xmlns:wpc="http://schemas.microsoft.com/office/word/2010/wordprocessingCanvas" xmlns:wpg="http://schemas.microsoft.com/office/word/2010/wordprocessingGroup" xmlns:wpi="http://schemas.microsoft.com/office/word/2010/wordprocessingInk" xmlns:wps="http://schemas.microsoft.com/office/word/2010/wordprocessingShape" mc:Ignorable="w14 wp14">
   <w:abstractNum w:abstractNumId="0">
     <w:nsid w:val="FFFFFF7C"/>
     <w:multiLevelType w:val="singleLevel"/>
@@ -2232,7 +2407,7 @@
         <w:ind w:hanging="360" w:left="1440"/>
       </w:pPr>
       <w:rPr>
-        <w:rFonts w:ascii="Symbol" w:hAnsi="Symbol" w:hint="default"/>
+        <w:rFonts w:ascii="Symbol" w:hAnsi="Symbol" w:hint="default" w:eastAsia="黑体"/>
       </w:rPr>
     </w:lvl>
   </w:abstractNum>
@@ -2253,7 +2428,7 @@
         <w:ind w:hanging="360" w:left="1080"/>
       </w:pPr>
       <w:rPr>
-        <w:rFonts w:ascii="Symbol" w:hAnsi="Symbol" w:hint="default"/>
+        <w:rFonts w:ascii="Symbol" w:hAnsi="Symbol" w:hint="default" w:eastAsia="黑体"/>
       </w:rPr>
     </w:lvl>
   </w:abstractNum>
@@ -2274,7 +2449,7 @@
         <w:ind w:hanging="360" w:left="720"/>
       </w:pPr>
       <w:rPr>
-        <w:rFonts w:ascii="Symbol" w:hAnsi="Symbol" w:hint="default"/>
+        <w:rFonts w:ascii="Symbol" w:hAnsi="Symbol" w:hint="default" w:eastAsia="黑体"/>
       </w:rPr>
     </w:lvl>
   </w:abstractNum>
@@ -2313,7 +2488,7 @@
         <w:ind w:hanging="360" w:left="360"/>
       </w:pPr>
       <w:rPr>
-        <w:rFonts w:ascii="Symbol" w:hAnsi="Symbol" w:hint="default"/>
+        <w:rFonts w:ascii="Symbol" w:hAnsi="Symbol" w:hint="default" w:eastAsia="黑体"/>
       </w:rPr>
     </w:lvl>
   </w:abstractNum>
@@ -2404,7 +2579,7 @@
         <w:ind w:left="720" w:hanging="360"/>
       </w:pPr>
       <w:rPr>
-        <w:rFonts w:ascii="Symbol" w:hAnsi="Symbol" w:cs="Symbol" w:hint="default"/>
+        <w:rFonts w:ascii="Symbol" w:hAnsi="Symbol" w:cs="Symbol" w:hint="default" w:eastAsia="黑体"/>
       </w:rPr>
     </w:lvl>
     <w:lvl w:ilvl="1">
@@ -2415,7 +2590,7 @@
         <w:ind w:left="1440" w:hanging="360"/>
       </w:pPr>
       <w:rPr>
-        <w:rFonts w:ascii="Courier New" w:hAnsi="Courier New" w:cs="Courier New" w:hint="default"/>
+        <w:rFonts w:ascii="Courier New" w:hAnsi="Courier New" w:cs="Courier New" w:hint="default" w:eastAsia="黑体"/>
       </w:rPr>
     </w:lvl>
     <w:lvl w:ilvl="2">
@@ -2426,7 +2601,7 @@
         <w:ind w:left="2160" w:hanging="360"/>
       </w:pPr>
       <w:rPr>
-        <w:rFonts w:ascii="Wingdings" w:hAnsi="Wingdings" w:cs="Wingdings" w:hint="default"/>
+        <w:rFonts w:ascii="Wingdings" w:hAnsi="Wingdings" w:cs="Wingdings" w:hint="default" w:eastAsia="黑体"/>
       </w:rPr>
     </w:lvl>
     <w:lvl w:ilvl="3">
@@ -2437,7 +2612,7 @@
         <w:ind w:left="2880" w:hanging="360"/>
       </w:pPr>
       <w:rPr>
-        <w:rFonts w:ascii="Symbol" w:hAnsi="Symbol" w:cs="Symbol" w:hint="default"/>
+        <w:rFonts w:ascii="Symbol" w:hAnsi="Symbol" w:cs="Symbol" w:hint="default" w:eastAsia="黑体"/>
       </w:rPr>
     </w:lvl>
     <w:lvl w:ilvl="4">
@@ -2448,7 +2623,7 @@
         <w:ind w:left="3600" w:hanging="360"/>
       </w:pPr>
       <w:rPr>
-        <w:rFonts w:ascii="Courier New" w:hAnsi="Courier New" w:cs="Courier New" w:hint="default"/>
+        <w:rFonts w:ascii="Courier New" w:hAnsi="Courier New" w:cs="Courier New" w:hint="default" w:eastAsia="黑体"/>
       </w:rPr>
     </w:lvl>
     <w:lvl w:ilvl="5">
@@ -2459,7 +2634,7 @@
         <w:ind w:left="4320" w:hanging="360"/>
       </w:pPr>
       <w:rPr>
-        <w:rFonts w:ascii="Wingdings" w:hAnsi="Wingdings" w:cs="Wingdings" w:hint="default"/>
+        <w:rFonts w:ascii="Wingdings" w:hAnsi="Wingdings" w:cs="Wingdings" w:hint="default" w:eastAsia="黑体"/>
       </w:rPr>
     </w:lvl>
     <w:lvl w:ilvl="6">
@@ -2470,7 +2645,7 @@
         <w:ind w:left="5040" w:hanging="360"/>
       </w:pPr>
       <w:rPr>
-        <w:rFonts w:ascii="Symbol" w:hAnsi="Symbol" w:cs="Symbol" w:hint="default"/>
+        <w:rFonts w:ascii="Symbol" w:hAnsi="Symbol" w:cs="Symbol" w:hint="default" w:eastAsia="黑体"/>
       </w:rPr>
     </w:lvl>
     <w:lvl w:ilvl="7">
@@ -2481,7 +2656,7 @@
         <w:ind w:left="5760" w:hanging="360"/>
       </w:pPr>
       <w:rPr>
-        <w:rFonts w:ascii="Courier New" w:hAnsi="Courier New" w:cs="Courier New" w:hint="default"/>
+        <w:rFonts w:ascii="Courier New" w:hAnsi="Courier New" w:cs="Courier New" w:hint="default" w:eastAsia="黑体"/>
       </w:rPr>
     </w:lvl>
     <w:lvl w:ilvl="8">
@@ -2492,7 +2667,7 @@
         <w:ind w:left="6480" w:hanging="360"/>
       </w:pPr>
       <w:rPr>
-        <w:rFonts w:ascii="Wingdings" w:hAnsi="Wingdings" w:cs="Wingdings" w:hint="default"/>
+        <w:rFonts w:ascii="Wingdings" w:hAnsi="Wingdings" w:cs="Wingdings" w:hint="default" w:eastAsia="黑体"/>
       </w:rPr>
     </w:lvl>
   </w:abstractNum>
@@ -2548,11 +2723,11 @@
 </file>
 
 <file path=word/styles.xml><?xml version="1.0" encoding="utf-8"?>
-<w:styles xmlns:mc="http://schemas.openxmlformats.org/markup-compatibility/2006" xmlns:r="http://schemas.openxmlformats.org/officeDocument/2006/relationships" xmlns:w="http://schemas.openxmlformats.org/wordprocessingml/2006/main" xmlns:w14="http://schemas.microsoft.com/office/word/2010/wordml" mc:Ignorable="w14">
+<w:styles xmlns:mc="http://schemas.openxmlformats.org/markup-compatibility/2006" xmlns:w="http://schemas.openxmlformats.org/wordprocessingml/2006/main" xmlns:r="http://schemas.openxmlformats.org/officeDocument/2006/relationships" xmlns:w14="http://schemas.microsoft.com/office/word/2010/wordml" mc:Ignorable="w14">
   <w:docDefaults>
     <w:rPrDefault>
       <w:rPr>
-        <w:rFonts w:asciiTheme="minorHAnsi" w:cstheme="minorBidi" w:eastAsiaTheme="minorEastAsia" w:hAnsiTheme="minorHAnsi"/>
+        <w:rFonts w:asciiTheme="minorHAnsi" w:cstheme="minorBidi" w:hAnsiTheme="minorHAnsi" w:eastAsia="黑体"/>
         <w:sz w:val="22"/>
         <w:szCs w:val="22"/>
         <w:lang w:bidi="ar-SA" w:eastAsia="en-US" w:val="en-US"/>
@@ -2774,7 +2949,7 @@
       <w:outlineLvl w:val="0"/>
     </w:pPr>
     <w:rPr>
-      <w:rFonts w:ascii="Times New Roman" w:asciiTheme="majorHAnsi" w:cstheme="majorBidi" w:eastAsia="黑体" w:eastAsiaTheme="majorEastAsia" w:hAnsi="Times New Roman" w:hAnsiTheme="majorHAnsi"/>
+      <w:rFonts w:ascii="Times New Roman" w:asciiTheme="majorHAnsi" w:cstheme="majorBidi" w:eastAsia="黑体" w:hAnsi="Times New Roman" w:hAnsiTheme="majorHAnsi"/>
       <w:b/>
       <w:bCs/>
       <w:color w:val="1F3864"/>
@@ -2798,7 +2973,7 @@
       <w:outlineLvl w:val="1"/>
     </w:pPr>
     <w:rPr>
-      <w:rFonts w:ascii="Times New Roman" w:asciiTheme="majorHAnsi" w:cstheme="majorBidi" w:eastAsia="黑体" w:eastAsiaTheme="majorEastAsia" w:hAnsi="Times New Roman" w:hAnsiTheme="majorHAnsi"/>
+      <w:rFonts w:ascii="Times New Roman" w:asciiTheme="majorHAnsi" w:cstheme="majorBidi" w:eastAsia="黑体" w:hAnsi="Times New Roman" w:hAnsiTheme="majorHAnsi"/>
       <w:b/>
       <w:bCs/>
       <w:color w:val="2E4E7E"/>
@@ -2822,7 +2997,7 @@
       <w:outlineLvl w:val="2"/>
     </w:pPr>
     <w:rPr>
-      <w:rFonts w:ascii="Times New Roman" w:asciiTheme="majorHAnsi" w:cstheme="majorBidi" w:eastAsia="黑体" w:eastAsiaTheme="majorEastAsia" w:hAnsi="Times New Roman" w:hAnsiTheme="majorHAnsi"/>
+      <w:rFonts w:ascii="Times New Roman" w:asciiTheme="majorHAnsi" w:cstheme="majorBidi" w:eastAsia="黑体" w:hAnsi="Times New Roman" w:hAnsiTheme="majorHAnsi"/>
       <w:b/>
       <w:bCs/>
       <w:color w:val="2E4E7E"/>
@@ -2846,7 +3021,7 @@
       <w:outlineLvl w:val="3"/>
     </w:pPr>
     <w:rPr>
-      <w:rFonts w:ascii="Times New Roman" w:asciiTheme="majorHAnsi" w:cstheme="majorBidi" w:eastAsia="黑体" w:eastAsiaTheme="majorEastAsia" w:hAnsi="Times New Roman" w:hAnsiTheme="majorHAnsi"/>
+      <w:rFonts w:ascii="Times New Roman" w:asciiTheme="majorHAnsi" w:cstheme="majorBidi" w:eastAsia="黑体" w:hAnsi="Times New Roman" w:hAnsiTheme="majorHAnsi"/>
       <w:b/>
       <w:bCs/>
       <w:i/>
@@ -2872,7 +3047,7 @@
       <w:outlineLvl w:val="4"/>
     </w:pPr>
     <w:rPr>
-      <w:rFonts w:ascii="Times New Roman" w:asciiTheme="majorHAnsi" w:cstheme="majorBidi" w:eastAsia="黑体" w:eastAsiaTheme="majorEastAsia" w:hAnsi="Times New Roman" w:hAnsiTheme="majorHAnsi"/>
+      <w:rFonts w:ascii="Times New Roman" w:asciiTheme="majorHAnsi" w:cstheme="majorBidi" w:eastAsia="黑体" w:hAnsi="Times New Roman" w:hAnsiTheme="majorHAnsi"/>
       <w:b/>
       <w:color w:val="333333"/>
       <w:sz w:val="22"/>
@@ -2895,7 +3070,7 @@
       <w:outlineLvl w:val="5"/>
     </w:pPr>
     <w:rPr>
-      <w:rFonts w:asciiTheme="majorHAnsi" w:cstheme="majorBidi" w:eastAsiaTheme="majorEastAsia" w:hAnsiTheme="majorHAnsi"/>
+      <w:rFonts w:asciiTheme="majorHAnsi" w:cstheme="majorBidi" w:hAnsiTheme="majorHAnsi" w:eastAsia="黑体"/>
       <w:i/>
       <w:iCs/>
       <w:color w:themeColor="accent1" w:themeShade="7F" w:val="243F60"/>
@@ -2918,7 +3093,7 @@
       <w:outlineLvl w:val="6"/>
     </w:pPr>
     <w:rPr>
-      <w:rFonts w:asciiTheme="majorHAnsi" w:cstheme="majorBidi" w:eastAsiaTheme="majorEastAsia" w:hAnsiTheme="majorHAnsi"/>
+      <w:rFonts w:asciiTheme="majorHAnsi" w:cstheme="majorBidi" w:hAnsiTheme="majorHAnsi" w:eastAsia="黑体"/>
       <w:i/>
       <w:iCs/>
       <w:color w:themeColor="text1" w:themeTint="BF" w:val="404040"/>
@@ -2941,7 +3116,7 @@
       <w:outlineLvl w:val="7"/>
     </w:pPr>
     <w:rPr>
-      <w:rFonts w:asciiTheme="majorHAnsi" w:cstheme="majorBidi" w:eastAsiaTheme="majorEastAsia" w:hAnsiTheme="majorHAnsi"/>
+      <w:rFonts w:asciiTheme="majorHAnsi" w:cstheme="majorBidi" w:hAnsiTheme="majorHAnsi" w:eastAsia="黑体"/>
       <w:color w:themeColor="accent1" w:val="4F81BD"/>
       <w:sz w:val="20"/>
       <w:szCs w:val="20"/>
@@ -2964,7 +3139,7 @@
       <w:outlineLvl w:val="8"/>
     </w:pPr>
     <w:rPr>
-      <w:rFonts w:asciiTheme="majorHAnsi" w:cstheme="majorBidi" w:eastAsiaTheme="majorEastAsia" w:hAnsiTheme="majorHAnsi"/>
+      <w:rFonts w:asciiTheme="majorHAnsi" w:cstheme="majorBidi" w:hAnsiTheme="majorHAnsi" w:eastAsia="黑体"/>
       <w:i/>
       <w:iCs/>
       <w:color w:themeColor="text1" w:themeTint="BF" w:val="404040"/>
@@ -3015,7 +3190,7 @@
     <w:uiPriority w:val="9"/>
     <w:rsid w:val="00FC693F"/>
     <w:rPr>
-      <w:rFonts w:asciiTheme="majorHAnsi" w:cstheme="majorBidi" w:eastAsiaTheme="majorEastAsia" w:hAnsiTheme="majorHAnsi"/>
+      <w:rFonts w:asciiTheme="majorHAnsi" w:cstheme="majorBidi" w:hAnsiTheme="majorHAnsi" w:eastAsia="黑体"/>
       <w:b/>
       <w:bCs/>
       <w:color w:themeColor="accent1" w:themeShade="BF" w:val="365F91"/>
@@ -3030,7 +3205,7 @@
     <w:uiPriority w:val="9"/>
     <w:rsid w:val="00FC693F"/>
     <w:rPr>
-      <w:rFonts w:asciiTheme="majorHAnsi" w:cstheme="majorBidi" w:eastAsiaTheme="majorEastAsia" w:hAnsiTheme="majorHAnsi"/>
+      <w:rFonts w:asciiTheme="majorHAnsi" w:cstheme="majorBidi" w:hAnsiTheme="majorHAnsi" w:eastAsia="黑体"/>
       <w:b/>
       <w:bCs/>
       <w:color w:themeColor="accent1" w:val="4F81BD"/>
@@ -3045,7 +3220,7 @@
     <w:uiPriority w:val="9"/>
     <w:rsid w:val="00FC693F"/>
     <w:rPr>
-      <w:rFonts w:asciiTheme="majorHAnsi" w:cstheme="majorBidi" w:eastAsiaTheme="majorEastAsia" w:hAnsiTheme="majorHAnsi"/>
+      <w:rFonts w:asciiTheme="majorHAnsi" w:cstheme="majorBidi" w:hAnsiTheme="majorHAnsi" w:eastAsia="黑体"/>
       <w:b/>
       <w:bCs/>
       <w:color w:themeColor="accent1" w:val="4F81BD"/>
@@ -3068,7 +3243,7 @@
       <w:contextualSpacing/>
     </w:pPr>
     <w:rPr>
-      <w:rFonts w:ascii="Times New Roman" w:asciiTheme="majorHAnsi" w:cstheme="majorBidi" w:eastAsia="黑体" w:eastAsiaTheme="majorEastAsia" w:hAnsi="Times New Roman" w:hAnsiTheme="majorHAnsi"/>
+      <w:rFonts w:ascii="Times New Roman" w:asciiTheme="majorHAnsi" w:cstheme="majorBidi" w:eastAsia="黑体" w:hAnsi="Times New Roman" w:hAnsiTheme="majorHAnsi"/>
       <w:b/>
       <w:color w:val="1F3864"/>
       <w:spacing w:val="5"/>
@@ -3084,7 +3259,7 @@
     <w:uiPriority w:val="10"/>
     <w:rsid w:val="00FC693F"/>
     <w:rPr>
-      <w:rFonts w:asciiTheme="majorHAnsi" w:cstheme="majorBidi" w:eastAsiaTheme="majorEastAsia" w:hAnsiTheme="majorHAnsi"/>
+      <w:rFonts w:asciiTheme="majorHAnsi" w:cstheme="majorBidi" w:hAnsiTheme="majorHAnsi" w:eastAsia="黑体"/>
       <w:color w:themeColor="text2" w:themeShade="BF" w:val="17365D"/>
       <w:spacing w:val="5"/>
       <w:kern w:val="28"/>
@@ -3106,7 +3281,7 @@
       </w:numPr>
     </w:pPr>
     <w:rPr>
-      <w:rFonts w:asciiTheme="majorHAnsi" w:cstheme="majorBidi" w:eastAsiaTheme="majorEastAsia" w:hAnsiTheme="majorHAnsi"/>
+      <w:rFonts w:asciiTheme="majorHAnsi" w:cstheme="majorBidi" w:hAnsiTheme="majorHAnsi" w:eastAsia="黑体"/>
       <w:i/>
       <w:iCs/>
       <w:color w:themeColor="accent1" w:val="4F81BD"/>
@@ -3122,7 +3297,7 @@
     <w:uiPriority w:val="11"/>
     <w:rsid w:val="00FC693F"/>
     <w:rPr>
-      <w:rFonts w:asciiTheme="majorHAnsi" w:cstheme="majorBidi" w:eastAsiaTheme="majorEastAsia" w:hAnsiTheme="majorHAnsi"/>
+      <w:rFonts w:asciiTheme="majorHAnsi" w:cstheme="majorBidi" w:hAnsiTheme="majorHAnsi" w:eastAsia="黑体"/>
       <w:i/>
       <w:iCs/>
       <w:color w:themeColor="accent1" w:val="4F81BD"/>
@@ -3189,6 +3364,7 @@
       <w:spacing w:after="120"/>
     </w:pPr>
     <w:rPr>
+      <w:rFonts w:eastAsia="黑体"/>
       <w:sz w:val="16"/>
       <w:szCs w:val="16"/>
     </w:rPr>
@@ -3200,6 +3376,7 @@
     <w:uiPriority w:val="99"/>
     <w:rsid w:val="00AA1D8D"/>
     <w:rPr>
+      <w:rFonts w:eastAsia="黑体"/>
       <w:sz w:val="16"/>
       <w:szCs w:val="16"/>
     </w:rPr>
@@ -3369,7 +3546,7 @@
       </w:tabs>
     </w:pPr>
     <w:rPr>
-      <w:rFonts w:ascii="Courier" w:hAnsi="Courier"/>
+      <w:rFonts w:ascii="Courier" w:hAnsi="Courier" w:eastAsia="黑体"/>
       <w:sz w:val="20"/>
       <w:szCs w:val="20"/>
     </w:rPr>
@@ -3381,7 +3558,7 @@
     <w:uiPriority w:val="99"/>
     <w:rsid w:val="0029639D"/>
     <w:rPr>
-      <w:rFonts w:ascii="Courier" w:hAnsi="Courier"/>
+      <w:rFonts w:ascii="Courier" w:hAnsi="Courier" w:eastAsia="黑体"/>
       <w:sz w:val="20"/>
       <w:szCs w:val="20"/>
     </w:rPr>
@@ -3417,6 +3594,7 @@
     <w:uiPriority w:val="29"/>
     <w:rsid w:val="00FC693F"/>
     <w:rPr>
+      <w:rFonts w:eastAsia="黑体"/>
       <w:i/>
       <w:iCs/>
       <w:color w:themeColor="text1" w:val="000000"/>
@@ -3430,7 +3608,7 @@
     <w:semiHidden/>
     <w:rsid w:val="00FC693F"/>
     <w:rPr>
-      <w:rFonts w:asciiTheme="majorHAnsi" w:cstheme="majorBidi" w:eastAsiaTheme="majorEastAsia" w:hAnsiTheme="majorHAnsi"/>
+      <w:rFonts w:asciiTheme="majorHAnsi" w:cstheme="majorBidi" w:hAnsiTheme="majorHAnsi" w:eastAsia="黑体"/>
       <w:b/>
       <w:bCs/>
       <w:i/>
@@ -3446,7 +3624,7 @@
     <w:semiHidden/>
     <w:rsid w:val="00FC693F"/>
     <w:rPr>
-      <w:rFonts w:asciiTheme="majorHAnsi" w:cstheme="majorBidi" w:eastAsiaTheme="majorEastAsia" w:hAnsiTheme="majorHAnsi"/>
+      <w:rFonts w:asciiTheme="majorHAnsi" w:cstheme="majorBidi" w:hAnsiTheme="majorHAnsi" w:eastAsia="黑体"/>
       <w:color w:themeColor="accent1" w:themeShade="7F" w:val="243F60"/>
     </w:rPr>
   </w:style>
@@ -3458,7 +3636,7 @@
     <w:semiHidden/>
     <w:rsid w:val="00FC693F"/>
     <w:rPr>
-      <w:rFonts w:asciiTheme="majorHAnsi" w:cstheme="majorBidi" w:eastAsiaTheme="majorEastAsia" w:hAnsiTheme="majorHAnsi"/>
+      <w:rFonts w:asciiTheme="majorHAnsi" w:cstheme="majorBidi" w:hAnsiTheme="majorHAnsi" w:eastAsia="黑体"/>
       <w:i/>
       <w:iCs/>
       <w:color w:themeColor="accent1" w:themeShade="7F" w:val="243F60"/>
@@ -3472,7 +3650,7 @@
     <w:semiHidden/>
     <w:rsid w:val="00FC693F"/>
     <w:rPr>
-      <w:rFonts w:asciiTheme="majorHAnsi" w:cstheme="majorBidi" w:eastAsiaTheme="majorEastAsia" w:hAnsiTheme="majorHAnsi"/>
+      <w:rFonts w:asciiTheme="majorHAnsi" w:cstheme="majorBidi" w:hAnsiTheme="majorHAnsi" w:eastAsia="黑体"/>
       <w:i/>
       <w:iCs/>
       <w:color w:themeColor="text1" w:themeTint="BF" w:val="404040"/>
@@ -3486,7 +3664,7 @@
     <w:semiHidden/>
     <w:rsid w:val="00FC693F"/>
     <w:rPr>
-      <w:rFonts w:asciiTheme="majorHAnsi" w:cstheme="majorBidi" w:eastAsiaTheme="majorEastAsia" w:hAnsiTheme="majorHAnsi"/>
+      <w:rFonts w:asciiTheme="majorHAnsi" w:cstheme="majorBidi" w:hAnsiTheme="majorHAnsi" w:eastAsia="黑体"/>
       <w:color w:themeColor="accent1" w:val="4F81BD"/>
       <w:sz w:val="20"/>
       <w:szCs w:val="20"/>
@@ -3500,7 +3678,7 @@
     <w:semiHidden/>
     <w:rsid w:val="00FC693F"/>
     <w:rPr>
-      <w:rFonts w:asciiTheme="majorHAnsi" w:cstheme="majorBidi" w:eastAsiaTheme="majorEastAsia" w:hAnsiTheme="majorHAnsi"/>
+      <w:rFonts w:asciiTheme="majorHAnsi" w:cstheme="majorBidi" w:hAnsiTheme="majorHAnsi" w:eastAsia="黑体"/>
       <w:i/>
       <w:iCs/>
       <w:color w:themeColor="text1" w:themeTint="BF" w:val="404040"/>
@@ -3521,6 +3699,7 @@
       <w:spacing w:line="240" w:lineRule="auto"/>
     </w:pPr>
     <w:rPr>
+      <w:rFonts w:eastAsia="黑体"/>
       <w:b/>
       <w:bCs/>
       <w:color w:themeColor="accent1" w:val="4F81BD"/>
@@ -3535,6 +3714,7 @@
     <w:qFormat/>
     <w:rsid w:val="00FC693F"/>
     <w:rPr>
+      <w:rFonts w:eastAsia="黑体"/>
       <w:b/>
       <w:bCs/>
     </w:rPr>
@@ -3546,6 +3726,7 @@
     <w:qFormat/>
     <w:rsid w:val="00FC693F"/>
     <w:rPr>
+      <w:rFonts w:eastAsia="黑体"/>
       <w:i/>
       <w:iCs/>
     </w:rPr>
@@ -3566,6 +3747,7 @@
       <w:ind w:left="936" w:right="936"/>
     </w:pPr>
     <w:rPr>
+      <w:rFonts w:eastAsia="黑体"/>
       <w:b/>
       <w:bCs/>
       <w:i/>
@@ -3580,6 +3762,7 @@
     <w:uiPriority w:val="30"/>
     <w:rsid w:val="00FC693F"/>
     <w:rPr>
+      <w:rFonts w:eastAsia="黑体"/>
       <w:b/>
       <w:bCs/>
       <w:i/>
@@ -3594,6 +3777,7 @@
     <w:qFormat/>
     <w:rsid w:val="00FC693F"/>
     <w:rPr>
+      <w:rFonts w:eastAsia="黑体"/>
       <w:i/>
       <w:iCs/>
       <w:color w:themeColor="text1" w:themeTint="7F" w:val="808080"/>
@@ -3606,6 +3790,7 @@
     <w:qFormat/>
     <w:rsid w:val="00FC693F"/>
     <w:rPr>
+      <w:rFonts w:eastAsia="黑体"/>
       <w:b/>
       <w:bCs/>
       <w:i/>
@@ -3620,6 +3805,7 @@
     <w:qFormat/>
     <w:rsid w:val="00FC693F"/>
     <w:rPr>
+      <w:rFonts w:eastAsia="黑体"/>
       <w:smallCaps/>
       <w:color w:themeColor="accent2" w:val="C0504D"/>
       <w:u w:val="single"/>
@@ -3632,6 +3818,7 @@
     <w:qFormat/>
     <w:rsid w:val="00FC693F"/>
     <w:rPr>
+      <w:rFonts w:eastAsia="黑体"/>
       <w:b/>
       <w:bCs/>
       <w:smallCaps/>
@@ -3647,6 +3834,7 @@
     <w:qFormat/>
     <w:rsid w:val="00FC693F"/>
     <w:rPr>
+      <w:rFonts w:eastAsia="黑体"/>
       <w:b/>
       <w:bCs/>
       <w:smallCaps/>
@@ -3701,6 +3889,7 @@
       <w:spacing w:after="0" w:line="240" w:lineRule="auto"/>
     </w:pPr>
     <w:rPr>
+      <w:rFonts w:eastAsia="黑体"/>
       <w:color w:themeColor="text1" w:themeShade="BF" w:val="000000"/>
     </w:rPr>
     <w:tblPr>
@@ -3723,6 +3912,7 @@
         <w:spacing w:after="0" w:before="0" w:line="240" w:lineRule="auto"/>
       </w:pPr>
       <w:rPr>
+        <w:rFonts w:eastAsia="黑体"/>
         <w:b/>
         <w:bCs/>
       </w:rPr>
@@ -3743,6 +3933,7 @@
         <w:spacing w:after="0" w:before="0" w:line="240" w:lineRule="auto"/>
       </w:pPr>
       <w:rPr>
+        <w:rFonts w:eastAsia="黑体"/>
         <w:b/>
         <w:bCs/>
       </w:rPr>
@@ -3760,12 +3951,14 @@
     </w:tblStylePr>
     <w:tblStylePr w:type="firstCol">
       <w:rPr>
+        <w:rFonts w:eastAsia="黑体"/>
         <w:b/>
         <w:bCs/>
       </w:rPr>
     </w:tblStylePr>
     <w:tblStylePr w:type="lastCol">
       <w:rPr>
+        <w:rFonts w:eastAsia="黑体"/>
         <w:b/>
         <w:bCs/>
       </w:rPr>
@@ -3804,6 +3997,7 @@
       <w:spacing w:after="0" w:line="240" w:lineRule="auto"/>
     </w:pPr>
     <w:rPr>
+      <w:rFonts w:eastAsia="黑体"/>
       <w:color w:themeColor="accent1" w:themeShade="BF" w:val="365F91"/>
     </w:rPr>
     <w:tblPr>
@@ -3826,6 +4020,7 @@
         <w:spacing w:after="0" w:before="0" w:line="240" w:lineRule="auto"/>
       </w:pPr>
       <w:rPr>
+        <w:rFonts w:eastAsia="黑体"/>
         <w:b/>
         <w:bCs/>
       </w:rPr>
@@ -3846,6 +4041,7 @@
         <w:spacing w:after="0" w:before="0" w:line="240" w:lineRule="auto"/>
       </w:pPr>
       <w:rPr>
+        <w:rFonts w:eastAsia="黑体"/>
         <w:b/>
         <w:bCs/>
       </w:rPr>
@@ -3863,12 +4059,14 @@
     </w:tblStylePr>
     <w:tblStylePr w:type="firstCol">
       <w:rPr>
+        <w:rFonts w:eastAsia="黑体"/>
         <w:b/>
         <w:bCs/>
       </w:rPr>
     </w:tblStylePr>
     <w:tblStylePr w:type="lastCol">
       <w:rPr>
+        <w:rFonts w:eastAsia="黑体"/>
         <w:b/>
         <w:bCs/>
       </w:rPr>
@@ -3907,6 +4105,7 @@
       <w:spacing w:after="0" w:line="240" w:lineRule="auto"/>
     </w:pPr>
     <w:rPr>
+      <w:rFonts w:eastAsia="黑体"/>
       <w:color w:themeColor="accent2" w:themeShade="BF" w:val="943634"/>
     </w:rPr>
     <w:tblPr>
@@ -3929,6 +4128,7 @@
         <w:spacing w:after="0" w:before="0" w:line="240" w:lineRule="auto"/>
       </w:pPr>
       <w:rPr>
+        <w:rFonts w:eastAsia="黑体"/>
         <w:b/>
         <w:bCs/>
       </w:rPr>
@@ -3949,6 +4149,7 @@
         <w:spacing w:after="0" w:before="0" w:line="240" w:lineRule="auto"/>
       </w:pPr>
       <w:rPr>
+        <w:rFonts w:eastAsia="黑体"/>
         <w:b/>
         <w:bCs/>
       </w:rPr>
@@ -3966,12 +4167,14 @@
     </w:tblStylePr>
     <w:tblStylePr w:type="firstCol">
       <w:rPr>
+        <w:rFonts w:eastAsia="黑体"/>
         <w:b/>
         <w:bCs/>
       </w:rPr>
     </w:tblStylePr>
     <w:tblStylePr w:type="lastCol">
       <w:rPr>
+        <w:rFonts w:eastAsia="黑体"/>
         <w:b/>
         <w:bCs/>
       </w:rPr>
@@ -4010,6 +4213,7 @@
       <w:spacing w:after="0" w:line="240" w:lineRule="auto"/>
     </w:pPr>
     <w:rPr>
+      <w:rFonts w:eastAsia="黑体"/>
       <w:color w:themeColor="accent3" w:themeShade="BF" w:val="76923C"/>
     </w:rPr>
     <w:tblPr>
@@ -4032,6 +4236,7 @@
         <w:spacing w:after="0" w:before="0" w:line="240" w:lineRule="auto"/>
       </w:pPr>
       <w:rPr>
+        <w:rFonts w:eastAsia="黑体"/>
         <w:b/>
         <w:bCs/>
       </w:rPr>
@@ -4052,6 +4257,7 @@
         <w:spacing w:after="0" w:before="0" w:line="240" w:lineRule="auto"/>
       </w:pPr>
       <w:rPr>
+        <w:rFonts w:eastAsia="黑体"/>
         <w:b/>
         <w:bCs/>
       </w:rPr>
@@ -4069,12 +4275,14 @@
     </w:tblStylePr>
     <w:tblStylePr w:type="firstCol">
       <w:rPr>
+        <w:rFonts w:eastAsia="黑体"/>
         <w:b/>
         <w:bCs/>
       </w:rPr>
     </w:tblStylePr>
     <w:tblStylePr w:type="lastCol">
       <w:rPr>
+        <w:rFonts w:eastAsia="黑体"/>
         <w:b/>
         <w:bCs/>
       </w:rPr>
@@ -4113,6 +4321,7 @@
       <w:spacing w:after="0" w:line="240" w:lineRule="auto"/>
     </w:pPr>
     <w:rPr>
+      <w:rFonts w:eastAsia="黑体"/>
       <w:color w:themeColor="accent4" w:themeShade="BF" w:val="5F497A"/>
     </w:rPr>
     <w:tblPr>
@@ -4135,6 +4344,7 @@
         <w:spacing w:after="0" w:before="0" w:line="240" w:lineRule="auto"/>
       </w:pPr>
       <w:rPr>
+        <w:rFonts w:eastAsia="黑体"/>
         <w:b/>
         <w:bCs/>
       </w:rPr>
@@ -4155,6 +4365,7 @@
         <w:spacing w:after="0" w:before="0" w:line="240" w:lineRule="auto"/>
       </w:pPr>
       <w:rPr>
+        <w:rFonts w:eastAsia="黑体"/>
         <w:b/>
         <w:bCs/>
       </w:rPr>
@@ -4172,12 +4383,14 @@
     </w:tblStylePr>
     <w:tblStylePr w:type="firstCol">
       <w:rPr>
+        <w:rFonts w:eastAsia="黑体"/>
         <w:b/>
         <w:bCs/>
       </w:rPr>
     </w:tblStylePr>
     <w:tblStylePr w:type="lastCol">
       <w:rPr>
+        <w:rFonts w:eastAsia="黑体"/>
         <w:b/>
         <w:bCs/>
       </w:rPr>
@@ -4216,6 +4429,7 @@
       <w:spacing w:after="0" w:line="240" w:lineRule="auto"/>
     </w:pPr>
     <w:rPr>
+      <w:rFonts w:eastAsia="黑体"/>
       <w:color w:themeColor="accent5" w:themeShade="BF" w:val="31849B"/>
     </w:rPr>
     <w:tblPr>
@@ -4238,6 +4452,7 @@
         <w:spacing w:after="0" w:before="0" w:line="240" w:lineRule="auto"/>
       </w:pPr>
       <w:rPr>
+        <w:rFonts w:eastAsia="黑体"/>
         <w:b/>
         <w:bCs/>
       </w:rPr>
@@ -4258,6 +4473,7 @@
         <w:spacing w:after="0" w:before="0" w:line="240" w:lineRule="auto"/>
       </w:pPr>
       <w:rPr>
+        <w:rFonts w:eastAsia="黑体"/>
         <w:b/>
         <w:bCs/>
       </w:rPr>
@@ -4275,12 +4491,14 @@
     </w:tblStylePr>
     <w:tblStylePr w:type="firstCol">
       <w:rPr>
+        <w:rFonts w:eastAsia="黑体"/>
         <w:b/>
         <w:bCs/>
       </w:rPr>
     </w:tblStylePr>
     <w:tblStylePr w:type="lastCol">
       <w:rPr>
+        <w:rFonts w:eastAsia="黑体"/>
         <w:b/>
         <w:bCs/>
       </w:rPr>
@@ -4319,6 +4537,7 @@
       <w:spacing w:after="0" w:line="240" w:lineRule="auto"/>
     </w:pPr>
     <w:rPr>
+      <w:rFonts w:eastAsia="黑体"/>
       <w:color w:themeColor="accent6" w:themeShade="BF" w:val="E36C0A"/>
     </w:rPr>
     <w:tblPr>
@@ -4341,6 +4560,7 @@
         <w:spacing w:after="0" w:before="0" w:line="240" w:lineRule="auto"/>
       </w:pPr>
       <w:rPr>
+        <w:rFonts w:eastAsia="黑体"/>
         <w:b/>
         <w:bCs/>
       </w:rPr>
@@ -4361,6 +4581,7 @@
         <w:spacing w:after="0" w:before="0" w:line="240" w:lineRule="auto"/>
       </w:pPr>
       <w:rPr>
+        <w:rFonts w:eastAsia="黑体"/>
         <w:b/>
         <w:bCs/>
       </w:rPr>
@@ -4378,12 +4599,14 @@
     </w:tblStylePr>
     <w:tblStylePr w:type="firstCol">
       <w:rPr>
+        <w:rFonts w:eastAsia="黑体"/>
         <w:b/>
         <w:bCs/>
       </w:rPr>
     </w:tblStylePr>
     <w:tblStylePr w:type="lastCol">
       <w:rPr>
+        <w:rFonts w:eastAsia="黑体"/>
         <w:b/>
         <w:bCs/>
       </w:rPr>
@@ -4443,6 +4666,7 @@
         <w:spacing w:after="0" w:before="0" w:line="240" w:lineRule="auto"/>
       </w:pPr>
       <w:rPr>
+        <w:rFonts w:eastAsia="黑体"/>
         <w:b/>
         <w:bCs/>
         <w:color w:themeColor="background1" w:val="FFFFFF"/>
@@ -4457,6 +4681,7 @@
         <w:spacing w:after="0" w:before="0" w:line="240" w:lineRule="auto"/>
       </w:pPr>
       <w:rPr>
+        <w:rFonts w:eastAsia="黑体"/>
         <w:b/>
         <w:bCs/>
       </w:rPr>
@@ -4472,12 +4697,14 @@
     </w:tblStylePr>
     <w:tblStylePr w:type="firstCol">
       <w:rPr>
+        <w:rFonts w:eastAsia="黑体"/>
         <w:b/>
         <w:bCs/>
       </w:rPr>
     </w:tblStylePr>
     <w:tblStylePr w:type="lastCol">
       <w:rPr>
+        <w:rFonts w:eastAsia="黑体"/>
         <w:b/>
         <w:bCs/>
       </w:rPr>
@@ -4535,6 +4762,7 @@
         <w:spacing w:after="0" w:before="0" w:line="240" w:lineRule="auto"/>
       </w:pPr>
       <w:rPr>
+        <w:rFonts w:eastAsia="黑体"/>
         <w:b/>
         <w:bCs/>
         <w:color w:themeColor="background1" w:val="FFFFFF"/>
@@ -4549,6 +4777,7 @@
         <w:spacing w:after="0" w:before="0" w:line="240" w:lineRule="auto"/>
       </w:pPr>
       <w:rPr>
+        <w:rFonts w:eastAsia="黑体"/>
         <w:b/>
         <w:bCs/>
       </w:rPr>
@@ -4564,12 +4793,14 @@
     </w:tblStylePr>
     <w:tblStylePr w:type="firstCol">
       <w:rPr>
+        <w:rFonts w:eastAsia="黑体"/>
         <w:b/>
         <w:bCs/>
       </w:rPr>
     </w:tblStylePr>
     <w:tblStylePr w:type="lastCol">
       <w:rPr>
+        <w:rFonts w:eastAsia="黑体"/>
         <w:b/>
         <w:bCs/>
       </w:rPr>
@@ -4627,6 +4858,7 @@
         <w:spacing w:after="0" w:before="0" w:line="240" w:lineRule="auto"/>
       </w:pPr>
       <w:rPr>
+        <w:rFonts w:eastAsia="黑体"/>
         <w:b/>
         <w:bCs/>
         <w:color w:themeColor="background1" w:val="FFFFFF"/>
@@ -4641,6 +4873,7 @@
         <w:spacing w:after="0" w:before="0" w:line="240" w:lineRule="auto"/>
       </w:pPr>
       <w:rPr>
+        <w:rFonts w:eastAsia="黑体"/>
         <w:b/>
         <w:bCs/>
       </w:rPr>
@@ -4656,12 +4889,14 @@
     </w:tblStylePr>
     <w:tblStylePr w:type="firstCol">
       <w:rPr>
+        <w:rFonts w:eastAsia="黑体"/>
         <w:b/>
         <w:bCs/>
       </w:rPr>
     </w:tblStylePr>
     <w:tblStylePr w:type="lastCol">
       <w:rPr>
+        <w:rFonts w:eastAsia="黑体"/>
         <w:b/>
         <w:bCs/>
       </w:rPr>
@@ -4719,6 +4954,7 @@
         <w:spacing w:after="0" w:before="0" w:line="240" w:lineRule="auto"/>
       </w:pPr>
       <w:rPr>
+        <w:rFonts w:eastAsia="黑体"/>
         <w:b/>
         <w:bCs/>
         <w:color w:themeColor="background1" w:val="FFFFFF"/>
@@ -4733,6 +4969,7 @@
         <w:spacing w:after="0" w:before="0" w:line="240" w:lineRule="auto"/>
       </w:pPr>
       <w:rPr>
+        <w:rFonts w:eastAsia="黑体"/>
         <w:b/>
         <w:bCs/>
       </w:rPr>
@@ -4748,12 +4985,14 @@
     </w:tblStylePr>
     <w:tblStylePr w:type="firstCol">
       <w:rPr>
+        <w:rFonts w:eastAsia="黑体"/>
         <w:b/>
         <w:bCs/>
       </w:rPr>
     </w:tblStylePr>
     <w:tblStylePr w:type="lastCol">
       <w:rPr>
+        <w:rFonts w:eastAsia="黑体"/>
         <w:b/>
         <w:bCs/>
       </w:rPr>
@@ -4811,6 +5050,7 @@
         <w:spacing w:after="0" w:before="0" w:line="240" w:lineRule="auto"/>
       </w:pPr>
       <w:rPr>
+        <w:rFonts w:eastAsia="黑体"/>
         <w:b/>
         <w:bCs/>
         <w:color w:themeColor="background1" w:val="FFFFFF"/>
@@ -4825,6 +5065,7 @@
         <w:spacing w:after="0" w:before="0" w:line="240" w:lineRule="auto"/>
       </w:pPr>
       <w:rPr>
+        <w:rFonts w:eastAsia="黑体"/>
         <w:b/>
         <w:bCs/>
       </w:rPr>
@@ -4840,12 +5081,14 @@
     </w:tblStylePr>
     <w:tblStylePr w:type="firstCol">
       <w:rPr>
+        <w:rFonts w:eastAsia="黑体"/>
         <w:b/>
         <w:bCs/>
       </w:rPr>
     </w:tblStylePr>
     <w:tblStylePr w:type="lastCol">
       <w:rPr>
+        <w:rFonts w:eastAsia="黑体"/>
         <w:b/>
         <w:bCs/>
       </w:rPr>
@@ -4903,6 +5146,7 @@
         <w:spacing w:after="0" w:before="0" w:line="240" w:lineRule="auto"/>
       </w:pPr>
       <w:rPr>
+        <w:rFonts w:eastAsia="黑体"/>
         <w:b/>
         <w:bCs/>
         <w:color w:themeColor="background1" w:val="FFFFFF"/>
@@ -4917,6 +5161,7 @@
         <w:spacing w:after="0" w:before="0" w:line="240" w:lineRule="auto"/>
       </w:pPr>
       <w:rPr>
+        <w:rFonts w:eastAsia="黑体"/>
         <w:b/>
         <w:bCs/>
       </w:rPr>
@@ -4932,12 +5177,14 @@
     </w:tblStylePr>
     <w:tblStylePr w:type="firstCol">
       <w:rPr>
+        <w:rFonts w:eastAsia="黑体"/>
         <w:b/>
         <w:bCs/>
       </w:rPr>
     </w:tblStylePr>
     <w:tblStylePr w:type="lastCol">
       <w:rPr>
+        <w:rFonts w:eastAsia="黑体"/>
         <w:b/>
         <w:bCs/>
       </w:rPr>
@@ -4995,6 +5242,7 @@
         <w:spacing w:after="0" w:before="0" w:line="240" w:lineRule="auto"/>
       </w:pPr>
       <w:rPr>
+        <w:rFonts w:eastAsia="黑体"/>
         <w:b/>
         <w:bCs/>
         <w:color w:themeColor="background1" w:val="FFFFFF"/>
@@ -5009,6 +5257,7 @@
         <w:spacing w:after="0" w:before="0" w:line="240" w:lineRule="auto"/>
       </w:pPr>
       <w:rPr>
+        <w:rFonts w:eastAsia="黑体"/>
         <w:b/>
         <w:bCs/>
       </w:rPr>
@@ -5024,12 +5273,14 @@
     </w:tblStylePr>
     <w:tblStylePr w:type="firstCol">
       <w:rPr>
+        <w:rFonts w:eastAsia="黑体"/>
         <w:b/>
         <w:bCs/>
       </w:rPr>
     </w:tblStylePr>
     <w:tblStylePr w:type="lastCol">
       <w:rPr>
+        <w:rFonts w:eastAsia="黑体"/>
         <w:b/>
         <w:bCs/>
       </w:rPr>
@@ -5089,7 +5340,7 @@
         <w:spacing w:after="0" w:before="0" w:line="240" w:lineRule="auto"/>
       </w:pPr>
       <w:rPr>
-        <w:rFonts w:asciiTheme="majorHAnsi" w:cstheme="majorBidi" w:eastAsiaTheme="majorEastAsia" w:hAnsiTheme="majorHAnsi"/>
+        <w:rFonts w:asciiTheme="majorHAnsi" w:cstheme="majorBidi" w:hAnsiTheme="majorHAnsi" w:eastAsia="黑体"/>
         <w:b/>
         <w:bCs/>
       </w:rPr>
@@ -5110,7 +5361,7 @@
         <w:spacing w:after="0" w:before="0" w:line="240" w:lineRule="auto"/>
       </w:pPr>
       <w:rPr>
-        <w:rFonts w:asciiTheme="majorHAnsi" w:cstheme="majorBidi" w:eastAsiaTheme="majorEastAsia" w:hAnsiTheme="majorHAnsi"/>
+        <w:rFonts w:asciiTheme="majorHAnsi" w:cstheme="majorBidi" w:hAnsiTheme="majorHAnsi" w:eastAsia="黑体"/>
         <w:b/>
         <w:bCs/>
       </w:rPr>
@@ -5128,14 +5379,14 @@
     </w:tblStylePr>
     <w:tblStylePr w:type="firstCol">
       <w:rPr>
-        <w:rFonts w:asciiTheme="majorHAnsi" w:cstheme="majorBidi" w:eastAsiaTheme="majorEastAsia" w:hAnsiTheme="majorHAnsi"/>
+        <w:rFonts w:asciiTheme="majorHAnsi" w:cstheme="majorBidi" w:hAnsiTheme="majorHAnsi" w:eastAsia="黑体"/>
         <w:b/>
         <w:bCs/>
       </w:rPr>
     </w:tblStylePr>
     <w:tblStylePr w:type="lastCol">
       <w:rPr>
-        <w:rFonts w:asciiTheme="majorHAnsi" w:cstheme="majorBidi" w:eastAsiaTheme="majorEastAsia" w:hAnsiTheme="majorHAnsi"/>
+        <w:rFonts w:asciiTheme="majorHAnsi" w:cstheme="majorBidi" w:hAnsiTheme="majorHAnsi" w:eastAsia="黑体"/>
         <w:b/>
         <w:bCs/>
       </w:rPr>
@@ -5219,7 +5470,7 @@
         <w:spacing w:after="0" w:before="0" w:line="240" w:lineRule="auto"/>
       </w:pPr>
       <w:rPr>
-        <w:rFonts w:asciiTheme="majorHAnsi" w:cstheme="majorBidi" w:eastAsiaTheme="majorEastAsia" w:hAnsiTheme="majorHAnsi"/>
+        <w:rFonts w:asciiTheme="majorHAnsi" w:cstheme="majorBidi" w:hAnsiTheme="majorHAnsi" w:eastAsia="黑体"/>
         <w:b/>
         <w:bCs/>
       </w:rPr>
@@ -5240,7 +5491,7 @@
         <w:spacing w:after="0" w:before="0" w:line="240" w:lineRule="auto"/>
       </w:pPr>
       <w:rPr>
-        <w:rFonts w:asciiTheme="majorHAnsi" w:cstheme="majorBidi" w:eastAsiaTheme="majorEastAsia" w:hAnsiTheme="majorHAnsi"/>
+        <w:rFonts w:asciiTheme="majorHAnsi" w:cstheme="majorBidi" w:hAnsiTheme="majorHAnsi" w:eastAsia="黑体"/>
         <w:b/>
         <w:bCs/>
       </w:rPr>
@@ -5258,14 +5509,14 @@
     </w:tblStylePr>
     <w:tblStylePr w:type="firstCol">
       <w:rPr>
-        <w:rFonts w:asciiTheme="majorHAnsi" w:cstheme="majorBidi" w:eastAsiaTheme="majorEastAsia" w:hAnsiTheme="majorHAnsi"/>
+        <w:rFonts w:asciiTheme="majorHAnsi" w:cstheme="majorBidi" w:hAnsiTheme="majorHAnsi" w:eastAsia="黑体"/>
         <w:b/>
         <w:bCs/>
       </w:rPr>
     </w:tblStylePr>
     <w:tblStylePr w:type="lastCol">
       <w:rPr>
-        <w:rFonts w:asciiTheme="majorHAnsi" w:cstheme="majorBidi" w:eastAsiaTheme="majorEastAsia" w:hAnsiTheme="majorHAnsi"/>
+        <w:rFonts w:asciiTheme="majorHAnsi" w:cstheme="majorBidi" w:hAnsiTheme="majorHAnsi" w:eastAsia="黑体"/>
         <w:b/>
         <w:bCs/>
       </w:rPr>
@@ -5349,7 +5600,7 @@
         <w:spacing w:after="0" w:before="0" w:line="240" w:lineRule="auto"/>
       </w:pPr>
       <w:rPr>
-        <w:rFonts w:asciiTheme="majorHAnsi" w:cstheme="majorBidi" w:eastAsiaTheme="majorEastAsia" w:hAnsiTheme="majorHAnsi"/>
+        <w:rFonts w:asciiTheme="majorHAnsi" w:cstheme="majorBidi" w:hAnsiTheme="majorHAnsi" w:eastAsia="黑体"/>
         <w:b/>
         <w:bCs/>
       </w:rPr>
@@ -5370,7 +5621,7 @@
         <w:spacing w:after="0" w:before="0" w:line="240" w:lineRule="auto"/>
       </w:pPr>
       <w:rPr>
-        <w:rFonts w:asciiTheme="majorHAnsi" w:cstheme="majorBidi" w:eastAsiaTheme="majorEastAsia" w:hAnsiTheme="majorHAnsi"/>
+        <w:rFonts w:asciiTheme="majorHAnsi" w:cstheme="majorBidi" w:hAnsiTheme="majorHAnsi" w:eastAsia="黑体"/>
         <w:b/>
         <w:bCs/>
       </w:rPr>
@@ -5388,14 +5639,14 @@
     </w:tblStylePr>
     <w:tblStylePr w:type="firstCol">
       <w:rPr>
-        <w:rFonts w:asciiTheme="majorHAnsi" w:cstheme="majorBidi" w:eastAsiaTheme="majorEastAsia" w:hAnsiTheme="majorHAnsi"/>
+        <w:rFonts w:asciiTheme="majorHAnsi" w:cstheme="majorBidi" w:hAnsiTheme="majorHAnsi" w:eastAsia="黑体"/>
         <w:b/>
         <w:bCs/>
       </w:rPr>
     </w:tblStylePr>
     <w:tblStylePr w:type="lastCol">
       <w:rPr>
-        <w:rFonts w:asciiTheme="majorHAnsi" w:cstheme="majorBidi" w:eastAsiaTheme="majorEastAsia" w:hAnsiTheme="majorHAnsi"/>
+        <w:rFonts w:asciiTheme="majorHAnsi" w:cstheme="majorBidi" w:hAnsiTheme="majorHAnsi" w:eastAsia="黑体"/>
         <w:b/>
         <w:bCs/>
       </w:rPr>
@@ -5479,7 +5730,7 @@
         <w:spacing w:after="0" w:before="0" w:line="240" w:lineRule="auto"/>
       </w:pPr>
       <w:rPr>
-        <w:rFonts w:asciiTheme="majorHAnsi" w:cstheme="majorBidi" w:eastAsiaTheme="majorEastAsia" w:hAnsiTheme="majorHAnsi"/>
+        <w:rFonts w:asciiTheme="majorHAnsi" w:cstheme="majorBidi" w:hAnsiTheme="majorHAnsi" w:eastAsia="黑体"/>
         <w:b/>
         <w:bCs/>
       </w:rPr>
@@ -5500,7 +5751,7 @@
         <w:spacing w:after="0" w:before="0" w:line="240" w:lineRule="auto"/>
       </w:pPr>
       <w:rPr>
-        <w:rFonts w:asciiTheme="majorHAnsi" w:cstheme="majorBidi" w:eastAsiaTheme="majorEastAsia" w:hAnsiTheme="majorHAnsi"/>
+        <w:rFonts w:asciiTheme="majorHAnsi" w:cstheme="majorBidi" w:hAnsiTheme="majorHAnsi" w:eastAsia="黑体"/>
         <w:b/>
         <w:bCs/>
       </w:rPr>
@@ -5518,14 +5769,14 @@
     </w:tblStylePr>
     <w:tblStylePr w:type="firstCol">
       <w:rPr>
-        <w:rFonts w:asciiTheme="majorHAnsi" w:cstheme="majorBidi" w:eastAsiaTheme="majorEastAsia" w:hAnsiTheme="majorHAnsi"/>
+        <w:rFonts w:asciiTheme="majorHAnsi" w:cstheme="majorBidi" w:hAnsiTheme="majorHAnsi" w:eastAsia="黑体"/>
         <w:b/>
         <w:bCs/>
       </w:rPr>
     </w:tblStylePr>
     <w:tblStylePr w:type="lastCol">
       <w:rPr>
-        <w:rFonts w:asciiTheme="majorHAnsi" w:cstheme="majorBidi" w:eastAsiaTheme="majorEastAsia" w:hAnsiTheme="majorHAnsi"/>
+        <w:rFonts w:asciiTheme="majorHAnsi" w:cstheme="majorBidi" w:hAnsiTheme="majorHAnsi" w:eastAsia="黑体"/>
         <w:b/>
         <w:bCs/>
       </w:rPr>
@@ -5609,7 +5860,7 @@
         <w:spacing w:after="0" w:before="0" w:line="240" w:lineRule="auto"/>
       </w:pPr>
       <w:rPr>
-        <w:rFonts w:asciiTheme="majorHAnsi" w:cstheme="majorBidi" w:eastAsiaTheme="majorEastAsia" w:hAnsiTheme="majorHAnsi"/>
+        <w:rFonts w:asciiTheme="majorHAnsi" w:cstheme="majorBidi" w:hAnsiTheme="majorHAnsi" w:eastAsia="黑体"/>
         <w:b/>
         <w:bCs/>
       </w:rPr>
@@ -5630,7 +5881,7 @@
         <w:spacing w:after="0" w:before="0" w:line="240" w:lineRule="auto"/>
       </w:pPr>
       <w:rPr>
-        <w:rFonts w:asciiTheme="majorHAnsi" w:cstheme="majorBidi" w:eastAsiaTheme="majorEastAsia" w:hAnsiTheme="majorHAnsi"/>
+        <w:rFonts w:asciiTheme="majorHAnsi" w:cstheme="majorBidi" w:hAnsiTheme="majorHAnsi" w:eastAsia="黑体"/>
         <w:b/>
         <w:bCs/>
       </w:rPr>
@@ -5648,14 +5899,14 @@
     </w:tblStylePr>
     <w:tblStylePr w:type="firstCol">
       <w:rPr>
-        <w:rFonts w:asciiTheme="majorHAnsi" w:cstheme="majorBidi" w:eastAsiaTheme="majorEastAsia" w:hAnsiTheme="majorHAnsi"/>
+        <w:rFonts w:asciiTheme="majorHAnsi" w:cstheme="majorBidi" w:hAnsiTheme="majorHAnsi" w:eastAsia="黑体"/>
         <w:b/>
         <w:bCs/>
       </w:rPr>
     </w:tblStylePr>
     <w:tblStylePr w:type="lastCol">
       <w:rPr>
-        <w:rFonts w:asciiTheme="majorHAnsi" w:cstheme="majorBidi" w:eastAsiaTheme="majorEastAsia" w:hAnsiTheme="majorHAnsi"/>
+        <w:rFonts w:asciiTheme="majorHAnsi" w:cstheme="majorBidi" w:hAnsiTheme="majorHAnsi" w:eastAsia="黑体"/>
         <w:b/>
         <w:bCs/>
       </w:rPr>
@@ -5739,7 +5990,7 @@
         <w:spacing w:after="0" w:before="0" w:line="240" w:lineRule="auto"/>
       </w:pPr>
       <w:rPr>
-        <w:rFonts w:asciiTheme="majorHAnsi" w:cstheme="majorBidi" w:eastAsiaTheme="majorEastAsia" w:hAnsiTheme="majorHAnsi"/>
+        <w:rFonts w:asciiTheme="majorHAnsi" w:cstheme="majorBidi" w:hAnsiTheme="majorHAnsi" w:eastAsia="黑体"/>
         <w:b/>
         <w:bCs/>
       </w:rPr>
@@ -5760,7 +6011,7 @@
         <w:spacing w:after="0" w:before="0" w:line="240" w:lineRule="auto"/>
       </w:pPr>
       <w:rPr>
-        <w:rFonts w:asciiTheme="majorHAnsi" w:cstheme="majorBidi" w:eastAsiaTheme="majorEastAsia" w:hAnsiTheme="majorHAnsi"/>
+        <w:rFonts w:asciiTheme="majorHAnsi" w:cstheme="majorBidi" w:hAnsiTheme="majorHAnsi" w:eastAsia="黑体"/>
         <w:b/>
         <w:bCs/>
       </w:rPr>
@@ -5778,14 +6029,14 @@
     </w:tblStylePr>
     <w:tblStylePr w:type="firstCol">
       <w:rPr>
-        <w:rFonts w:asciiTheme="majorHAnsi" w:cstheme="majorBidi" w:eastAsiaTheme="majorEastAsia" w:hAnsiTheme="majorHAnsi"/>
+        <w:rFonts w:asciiTheme="majorHAnsi" w:cstheme="majorBidi" w:hAnsiTheme="majorHAnsi" w:eastAsia="黑体"/>
         <w:b/>
         <w:bCs/>
       </w:rPr>
     </w:tblStylePr>
     <w:tblStylePr w:type="lastCol">
       <w:rPr>
-        <w:rFonts w:asciiTheme="majorHAnsi" w:cstheme="majorBidi" w:eastAsiaTheme="majorEastAsia" w:hAnsiTheme="majorHAnsi"/>
+        <w:rFonts w:asciiTheme="majorHAnsi" w:cstheme="majorBidi" w:hAnsiTheme="majorHAnsi" w:eastAsia="黑体"/>
         <w:b/>
         <w:bCs/>
       </w:rPr>
@@ -5869,7 +6120,7 @@
         <w:spacing w:after="0" w:before="0" w:line="240" w:lineRule="auto"/>
       </w:pPr>
       <w:rPr>
-        <w:rFonts w:asciiTheme="majorHAnsi" w:cstheme="majorBidi" w:eastAsiaTheme="majorEastAsia" w:hAnsiTheme="majorHAnsi"/>
+        <w:rFonts w:asciiTheme="majorHAnsi" w:cstheme="majorBidi" w:hAnsiTheme="majorHAnsi" w:eastAsia="黑体"/>
         <w:b/>
         <w:bCs/>
       </w:rPr>
@@ -5890,7 +6141,7 @@
         <w:spacing w:after="0" w:before="0" w:line="240" w:lineRule="auto"/>
       </w:pPr>
       <w:rPr>
-        <w:rFonts w:asciiTheme="majorHAnsi" w:cstheme="majorBidi" w:eastAsiaTheme="majorEastAsia" w:hAnsiTheme="majorHAnsi"/>
+        <w:rFonts w:asciiTheme="majorHAnsi" w:cstheme="majorBidi" w:hAnsiTheme="majorHAnsi" w:eastAsia="黑体"/>
         <w:b/>
         <w:bCs/>
       </w:rPr>
@@ -5908,14 +6159,14 @@
     </w:tblStylePr>
     <w:tblStylePr w:type="firstCol">
       <w:rPr>
-        <w:rFonts w:asciiTheme="majorHAnsi" w:cstheme="majorBidi" w:eastAsiaTheme="majorEastAsia" w:hAnsiTheme="majorHAnsi"/>
+        <w:rFonts w:asciiTheme="majorHAnsi" w:cstheme="majorBidi" w:hAnsiTheme="majorHAnsi" w:eastAsia="黑体"/>
         <w:b/>
         <w:bCs/>
       </w:rPr>
     </w:tblStylePr>
     <w:tblStylePr w:type="lastCol">
       <w:rPr>
-        <w:rFonts w:asciiTheme="majorHAnsi" w:cstheme="majorBidi" w:eastAsiaTheme="majorEastAsia" w:hAnsiTheme="majorHAnsi"/>
+        <w:rFonts w:asciiTheme="majorHAnsi" w:cstheme="majorBidi" w:hAnsiTheme="majorHAnsi" w:eastAsia="黑体"/>
         <w:b/>
         <w:bCs/>
       </w:rPr>
@@ -5998,6 +6249,7 @@
         <w:spacing w:after="0" w:before="0" w:line="240" w:lineRule="auto"/>
       </w:pPr>
       <w:rPr>
+        <w:rFonts w:eastAsia="黑体"/>
         <w:b/>
         <w:bCs/>
         <w:color w:themeColor="background1" w:val="FFFFFF"/>
@@ -6020,6 +6272,7 @@
         <w:spacing w:after="0" w:before="0" w:line="240" w:lineRule="auto"/>
       </w:pPr>
       <w:rPr>
+        <w:rFonts w:eastAsia="黑体"/>
         <w:b/>
         <w:bCs/>
       </w:rPr>
@@ -6037,12 +6290,14 @@
     </w:tblStylePr>
     <w:tblStylePr w:type="firstCol">
       <w:rPr>
+        <w:rFonts w:eastAsia="黑体"/>
         <w:b/>
         <w:bCs/>
       </w:rPr>
     </w:tblStylePr>
     <w:tblStylePr w:type="lastCol">
       <w:rPr>
+        <w:rFonts w:eastAsia="黑体"/>
         <w:b/>
         <w:bCs/>
       </w:rPr>
@@ -6104,6 +6359,7 @@
         <w:spacing w:after="0" w:before="0" w:line="240" w:lineRule="auto"/>
       </w:pPr>
       <w:rPr>
+        <w:rFonts w:eastAsia="黑体"/>
         <w:b/>
         <w:bCs/>
         <w:color w:themeColor="background1" w:val="FFFFFF"/>
@@ -6126,6 +6382,7 @@
         <w:spacing w:after="0" w:before="0" w:line="240" w:lineRule="auto"/>
       </w:pPr>
       <w:rPr>
+        <w:rFonts w:eastAsia="黑体"/>
         <w:b/>
         <w:bCs/>
       </w:rPr>
@@ -6143,12 +6400,14 @@
     </w:tblStylePr>
     <w:tblStylePr w:type="firstCol">
       <w:rPr>
+        <w:rFonts w:eastAsia="黑体"/>
         <w:b/>
         <w:bCs/>
       </w:rPr>
     </w:tblStylePr>
     <w:tblStylePr w:type="lastCol">
       <w:rPr>
+        <w:rFonts w:eastAsia="黑体"/>
         <w:b/>
         <w:bCs/>
       </w:rPr>
@@ -6210,6 +6469,7 @@
         <w:spacing w:after="0" w:before="0" w:line="240" w:lineRule="auto"/>
       </w:pPr>
       <w:rPr>
+        <w:rFonts w:eastAsia="黑体"/>
         <w:b/>
         <w:bCs/>
         <w:color w:themeColor="background1" w:val="FFFFFF"/>
@@ -6232,6 +6492,7 @@
         <w:spacing w:after="0" w:before="0" w:line="240" w:lineRule="auto"/>
       </w:pPr>
       <w:rPr>
+        <w:rFonts w:eastAsia="黑体"/>
         <w:b/>
         <w:bCs/>
       </w:rPr>
@@ -6249,12 +6510,14 @@
     </w:tblStylePr>
     <w:tblStylePr w:type="firstCol">
       <w:rPr>
+        <w:rFonts w:eastAsia="黑体"/>
         <w:b/>
         <w:bCs/>
       </w:rPr>
     </w:tblStylePr>
     <w:tblStylePr w:type="lastCol">
       <w:rPr>
+        <w:rFonts w:eastAsia="黑体"/>
         <w:b/>
         <w:bCs/>
       </w:rPr>
@@ -6316,6 +6579,7 @@
         <w:spacing w:after="0" w:before="0" w:line="240" w:lineRule="auto"/>
       </w:pPr>
       <w:rPr>
+        <w:rFonts w:eastAsia="黑体"/>
         <w:b/>
         <w:bCs/>
         <w:color w:themeColor="background1" w:val="FFFFFF"/>
@@ -6338,6 +6602,7 @@
         <w:spacing w:after="0" w:before="0" w:line="240" w:lineRule="auto"/>
       </w:pPr>
       <w:rPr>
+        <w:rFonts w:eastAsia="黑体"/>
         <w:b/>
         <w:bCs/>
       </w:rPr>
@@ -6355,12 +6620,14 @@
     </w:tblStylePr>
     <w:tblStylePr w:type="firstCol">
       <w:rPr>
+        <w:rFonts w:eastAsia="黑体"/>
         <w:b/>
         <w:bCs/>
       </w:rPr>
     </w:tblStylePr>
     <w:tblStylePr w:type="lastCol">
       <w:rPr>
+        <w:rFonts w:eastAsia="黑体"/>
         <w:b/>
         <w:bCs/>
       </w:rPr>
@@ -6422,6 +6689,7 @@
         <w:spacing w:after="0" w:before="0" w:line="240" w:lineRule="auto"/>
       </w:pPr>
       <w:rPr>
+        <w:rFonts w:eastAsia="黑体"/>
         <w:b/>
         <w:bCs/>
         <w:color w:themeColor="background1" w:val="FFFFFF"/>
@@ -6444,6 +6712,7 @@
         <w:spacing w:after="0" w:before="0" w:line="240" w:lineRule="auto"/>
       </w:pPr>
       <w:rPr>
+        <w:rFonts w:eastAsia="黑体"/>
         <w:b/>
         <w:bCs/>
       </w:rPr>
@@ -6461,12 +6730,14 @@
     </w:tblStylePr>
     <w:tblStylePr w:type="firstCol">
       <w:rPr>
+        <w:rFonts w:eastAsia="黑体"/>
         <w:b/>
         <w:bCs/>
       </w:rPr>
     </w:tblStylePr>
     <w:tblStylePr w:type="lastCol">
       <w:rPr>
+        <w:rFonts w:eastAsia="黑体"/>
         <w:b/>
         <w:bCs/>
       </w:rPr>
@@ -6528,6 +6799,7 @@
         <w:spacing w:after="0" w:before="0" w:line="240" w:lineRule="auto"/>
       </w:pPr>
       <w:rPr>
+        <w:rFonts w:eastAsia="黑体"/>
         <w:b/>
         <w:bCs/>
         <w:color w:themeColor="background1" w:val="FFFFFF"/>
@@ -6550,6 +6822,7 @@
         <w:spacing w:after="0" w:before="0" w:line="240" w:lineRule="auto"/>
       </w:pPr>
       <w:rPr>
+        <w:rFonts w:eastAsia="黑体"/>
         <w:b/>
         <w:bCs/>
       </w:rPr>
@@ -6567,12 +6840,14 @@
     </w:tblStylePr>
     <w:tblStylePr w:type="firstCol">
       <w:rPr>
+        <w:rFonts w:eastAsia="黑体"/>
         <w:b/>
         <w:bCs/>
       </w:rPr>
     </w:tblStylePr>
     <w:tblStylePr w:type="lastCol">
       <w:rPr>
+        <w:rFonts w:eastAsia="黑体"/>
         <w:b/>
         <w:bCs/>
       </w:rPr>
@@ -6634,6 +6909,7 @@
         <w:spacing w:after="0" w:before="0" w:line="240" w:lineRule="auto"/>
       </w:pPr>
       <w:rPr>
+        <w:rFonts w:eastAsia="黑体"/>
         <w:b/>
         <w:bCs/>
         <w:color w:themeColor="background1" w:val="FFFFFF"/>
@@ -6656,6 +6932,7 @@
         <w:spacing w:after="0" w:before="0" w:line="240" w:lineRule="auto"/>
       </w:pPr>
       <w:rPr>
+        <w:rFonts w:eastAsia="黑体"/>
         <w:b/>
         <w:bCs/>
       </w:rPr>
@@ -6673,12 +6950,14 @@
     </w:tblStylePr>
     <w:tblStylePr w:type="firstCol">
       <w:rPr>
+        <w:rFonts w:eastAsia="黑体"/>
         <w:b/>
         <w:bCs/>
       </w:rPr>
     </w:tblStylePr>
     <w:tblStylePr w:type="lastCol">
       <w:rPr>
+        <w:rFonts w:eastAsia="黑体"/>
         <w:b/>
         <w:bCs/>
       </w:rPr>
@@ -6737,6 +7016,7 @@
         <w:spacing w:after="0" w:before="0" w:line="240" w:lineRule="auto"/>
       </w:pPr>
       <w:rPr>
+        <w:rFonts w:eastAsia="黑体"/>
         <w:b/>
         <w:bCs/>
         <w:color w:themeColor="background1" w:val="FFFFFF"/>
@@ -6759,6 +7039,7 @@
         <w:spacing w:after="0" w:before="0" w:line="240" w:lineRule="auto"/>
       </w:pPr>
       <w:rPr>
+        <w:rFonts w:eastAsia="黑体"/>
         <w:color w:val="auto"/>
       </w:rPr>
       <w:tblPr/>
@@ -6776,6 +7057,7 @@
     </w:tblStylePr>
     <w:tblStylePr w:type="firstCol">
       <w:rPr>
+        <w:rFonts w:eastAsia="黑体"/>
         <w:b/>
         <w:bCs/>
         <w:color w:themeColor="background1" w:val="FFFFFF"/>
@@ -6795,6 +7077,7 @@
     </w:tblStylePr>
     <w:tblStylePr w:type="lastCol">
       <w:rPr>
+        <w:rFonts w:eastAsia="黑体"/>
         <w:b/>
         <w:bCs/>
         <w:color w:themeColor="background1" w:val="FFFFFF"/>
@@ -6843,6 +7126,7 @@
     </w:tblStylePr>
     <w:tblStylePr w:type="nwCell">
       <w:rPr>
+        <w:rFonts w:eastAsia="黑体"/>
         <w:color w:themeColor="background1" w:val="FFFFFF"/>
       </w:rPr>
       <w:tblPr/>
@@ -6886,6 +7170,7 @@
         <w:spacing w:after="0" w:before="0" w:line="240" w:lineRule="auto"/>
       </w:pPr>
       <w:rPr>
+        <w:rFonts w:eastAsia="黑体"/>
         <w:b/>
         <w:bCs/>
         <w:color w:themeColor="background1" w:val="FFFFFF"/>
@@ -6908,6 +7193,7 @@
         <w:spacing w:after="0" w:before="0" w:line="240" w:lineRule="auto"/>
       </w:pPr>
       <w:rPr>
+        <w:rFonts w:eastAsia="黑体"/>
         <w:color w:val="auto"/>
       </w:rPr>
       <w:tblPr/>
@@ -6925,6 +7211,7 @@
     </w:tblStylePr>
     <w:tblStylePr w:type="firstCol">
       <w:rPr>
+        <w:rFonts w:eastAsia="黑体"/>
         <w:b/>
         <w:bCs/>
         <w:color w:themeColor="background1" w:val="FFFFFF"/>
@@ -6944,6 +7231,7 @@
     </w:tblStylePr>
     <w:tblStylePr w:type="lastCol">
       <w:rPr>
+        <w:rFonts w:eastAsia="黑体"/>
         <w:b/>
         <w:bCs/>
         <w:color w:themeColor="background1" w:val="FFFFFF"/>
@@ -6992,6 +7280,7 @@
     </w:tblStylePr>
     <w:tblStylePr w:type="nwCell">
       <w:rPr>
+        <w:rFonts w:eastAsia="黑体"/>
         <w:color w:themeColor="background1" w:val="FFFFFF"/>
       </w:rPr>
       <w:tblPr/>
@@ -7035,6 +7324,7 @@
         <w:spacing w:after="0" w:before="0" w:line="240" w:lineRule="auto"/>
       </w:pPr>
       <w:rPr>
+        <w:rFonts w:eastAsia="黑体"/>
         <w:b/>
         <w:bCs/>
         <w:color w:themeColor="background1" w:val="FFFFFF"/>
@@ -7057,6 +7347,7 @@
         <w:spacing w:after="0" w:before="0" w:line="240" w:lineRule="auto"/>
       </w:pPr>
       <w:rPr>
+        <w:rFonts w:eastAsia="黑体"/>
         <w:color w:val="auto"/>
       </w:rPr>
       <w:tblPr/>
@@ -7074,6 +7365,7 @@
     </w:tblStylePr>
     <w:tblStylePr w:type="firstCol">
       <w:rPr>
+        <w:rFonts w:eastAsia="黑体"/>
         <w:b/>
         <w:bCs/>
         <w:color w:themeColor="background1" w:val="FFFFFF"/>
@@ -7093,6 +7385,7 @@
     </w:tblStylePr>
     <w:tblStylePr w:type="lastCol">
       <w:rPr>
+        <w:rFonts w:eastAsia="黑体"/>
         <w:b/>
         <w:bCs/>
         <w:color w:themeColor="background1" w:val="FFFFFF"/>
@@ -7141,6 +7434,7 @@
     </w:tblStylePr>
     <w:tblStylePr w:type="nwCell">
       <w:rPr>
+        <w:rFonts w:eastAsia="黑体"/>
         <w:color w:themeColor="background1" w:val="FFFFFF"/>
       </w:rPr>
       <w:tblPr/>
@@ -7184,6 +7478,7 @@
         <w:spacing w:after="0" w:before="0" w:line="240" w:lineRule="auto"/>
       </w:pPr>
       <w:rPr>
+        <w:rFonts w:eastAsia="黑体"/>
         <w:b/>
         <w:bCs/>
         <w:color w:themeColor="background1" w:val="FFFFFF"/>
@@ -7206,6 +7501,7 @@
         <w:spacing w:after="0" w:before="0" w:line="240" w:lineRule="auto"/>
       </w:pPr>
       <w:rPr>
+        <w:rFonts w:eastAsia="黑体"/>
         <w:color w:val="auto"/>
       </w:rPr>
       <w:tblPr/>
@@ -7223,6 +7519,7 @@
     </w:tblStylePr>
     <w:tblStylePr w:type="firstCol">
       <w:rPr>
+        <w:rFonts w:eastAsia="黑体"/>
         <w:b/>
         <w:bCs/>
         <w:color w:themeColor="background1" w:val="FFFFFF"/>
@@ -7242,6 +7539,7 @@
     </w:tblStylePr>
     <w:tblStylePr w:type="lastCol">
       <w:rPr>
+        <w:rFonts w:eastAsia="黑体"/>
         <w:b/>
         <w:bCs/>
         <w:color w:themeColor="background1" w:val="FFFFFF"/>
@@ -7290,6 +7588,7 @@
     </w:tblStylePr>
     <w:tblStylePr w:type="nwCell">
       <w:rPr>
+        <w:rFonts w:eastAsia="黑体"/>
         <w:color w:themeColor="background1" w:val="FFFFFF"/>
       </w:rPr>
       <w:tblPr/>
@@ -7333,6 +7632,7 @@
         <w:spacing w:after="0" w:before="0" w:line="240" w:lineRule="auto"/>
       </w:pPr>
       <w:rPr>
+        <w:rFonts w:eastAsia="黑体"/>
         <w:b/>
         <w:bCs/>
         <w:color w:themeColor="background1" w:val="FFFFFF"/>
@@ -7355,6 +7655,7 @@
         <w:spacing w:after="0" w:before="0" w:line="240" w:lineRule="auto"/>
       </w:pPr>
       <w:rPr>
+        <w:rFonts w:eastAsia="黑体"/>
         <w:color w:val="auto"/>
       </w:rPr>
       <w:tblPr/>
@@ -7372,6 +7673,7 @@
     </w:tblStylePr>
     <w:tblStylePr w:type="firstCol">
       <w:rPr>
+        <w:rFonts w:eastAsia="黑体"/>
         <w:b/>
         <w:bCs/>
         <w:color w:themeColor="background1" w:val="FFFFFF"/>
@@ -7391,6 +7693,7 @@
     </w:tblStylePr>
     <w:tblStylePr w:type="lastCol">
       <w:rPr>
+        <w:rFonts w:eastAsia="黑体"/>
         <w:b/>
         <w:bCs/>
         <w:color w:themeColor="background1" w:val="FFFFFF"/>
@@ -7439,6 +7742,7 @@
     </w:tblStylePr>
     <w:tblStylePr w:type="nwCell">
       <w:rPr>
+        <w:rFonts w:eastAsia="黑体"/>
         <w:color w:themeColor="background1" w:val="FFFFFF"/>
       </w:rPr>
       <w:tblPr/>
@@ -7482,6 +7786,7 @@
         <w:spacing w:after="0" w:before="0" w:line="240" w:lineRule="auto"/>
       </w:pPr>
       <w:rPr>
+        <w:rFonts w:eastAsia="黑体"/>
         <w:b/>
         <w:bCs/>
         <w:color w:themeColor="background1" w:val="FFFFFF"/>
@@ -7504,6 +7809,7 @@
         <w:spacing w:after="0" w:before="0" w:line="240" w:lineRule="auto"/>
       </w:pPr>
       <w:rPr>
+        <w:rFonts w:eastAsia="黑体"/>
         <w:color w:val="auto"/>
       </w:rPr>
       <w:tblPr/>
@@ -7521,6 +7827,7 @@
     </w:tblStylePr>
     <w:tblStylePr w:type="firstCol">
       <w:rPr>
+        <w:rFonts w:eastAsia="黑体"/>
         <w:b/>
         <w:bCs/>
         <w:color w:themeColor="background1" w:val="FFFFFF"/>
@@ -7540,6 +7847,7 @@
     </w:tblStylePr>
     <w:tblStylePr w:type="lastCol">
       <w:rPr>
+        <w:rFonts w:eastAsia="黑体"/>
         <w:b/>
         <w:bCs/>
         <w:color w:themeColor="background1" w:val="FFFFFF"/>
@@ -7588,6 +7896,7 @@
     </w:tblStylePr>
     <w:tblStylePr w:type="nwCell">
       <w:rPr>
+        <w:rFonts w:eastAsia="黑体"/>
         <w:color w:themeColor="background1" w:val="FFFFFF"/>
       </w:rPr>
       <w:tblPr/>
@@ -7631,6 +7940,7 @@
         <w:spacing w:after="0" w:before="0" w:line="240" w:lineRule="auto"/>
       </w:pPr>
       <w:rPr>
+        <w:rFonts w:eastAsia="黑体"/>
         <w:b/>
         <w:bCs/>
         <w:color w:themeColor="background1" w:val="FFFFFF"/>
@@ -7653,6 +7963,7 @@
         <w:spacing w:after="0" w:before="0" w:line="240" w:lineRule="auto"/>
       </w:pPr>
       <w:rPr>
+        <w:rFonts w:eastAsia="黑体"/>
         <w:color w:val="auto"/>
       </w:rPr>
       <w:tblPr/>
@@ -7670,6 +7981,7 @@
     </w:tblStylePr>
     <w:tblStylePr w:type="firstCol">
       <w:rPr>
+        <w:rFonts w:eastAsia="黑体"/>
         <w:b/>
         <w:bCs/>
         <w:color w:themeColor="background1" w:val="FFFFFF"/>
@@ -7689,6 +8001,7 @@
     </w:tblStylePr>
     <w:tblStylePr w:type="lastCol">
       <w:rPr>
+        <w:rFonts w:eastAsia="黑体"/>
         <w:b/>
         <w:bCs/>
         <w:color w:themeColor="background1" w:val="FFFFFF"/>
@@ -7737,6 +8050,7 @@
     </w:tblStylePr>
     <w:tblStylePr w:type="nwCell">
       <w:rPr>
+        <w:rFonts w:eastAsia="黑体"/>
         <w:color w:themeColor="background1" w:val="FFFFFF"/>
       </w:rPr>
       <w:tblPr/>
@@ -7761,6 +8075,7 @@
       <w:spacing w:after="0" w:line="240" w:lineRule="auto"/>
     </w:pPr>
     <w:rPr>
+      <w:rFonts w:eastAsia="黑体"/>
       <w:color w:themeColor="text1" w:val="000000"/>
     </w:rPr>
     <w:tblPr>
@@ -7780,7 +8095,7 @@
     </w:tblPr>
     <w:tblStylePr w:type="firstRow">
       <w:rPr>
-        <w:rFonts w:asciiTheme="majorHAnsi" w:cstheme="majorBidi" w:eastAsiaTheme="majorEastAsia" w:hAnsiTheme="majorHAnsi"/>
+        <w:rFonts w:asciiTheme="majorHAnsi" w:cstheme="majorBidi" w:hAnsiTheme="majorHAnsi" w:eastAsia="黑体"/>
       </w:rPr>
       <w:tblPr/>
       <w:tcPr>
@@ -7792,6 +8107,7 @@
     </w:tblStylePr>
     <w:tblStylePr w:type="lastRow">
       <w:rPr>
+        <w:rFonts w:eastAsia="黑体"/>
         <w:b/>
         <w:bCs/>
         <w:color w:themeColor="text2" w:val="1F497D"/>
@@ -7806,12 +8122,14 @@
     </w:tblStylePr>
     <w:tblStylePr w:type="firstCol">
       <w:rPr>
+        <w:rFonts w:eastAsia="黑体"/>
         <w:b/>
         <w:bCs/>
       </w:rPr>
     </w:tblStylePr>
     <w:tblStylePr w:type="lastCol">
       <w:rPr>
+        <w:rFonts w:eastAsia="黑体"/>
         <w:b/>
         <w:bCs/>
       </w:rPr>
@@ -7845,6 +8163,7 @@
       <w:spacing w:after="0" w:line="240" w:lineRule="auto"/>
     </w:pPr>
     <w:rPr>
+      <w:rFonts w:eastAsia="黑体"/>
       <w:color w:themeColor="text1" w:val="000000"/>
     </w:rPr>
     <w:tblPr>
@@ -7864,7 +8183,7 @@
     </w:tblPr>
     <w:tblStylePr w:type="firstRow">
       <w:rPr>
-        <w:rFonts w:asciiTheme="majorHAnsi" w:cstheme="majorBidi" w:eastAsiaTheme="majorEastAsia" w:hAnsiTheme="majorHAnsi"/>
+        <w:rFonts w:asciiTheme="majorHAnsi" w:cstheme="majorBidi" w:hAnsiTheme="majorHAnsi" w:eastAsia="黑体"/>
       </w:rPr>
       <w:tblPr/>
       <w:tcPr>
@@ -7876,6 +8195,7 @@
     </w:tblStylePr>
     <w:tblStylePr w:type="lastRow">
       <w:rPr>
+        <w:rFonts w:eastAsia="黑体"/>
         <w:b/>
         <w:bCs/>
         <w:color w:themeColor="text2" w:val="1F497D"/>
@@ -7890,12 +8210,14 @@
     </w:tblStylePr>
     <w:tblStylePr w:type="firstCol">
       <w:rPr>
+        <w:rFonts w:eastAsia="黑体"/>
         <w:b/>
         <w:bCs/>
       </w:rPr>
     </w:tblStylePr>
     <w:tblStylePr w:type="lastCol">
       <w:rPr>
+        <w:rFonts w:eastAsia="黑体"/>
         <w:b/>
         <w:bCs/>
       </w:rPr>
@@ -7929,6 +8251,7 @@
       <w:spacing w:after="0" w:line="240" w:lineRule="auto"/>
     </w:pPr>
     <w:rPr>
+      <w:rFonts w:eastAsia="黑体"/>
       <w:color w:themeColor="text1" w:val="000000"/>
     </w:rPr>
     <w:tblPr>
@@ -7948,7 +8271,7 @@
     </w:tblPr>
     <w:tblStylePr w:type="firstRow">
       <w:rPr>
-        <w:rFonts w:asciiTheme="majorHAnsi" w:cstheme="majorBidi" w:eastAsiaTheme="majorEastAsia" w:hAnsiTheme="majorHAnsi"/>
+        <w:rFonts w:asciiTheme="majorHAnsi" w:cstheme="majorBidi" w:hAnsiTheme="majorHAnsi" w:eastAsia="黑体"/>
       </w:rPr>
       <w:tblPr/>
       <w:tcPr>
@@ -7960,6 +8283,7 @@
     </w:tblStylePr>
     <w:tblStylePr w:type="lastRow">
       <w:rPr>
+        <w:rFonts w:eastAsia="黑体"/>
         <w:b/>
         <w:bCs/>
         <w:color w:themeColor="text2" w:val="1F497D"/>
@@ -7974,12 +8298,14 @@
     </w:tblStylePr>
     <w:tblStylePr w:type="firstCol">
       <w:rPr>
+        <w:rFonts w:eastAsia="黑体"/>
         <w:b/>
         <w:bCs/>
       </w:rPr>
     </w:tblStylePr>
     <w:tblStylePr w:type="lastCol">
       <w:rPr>
+        <w:rFonts w:eastAsia="黑体"/>
         <w:b/>
         <w:bCs/>
       </w:rPr>
@@ -8013,6 +8339,7 @@
       <w:spacing w:after="0" w:line="240" w:lineRule="auto"/>
     </w:pPr>
     <w:rPr>
+      <w:rFonts w:eastAsia="黑体"/>
       <w:color w:themeColor="text1" w:val="000000"/>
     </w:rPr>
     <w:tblPr>
@@ -8032,7 +8359,7 @@
     </w:tblPr>
     <w:tblStylePr w:type="firstRow">
       <w:rPr>
-        <w:rFonts w:asciiTheme="majorHAnsi" w:cstheme="majorBidi" w:eastAsiaTheme="majorEastAsia" w:hAnsiTheme="majorHAnsi"/>
+        <w:rFonts w:asciiTheme="majorHAnsi" w:cstheme="majorBidi" w:hAnsiTheme="majorHAnsi" w:eastAsia="黑体"/>
       </w:rPr>
       <w:tblPr/>
       <w:tcPr>
@@ -8044,6 +8371,7 @@
     </w:tblStylePr>
     <w:tblStylePr w:type="lastRow">
       <w:rPr>
+        <w:rFonts w:eastAsia="黑体"/>
         <w:b/>
         <w:bCs/>
         <w:color w:themeColor="text2" w:val="1F497D"/>
@@ -8058,12 +8386,14 @@
     </w:tblStylePr>
     <w:tblStylePr w:type="firstCol">
       <w:rPr>
+        <w:rFonts w:eastAsia="黑体"/>
         <w:b/>
         <w:bCs/>
       </w:rPr>
     </w:tblStylePr>
     <w:tblStylePr w:type="lastCol">
       <w:rPr>
+        <w:rFonts w:eastAsia="黑体"/>
         <w:b/>
         <w:bCs/>
       </w:rPr>
@@ -8097,6 +8427,7 @@
       <w:spacing w:after="0" w:line="240" w:lineRule="auto"/>
     </w:pPr>
     <w:rPr>
+      <w:rFonts w:eastAsia="黑体"/>
       <w:color w:themeColor="text1" w:val="000000"/>
     </w:rPr>
     <w:tblPr>
@@ -8116,7 +8447,7 @@
     </w:tblPr>
     <w:tblStylePr w:type="firstRow">
       <w:rPr>
-        <w:rFonts w:asciiTheme="majorHAnsi" w:cstheme="majorBidi" w:eastAsiaTheme="majorEastAsia" w:hAnsiTheme="majorHAnsi"/>
+        <w:rFonts w:asciiTheme="majorHAnsi" w:cstheme="majorBidi" w:hAnsiTheme="majorHAnsi" w:eastAsia="黑体"/>
       </w:rPr>
       <w:tblPr/>
       <w:tcPr>
@@ -8128,6 +8459,7 @@
     </w:tblStylePr>
     <w:tblStylePr w:type="lastRow">
       <w:rPr>
+        <w:rFonts w:eastAsia="黑体"/>
         <w:b/>
         <w:bCs/>
         <w:color w:themeColor="text2" w:val="1F497D"/>
@@ -8142,12 +8474,14 @@
     </w:tblStylePr>
     <w:tblStylePr w:type="firstCol">
       <w:rPr>
+        <w:rFonts w:eastAsia="黑体"/>
         <w:b/>
         <w:bCs/>
       </w:rPr>
     </w:tblStylePr>
     <w:tblStylePr w:type="lastCol">
       <w:rPr>
+        <w:rFonts w:eastAsia="黑体"/>
         <w:b/>
         <w:bCs/>
       </w:rPr>
@@ -8181,6 +8515,7 @@
       <w:spacing w:after="0" w:line="240" w:lineRule="auto"/>
     </w:pPr>
     <w:rPr>
+      <w:rFonts w:eastAsia="黑体"/>
       <w:color w:themeColor="text1" w:val="000000"/>
     </w:rPr>
     <w:tblPr>
@@ -8200,7 +8535,7 @@
     </w:tblPr>
     <w:tblStylePr w:type="firstRow">
       <w:rPr>
-        <w:rFonts w:asciiTheme="majorHAnsi" w:cstheme="majorBidi" w:eastAsiaTheme="majorEastAsia" w:hAnsiTheme="majorHAnsi"/>
+        <w:rFonts w:asciiTheme="majorHAnsi" w:cstheme="majorBidi" w:hAnsiTheme="majorHAnsi" w:eastAsia="黑体"/>
       </w:rPr>
       <w:tblPr/>
       <w:tcPr>
@@ -8212,6 +8547,7 @@
     </w:tblStylePr>
     <w:tblStylePr w:type="lastRow">
       <w:rPr>
+        <w:rFonts w:eastAsia="黑体"/>
         <w:b/>
         <w:bCs/>
         <w:color w:themeColor="text2" w:val="1F497D"/>
@@ -8226,12 +8562,14 @@
     </w:tblStylePr>
     <w:tblStylePr w:type="firstCol">
       <w:rPr>
+        <w:rFonts w:eastAsia="黑体"/>
         <w:b/>
         <w:bCs/>
       </w:rPr>
     </w:tblStylePr>
     <w:tblStylePr w:type="lastCol">
       <w:rPr>
+        <w:rFonts w:eastAsia="黑体"/>
         <w:b/>
         <w:bCs/>
       </w:rPr>
@@ -8265,6 +8603,7 @@
       <w:spacing w:after="0" w:line="240" w:lineRule="auto"/>
     </w:pPr>
     <w:rPr>
+      <w:rFonts w:eastAsia="黑体"/>
       <w:color w:themeColor="text1" w:val="000000"/>
     </w:rPr>
     <w:tblPr>
@@ -8284,7 +8623,7 @@
     </w:tblPr>
     <w:tblStylePr w:type="firstRow">
       <w:rPr>
-        <w:rFonts w:asciiTheme="majorHAnsi" w:cstheme="majorBidi" w:eastAsiaTheme="majorEastAsia" w:hAnsiTheme="majorHAnsi"/>
+        <w:rFonts w:asciiTheme="majorHAnsi" w:cstheme="majorBidi" w:hAnsiTheme="majorHAnsi" w:eastAsia="黑体"/>
       </w:rPr>
       <w:tblPr/>
       <w:tcPr>
@@ -8296,6 +8635,7 @@
     </w:tblStylePr>
     <w:tblStylePr w:type="lastRow">
       <w:rPr>
+        <w:rFonts w:eastAsia="黑体"/>
         <w:b/>
         <w:bCs/>
         <w:color w:themeColor="text2" w:val="1F497D"/>
@@ -8310,12 +8650,14 @@
     </w:tblStylePr>
     <w:tblStylePr w:type="firstCol">
       <w:rPr>
+        <w:rFonts w:eastAsia="黑体"/>
         <w:b/>
         <w:bCs/>
       </w:rPr>
     </w:tblStylePr>
     <w:tblStylePr w:type="lastCol">
       <w:rPr>
+        <w:rFonts w:eastAsia="黑体"/>
         <w:b/>
         <w:bCs/>
       </w:rPr>
@@ -8349,7 +8691,7 @@
       <w:spacing w:after="0" w:line="240" w:lineRule="auto"/>
     </w:pPr>
     <w:rPr>
-      <w:rFonts w:asciiTheme="majorHAnsi" w:cstheme="majorBidi" w:eastAsiaTheme="majorEastAsia" w:hAnsiTheme="majorHAnsi"/>
+      <w:rFonts w:asciiTheme="majorHAnsi" w:cstheme="majorBidi" w:hAnsiTheme="majorHAnsi" w:eastAsia="黑体"/>
       <w:color w:themeColor="text1" w:val="000000"/>
     </w:rPr>
     <w:tblPr>
@@ -8371,6 +8713,7 @@
     </w:tblPr>
     <w:tblStylePr w:type="firstRow">
       <w:rPr>
+        <w:rFonts w:eastAsia="黑体"/>
         <w:sz w:val="24"/>
         <w:szCs w:val="24"/>
       </w:rPr>
@@ -8477,7 +8820,7 @@
       <w:spacing w:after="0" w:line="240" w:lineRule="auto"/>
     </w:pPr>
     <w:rPr>
-      <w:rFonts w:asciiTheme="majorHAnsi" w:cstheme="majorBidi" w:eastAsiaTheme="majorEastAsia" w:hAnsiTheme="majorHAnsi"/>
+      <w:rFonts w:asciiTheme="majorHAnsi" w:cstheme="majorBidi" w:hAnsiTheme="majorHAnsi" w:eastAsia="黑体"/>
       <w:color w:themeColor="text1" w:val="000000"/>
     </w:rPr>
     <w:tblPr>
@@ -8499,6 +8842,7 @@
     </w:tblPr>
     <w:tblStylePr w:type="firstRow">
       <w:rPr>
+        <w:rFonts w:eastAsia="黑体"/>
         <w:sz w:val="24"/>
         <w:szCs w:val="24"/>
       </w:rPr>
@@ -8605,7 +8949,7 @@
       <w:spacing w:after="0" w:line="240" w:lineRule="auto"/>
     </w:pPr>
     <w:rPr>
-      <w:rFonts w:asciiTheme="majorHAnsi" w:cstheme="majorBidi" w:eastAsiaTheme="majorEastAsia" w:hAnsiTheme="majorHAnsi"/>
+      <w:rFonts w:asciiTheme="majorHAnsi" w:cstheme="majorBidi" w:hAnsiTheme="majorHAnsi" w:eastAsia="黑体"/>
       <w:color w:themeColor="text1" w:val="000000"/>
     </w:rPr>
     <w:tblPr>
@@ -8627,6 +8971,7 @@
     </w:tblPr>
     <w:tblStylePr w:type="firstRow">
       <w:rPr>
+        <w:rFonts w:eastAsia="黑体"/>
         <w:sz w:val="24"/>
         <w:szCs w:val="24"/>
       </w:rPr>
@@ -8733,7 +9078,7 @@
       <w:spacing w:after="0" w:line="240" w:lineRule="auto"/>
     </w:pPr>
     <w:rPr>
-      <w:rFonts w:asciiTheme="majorHAnsi" w:cstheme="majorBidi" w:eastAsiaTheme="majorEastAsia" w:hAnsiTheme="majorHAnsi"/>
+      <w:rFonts w:asciiTheme="majorHAnsi" w:cstheme="majorBidi" w:hAnsiTheme="majorHAnsi" w:eastAsia="黑体"/>
       <w:color w:themeColor="text1" w:val="000000"/>
     </w:rPr>
     <w:tblPr>
@@ -8755,6 +9100,7 @@
     </w:tblPr>
     <w:tblStylePr w:type="firstRow">
       <w:rPr>
+        <w:rFonts w:eastAsia="黑体"/>
         <w:sz w:val="24"/>
         <w:szCs w:val="24"/>
       </w:rPr>
@@ -8861,7 +9207,7 @@
       <w:spacing w:after="0" w:line="240" w:lineRule="auto"/>
     </w:pPr>
     <w:rPr>
-      <w:rFonts w:asciiTheme="majorHAnsi" w:cstheme="majorBidi" w:eastAsiaTheme="majorEastAsia" w:hAnsiTheme="majorHAnsi"/>
+      <w:rFonts w:asciiTheme="majorHAnsi" w:cstheme="majorBidi" w:hAnsiTheme="majorHAnsi" w:eastAsia="黑体"/>
       <w:color w:themeColor="text1" w:val="000000"/>
     </w:rPr>
     <w:tblPr>
@@ -8883,6 +9229,7 @@
     </w:tblPr>
     <w:tblStylePr w:type="firstRow">
       <w:rPr>
+        <w:rFonts w:eastAsia="黑体"/>
         <w:sz w:val="24"/>
         <w:szCs w:val="24"/>
       </w:rPr>
@@ -8989,7 +9336,7 @@
       <w:spacing w:after="0" w:line="240" w:lineRule="auto"/>
     </w:pPr>
     <w:rPr>
-      <w:rFonts w:asciiTheme="majorHAnsi" w:cstheme="majorBidi" w:eastAsiaTheme="majorEastAsia" w:hAnsiTheme="majorHAnsi"/>
+      <w:rFonts w:asciiTheme="majorHAnsi" w:cstheme="majorBidi" w:hAnsiTheme="majorHAnsi" w:eastAsia="黑体"/>
       <w:color w:themeColor="text1" w:val="000000"/>
     </w:rPr>
     <w:tblPr>
@@ -9011,6 +9358,7 @@
     </w:tblPr>
     <w:tblStylePr w:type="firstRow">
       <w:rPr>
+        <w:rFonts w:eastAsia="黑体"/>
         <w:sz w:val="24"/>
         <w:szCs w:val="24"/>
       </w:rPr>
@@ -9117,7 +9465,7 @@
       <w:spacing w:after="0" w:line="240" w:lineRule="auto"/>
     </w:pPr>
     <w:rPr>
-      <w:rFonts w:asciiTheme="majorHAnsi" w:cstheme="majorBidi" w:eastAsiaTheme="majorEastAsia" w:hAnsiTheme="majorHAnsi"/>
+      <w:rFonts w:asciiTheme="majorHAnsi" w:cstheme="majorBidi" w:hAnsiTheme="majorHAnsi" w:eastAsia="黑体"/>
       <w:color w:themeColor="text1" w:val="000000"/>
     </w:rPr>
     <w:tblPr>
@@ -9139,6 +9487,7 @@
     </w:tblPr>
     <w:tblStylePr w:type="firstRow">
       <w:rPr>
+        <w:rFonts w:eastAsia="黑体"/>
         <w:sz w:val="24"/>
         <w:szCs w:val="24"/>
       </w:rPr>
@@ -9268,12 +9617,14 @@
     </w:tcPr>
     <w:tblStylePr w:type="firstRow">
       <w:rPr>
+        <w:rFonts w:eastAsia="黑体"/>
         <w:b/>
         <w:bCs/>
       </w:rPr>
     </w:tblStylePr>
     <w:tblStylePr w:type="lastRow">
       <w:rPr>
+        <w:rFonts w:eastAsia="黑体"/>
         <w:b/>
         <w:bCs/>
       </w:rPr>
@@ -9286,12 +9637,14 @@
     </w:tblStylePr>
     <w:tblStylePr w:type="firstCol">
       <w:rPr>
+        <w:rFonts w:eastAsia="黑体"/>
         <w:b/>
         <w:bCs/>
       </w:rPr>
     </w:tblStylePr>
     <w:tblStylePr w:type="lastCol">
       <w:rPr>
+        <w:rFonts w:eastAsia="黑体"/>
         <w:b/>
         <w:bCs/>
       </w:rPr>
@@ -9341,12 +9694,14 @@
     </w:tcPr>
     <w:tblStylePr w:type="firstRow">
       <w:rPr>
+        <w:rFonts w:eastAsia="黑体"/>
         <w:b/>
         <w:bCs/>
       </w:rPr>
     </w:tblStylePr>
     <w:tblStylePr w:type="lastRow">
       <w:rPr>
+        <w:rFonts w:eastAsia="黑体"/>
         <w:b/>
         <w:bCs/>
       </w:rPr>
@@ -9359,12 +9714,14 @@
     </w:tblStylePr>
     <w:tblStylePr w:type="firstCol">
       <w:rPr>
+        <w:rFonts w:eastAsia="黑体"/>
         <w:b/>
         <w:bCs/>
       </w:rPr>
     </w:tblStylePr>
     <w:tblStylePr w:type="lastCol">
       <w:rPr>
+        <w:rFonts w:eastAsia="黑体"/>
         <w:b/>
         <w:bCs/>
       </w:rPr>
@@ -9414,12 +9771,14 @@
     </w:tcPr>
     <w:tblStylePr w:type="firstRow">
       <w:rPr>
+        <w:rFonts w:eastAsia="黑体"/>
         <w:b/>
         <w:bCs/>
       </w:rPr>
     </w:tblStylePr>
     <w:tblStylePr w:type="lastRow">
       <w:rPr>
+        <w:rFonts w:eastAsia="黑体"/>
         <w:b/>
         <w:bCs/>
       </w:rPr>
@@ -9432,12 +9791,14 @@
     </w:tblStylePr>
     <w:tblStylePr w:type="firstCol">
       <w:rPr>
+        <w:rFonts w:eastAsia="黑体"/>
         <w:b/>
         <w:bCs/>
       </w:rPr>
     </w:tblStylePr>
     <w:tblStylePr w:type="lastCol">
       <w:rPr>
+        <w:rFonts w:eastAsia="黑体"/>
         <w:b/>
         <w:bCs/>
       </w:rPr>
@@ -9487,12 +9848,14 @@
     </w:tcPr>
     <w:tblStylePr w:type="firstRow">
       <w:rPr>
+        <w:rFonts w:eastAsia="黑体"/>
         <w:b/>
         <w:bCs/>
       </w:rPr>
     </w:tblStylePr>
     <w:tblStylePr w:type="lastRow">
       <w:rPr>
+        <w:rFonts w:eastAsia="黑体"/>
         <w:b/>
         <w:bCs/>
       </w:rPr>
@@ -9505,12 +9868,14 @@
     </w:tblStylePr>
     <w:tblStylePr w:type="firstCol">
       <w:rPr>
+        <w:rFonts w:eastAsia="黑体"/>
         <w:b/>
         <w:bCs/>
       </w:rPr>
     </w:tblStylePr>
     <w:tblStylePr w:type="lastCol">
       <w:rPr>
+        <w:rFonts w:eastAsia="黑体"/>
         <w:b/>
         <w:bCs/>
       </w:rPr>
@@ -9560,12 +9925,14 @@
     </w:tcPr>
     <w:tblStylePr w:type="firstRow">
       <w:rPr>
+        <w:rFonts w:eastAsia="黑体"/>
         <w:b/>
         <w:bCs/>
       </w:rPr>
     </w:tblStylePr>
     <w:tblStylePr w:type="lastRow">
       <w:rPr>
+        <w:rFonts w:eastAsia="黑体"/>
         <w:b/>
         <w:bCs/>
       </w:rPr>
@@ -9578,12 +9945,14 @@
     </w:tblStylePr>
     <w:tblStylePr w:type="firstCol">
       <w:rPr>
+        <w:rFonts w:eastAsia="黑体"/>
         <w:b/>
         <w:bCs/>
       </w:rPr>
     </w:tblStylePr>
     <w:tblStylePr w:type="lastCol">
       <w:rPr>
+        <w:rFonts w:eastAsia="黑体"/>
         <w:b/>
         <w:bCs/>
       </w:rPr>
@@ -9633,12 +10002,14 @@
     </w:tcPr>
     <w:tblStylePr w:type="firstRow">
       <w:rPr>
+        <w:rFonts w:eastAsia="黑体"/>
         <w:b/>
         <w:bCs/>
       </w:rPr>
     </w:tblStylePr>
     <w:tblStylePr w:type="lastRow">
       <w:rPr>
+        <w:rFonts w:eastAsia="黑体"/>
         <w:b/>
         <w:bCs/>
       </w:rPr>
@@ -9651,12 +10022,14 @@
     </w:tblStylePr>
     <w:tblStylePr w:type="firstCol">
       <w:rPr>
+        <w:rFonts w:eastAsia="黑体"/>
         <w:b/>
         <w:bCs/>
       </w:rPr>
     </w:tblStylePr>
     <w:tblStylePr w:type="lastCol">
       <w:rPr>
+        <w:rFonts w:eastAsia="黑体"/>
         <w:b/>
         <w:bCs/>
       </w:rPr>
@@ -9706,12 +10079,14 @@
     </w:tcPr>
     <w:tblStylePr w:type="firstRow">
       <w:rPr>
+        <w:rFonts w:eastAsia="黑体"/>
         <w:b/>
         <w:bCs/>
       </w:rPr>
     </w:tblStylePr>
     <w:tblStylePr w:type="lastRow">
       <w:rPr>
+        <w:rFonts w:eastAsia="黑体"/>
         <w:b/>
         <w:bCs/>
       </w:rPr>
@@ -9724,12 +10099,14 @@
     </w:tblStylePr>
     <w:tblStylePr w:type="firstCol">
       <w:rPr>
+        <w:rFonts w:eastAsia="黑体"/>
         <w:b/>
         <w:bCs/>
       </w:rPr>
     </w:tblStylePr>
     <w:tblStylePr w:type="lastCol">
       <w:rPr>
+        <w:rFonts w:eastAsia="黑体"/>
         <w:b/>
         <w:bCs/>
       </w:rPr>
@@ -9756,7 +10133,7 @@
       <w:spacing w:after="0" w:line="240" w:lineRule="auto"/>
     </w:pPr>
     <w:rPr>
-      <w:rFonts w:asciiTheme="majorHAnsi" w:cstheme="majorBidi" w:eastAsiaTheme="majorEastAsia" w:hAnsiTheme="majorHAnsi"/>
+      <w:rFonts w:asciiTheme="majorHAnsi" w:cstheme="majorBidi" w:hAnsiTheme="majorHAnsi" w:eastAsia="黑体"/>
       <w:color w:themeColor="text1" w:val="000000"/>
     </w:rPr>
     <w:tblPr>
@@ -9783,6 +10160,7 @@
     </w:tcPr>
     <w:tblStylePr w:type="firstRow">
       <w:rPr>
+        <w:rFonts w:eastAsia="黑体"/>
         <w:b/>
         <w:bCs/>
         <w:color w:themeColor="text1" w:val="000000"/>
@@ -9794,6 +10172,7 @@
     </w:tblStylePr>
     <w:tblStylePr w:type="lastRow">
       <w:rPr>
+        <w:rFonts w:eastAsia="黑体"/>
         <w:b/>
         <w:bCs/>
         <w:color w:themeColor="text1" w:val="000000"/>
@@ -9813,6 +10192,7 @@
     </w:tblStylePr>
     <w:tblStylePr w:type="firstCol">
       <w:rPr>
+        <w:rFonts w:eastAsia="黑体"/>
         <w:b/>
         <w:bCs/>
         <w:color w:themeColor="text1" w:val="000000"/>
@@ -9832,6 +10212,7 @@
     </w:tblStylePr>
     <w:tblStylePr w:type="lastCol">
       <w:rPr>
+        <w:rFonts w:eastAsia="黑体"/>
         <w:b w:val="0"/>
         <w:bCs w:val="0"/>
         <w:color w:themeColor="text1" w:val="000000"/>
@@ -9881,7 +10262,7 @@
       <w:spacing w:after="0" w:line="240" w:lineRule="auto"/>
     </w:pPr>
     <w:rPr>
-      <w:rFonts w:asciiTheme="majorHAnsi" w:cstheme="majorBidi" w:eastAsiaTheme="majorEastAsia" w:hAnsiTheme="majorHAnsi"/>
+      <w:rFonts w:asciiTheme="majorHAnsi" w:cstheme="majorBidi" w:hAnsiTheme="majorHAnsi" w:eastAsia="黑体"/>
       <w:color w:themeColor="text1" w:val="000000"/>
     </w:rPr>
     <w:tblPr>
@@ -9908,6 +10289,7 @@
     </w:tcPr>
     <w:tblStylePr w:type="firstRow">
       <w:rPr>
+        <w:rFonts w:eastAsia="黑体"/>
         <w:b/>
         <w:bCs/>
         <w:color w:themeColor="text1" w:val="000000"/>
@@ -9919,6 +10301,7 @@
     </w:tblStylePr>
     <w:tblStylePr w:type="lastRow">
       <w:rPr>
+        <w:rFonts w:eastAsia="黑体"/>
         <w:b/>
         <w:bCs/>
         <w:color w:themeColor="text1" w:val="000000"/>
@@ -9938,6 +10321,7 @@
     </w:tblStylePr>
     <w:tblStylePr w:type="firstCol">
       <w:rPr>
+        <w:rFonts w:eastAsia="黑体"/>
         <w:b/>
         <w:bCs/>
         <w:color w:themeColor="text1" w:val="000000"/>
@@ -9957,6 +10341,7 @@
     </w:tblStylePr>
     <w:tblStylePr w:type="lastCol">
       <w:rPr>
+        <w:rFonts w:eastAsia="黑体"/>
         <w:b w:val="0"/>
         <w:bCs w:val="0"/>
         <w:color w:themeColor="text1" w:val="000000"/>
@@ -10006,7 +10391,7 @@
       <w:spacing w:after="0" w:line="240" w:lineRule="auto"/>
     </w:pPr>
     <w:rPr>
-      <w:rFonts w:asciiTheme="majorHAnsi" w:cstheme="majorBidi" w:eastAsiaTheme="majorEastAsia" w:hAnsiTheme="majorHAnsi"/>
+      <w:rFonts w:asciiTheme="majorHAnsi" w:cstheme="majorBidi" w:hAnsiTheme="majorHAnsi" w:eastAsia="黑体"/>
       <w:color w:themeColor="text1" w:val="000000"/>
     </w:rPr>
     <w:tblPr>
@@ -10033,6 +10418,7 @@
     </w:tcPr>
     <w:tblStylePr w:type="firstRow">
       <w:rPr>
+        <w:rFonts w:eastAsia="黑体"/>
         <w:b/>
         <w:bCs/>
         <w:color w:themeColor="text1" w:val="000000"/>
@@ -10044,6 +10430,7 @@
     </w:tblStylePr>
     <w:tblStylePr w:type="lastRow">
       <w:rPr>
+        <w:rFonts w:eastAsia="黑体"/>
         <w:b/>
         <w:bCs/>
         <w:color w:themeColor="text1" w:val="000000"/>
@@ -10063,6 +10450,7 @@
     </w:tblStylePr>
     <w:tblStylePr w:type="firstCol">
       <w:rPr>
+        <w:rFonts w:eastAsia="黑体"/>
         <w:b/>
         <w:bCs/>
         <w:color w:themeColor="text1" w:val="000000"/>
@@ -10082,6 +10470,7 @@
     </w:tblStylePr>
     <w:tblStylePr w:type="lastCol">
       <w:rPr>
+        <w:rFonts w:eastAsia="黑体"/>
         <w:b w:val="0"/>
         <w:bCs w:val="0"/>
         <w:color w:themeColor="text1" w:val="000000"/>
@@ -10131,7 +10520,7 @@
       <w:spacing w:after="0" w:line="240" w:lineRule="auto"/>
     </w:pPr>
     <w:rPr>
-      <w:rFonts w:asciiTheme="majorHAnsi" w:cstheme="majorBidi" w:eastAsiaTheme="majorEastAsia" w:hAnsiTheme="majorHAnsi"/>
+      <w:rFonts w:asciiTheme="majorHAnsi" w:cstheme="majorBidi" w:hAnsiTheme="majorHAnsi" w:eastAsia="黑体"/>
       <w:color w:themeColor="text1" w:val="000000"/>
     </w:rPr>
     <w:tblPr>
@@ -10158,6 +10547,7 @@
     </w:tcPr>
     <w:tblStylePr w:type="firstRow">
       <w:rPr>
+        <w:rFonts w:eastAsia="黑体"/>
         <w:b/>
         <w:bCs/>
         <w:color w:themeColor="text1" w:val="000000"/>
@@ -10169,6 +10559,7 @@
     </w:tblStylePr>
     <w:tblStylePr w:type="lastRow">
       <w:rPr>
+        <w:rFonts w:eastAsia="黑体"/>
         <w:b/>
         <w:bCs/>
         <w:color w:themeColor="text1" w:val="000000"/>
@@ -10188,6 +10579,7 @@
     </w:tblStylePr>
     <w:tblStylePr w:type="firstCol">
       <w:rPr>
+        <w:rFonts w:eastAsia="黑体"/>
         <w:b/>
         <w:bCs/>
         <w:color w:themeColor="text1" w:val="000000"/>
@@ -10207,6 +10599,7 @@
     </w:tblStylePr>
     <w:tblStylePr w:type="lastCol">
       <w:rPr>
+        <w:rFonts w:eastAsia="黑体"/>
         <w:b w:val="0"/>
         <w:bCs w:val="0"/>
         <w:color w:themeColor="text1" w:val="000000"/>
@@ -10256,7 +10649,7 @@
       <w:spacing w:after="0" w:line="240" w:lineRule="auto"/>
     </w:pPr>
     <w:rPr>
-      <w:rFonts w:asciiTheme="majorHAnsi" w:cstheme="majorBidi" w:eastAsiaTheme="majorEastAsia" w:hAnsiTheme="majorHAnsi"/>
+      <w:rFonts w:asciiTheme="majorHAnsi" w:cstheme="majorBidi" w:hAnsiTheme="majorHAnsi" w:eastAsia="黑体"/>
       <w:color w:themeColor="text1" w:val="000000"/>
     </w:rPr>
     <w:tblPr>
@@ -10283,6 +10676,7 @@
     </w:tcPr>
     <w:tblStylePr w:type="firstRow">
       <w:rPr>
+        <w:rFonts w:eastAsia="黑体"/>
         <w:b/>
         <w:bCs/>
         <w:color w:themeColor="text1" w:val="000000"/>
@@ -10294,6 +10688,7 @@
     </w:tblStylePr>
     <w:tblStylePr w:type="lastRow">
       <w:rPr>
+        <w:rFonts w:eastAsia="黑体"/>
         <w:b/>
         <w:bCs/>
         <w:color w:themeColor="text1" w:val="000000"/>
@@ -10313,6 +10708,7 @@
     </w:tblStylePr>
     <w:tblStylePr w:type="firstCol">
       <w:rPr>
+        <w:rFonts w:eastAsia="黑体"/>
         <w:b/>
         <w:bCs/>
         <w:color w:themeColor="text1" w:val="000000"/>
@@ -10332,6 +10728,7 @@
     </w:tblStylePr>
     <w:tblStylePr w:type="lastCol">
       <w:rPr>
+        <w:rFonts w:eastAsia="黑体"/>
         <w:b w:val="0"/>
         <w:bCs w:val="0"/>
         <w:color w:themeColor="text1" w:val="000000"/>
@@ -10381,7 +10778,7 @@
       <w:spacing w:after="0" w:line="240" w:lineRule="auto"/>
     </w:pPr>
     <w:rPr>
-      <w:rFonts w:asciiTheme="majorHAnsi" w:cstheme="majorBidi" w:eastAsiaTheme="majorEastAsia" w:hAnsiTheme="majorHAnsi"/>
+      <w:rFonts w:asciiTheme="majorHAnsi" w:cstheme="majorBidi" w:hAnsiTheme="majorHAnsi" w:eastAsia="黑体"/>
       <w:color w:themeColor="text1" w:val="000000"/>
     </w:rPr>
     <w:tblPr>
@@ -10408,6 +10805,7 @@
     </w:tcPr>
     <w:tblStylePr w:type="firstRow">
       <w:rPr>
+        <w:rFonts w:eastAsia="黑体"/>
         <w:b/>
         <w:bCs/>
         <w:color w:themeColor="text1" w:val="000000"/>
@@ -10419,6 +10817,7 @@
     </w:tblStylePr>
     <w:tblStylePr w:type="lastRow">
       <w:rPr>
+        <w:rFonts w:eastAsia="黑体"/>
         <w:b/>
         <w:bCs/>
         <w:color w:themeColor="text1" w:val="000000"/>
@@ -10438,6 +10837,7 @@
     </w:tblStylePr>
     <w:tblStylePr w:type="firstCol">
       <w:rPr>
+        <w:rFonts w:eastAsia="黑体"/>
         <w:b/>
         <w:bCs/>
         <w:color w:themeColor="text1" w:val="000000"/>
@@ -10457,6 +10857,7 @@
     </w:tblStylePr>
     <w:tblStylePr w:type="lastCol">
       <w:rPr>
+        <w:rFonts w:eastAsia="黑体"/>
         <w:b w:val="0"/>
         <w:bCs w:val="0"/>
         <w:color w:themeColor="text1" w:val="000000"/>
@@ -10506,7 +10907,7 @@
       <w:spacing w:after="0" w:line="240" w:lineRule="auto"/>
     </w:pPr>
     <w:rPr>
-      <w:rFonts w:asciiTheme="majorHAnsi" w:cstheme="majorBidi" w:eastAsiaTheme="majorEastAsia" w:hAnsiTheme="majorHAnsi"/>
+      <w:rFonts w:asciiTheme="majorHAnsi" w:cstheme="majorBidi" w:hAnsiTheme="majorHAnsi" w:eastAsia="黑体"/>
       <w:color w:themeColor="text1" w:val="000000"/>
     </w:rPr>
     <w:tblPr>
@@ -10533,6 +10934,7 @@
     </w:tcPr>
     <w:tblStylePr w:type="firstRow">
       <w:rPr>
+        <w:rFonts w:eastAsia="黑体"/>
         <w:b/>
         <w:bCs/>
         <w:color w:themeColor="text1" w:val="000000"/>
@@ -10544,6 +10946,7 @@
     </w:tblStylePr>
     <w:tblStylePr w:type="lastRow">
       <w:rPr>
+        <w:rFonts w:eastAsia="黑体"/>
         <w:b/>
         <w:bCs/>
         <w:color w:themeColor="text1" w:val="000000"/>
@@ -10563,6 +10966,7 @@
     </w:tblStylePr>
     <w:tblStylePr w:type="firstCol">
       <w:rPr>
+        <w:rFonts w:eastAsia="黑体"/>
         <w:b/>
         <w:bCs/>
         <w:color w:themeColor="text1" w:val="000000"/>
@@ -10582,6 +10986,7 @@
     </w:tblStylePr>
     <w:tblStylePr w:type="lastCol">
       <w:rPr>
+        <w:rFonts w:eastAsia="黑体"/>
         <w:b w:val="0"/>
         <w:bCs w:val="0"/>
         <w:color w:themeColor="text1" w:val="000000"/>
@@ -10654,6 +11059,7 @@
     </w:tcPr>
     <w:tblStylePr w:type="firstRow">
       <w:rPr>
+        <w:rFonts w:eastAsia="黑体"/>
         <w:b/>
         <w:bCs/>
         <w:i w:val="0"/>
@@ -10675,6 +11081,7 @@
     </w:tblStylePr>
     <w:tblStylePr w:type="lastRow">
       <w:rPr>
+        <w:rFonts w:eastAsia="黑体"/>
         <w:b/>
         <w:bCs/>
         <w:i w:val="0"/>
@@ -10696,6 +11103,7 @@
     </w:tblStylePr>
     <w:tblStylePr w:type="firstCol">
       <w:rPr>
+        <w:rFonts w:eastAsia="黑体"/>
         <w:b/>
         <w:bCs/>
         <w:i w:val="0"/>
@@ -10715,6 +11123,7 @@
     </w:tblStylePr>
     <w:tblStylePr w:type="lastCol">
       <w:rPr>
+        <w:rFonts w:eastAsia="黑体"/>
         <w:b/>
         <w:bCs/>
         <w:i w:val="0"/>
@@ -10795,6 +11204,7 @@
     </w:tcPr>
     <w:tblStylePr w:type="firstRow">
       <w:rPr>
+        <w:rFonts w:eastAsia="黑体"/>
         <w:b/>
         <w:bCs/>
         <w:i w:val="0"/>
@@ -10816,6 +11226,7 @@
     </w:tblStylePr>
     <w:tblStylePr w:type="lastRow">
       <w:rPr>
+        <w:rFonts w:eastAsia="黑体"/>
         <w:b/>
         <w:bCs/>
         <w:i w:val="0"/>
@@ -10837,6 +11248,7 @@
     </w:tblStylePr>
     <w:tblStylePr w:type="firstCol">
       <w:rPr>
+        <w:rFonts w:eastAsia="黑体"/>
         <w:b/>
         <w:bCs/>
         <w:i w:val="0"/>
@@ -10856,6 +11268,7 @@
     </w:tblStylePr>
     <w:tblStylePr w:type="lastCol">
       <w:rPr>
+        <w:rFonts w:eastAsia="黑体"/>
         <w:b/>
         <w:bCs/>
         <w:i w:val="0"/>
@@ -10936,6 +11349,7 @@
     </w:tcPr>
     <w:tblStylePr w:type="firstRow">
       <w:rPr>
+        <w:rFonts w:eastAsia="黑体"/>
         <w:b/>
         <w:bCs/>
         <w:i w:val="0"/>
@@ -10957,6 +11371,7 @@
     </w:tblStylePr>
     <w:tblStylePr w:type="lastRow">
       <w:rPr>
+        <w:rFonts w:eastAsia="黑体"/>
         <w:b/>
         <w:bCs/>
         <w:i w:val="0"/>
@@ -10978,6 +11393,7 @@
     </w:tblStylePr>
     <w:tblStylePr w:type="firstCol">
       <w:rPr>
+        <w:rFonts w:eastAsia="黑体"/>
         <w:b/>
         <w:bCs/>
         <w:i w:val="0"/>
@@ -10997,6 +11413,7 @@
     </w:tblStylePr>
     <w:tblStylePr w:type="lastCol">
       <w:rPr>
+        <w:rFonts w:eastAsia="黑体"/>
         <w:b/>
         <w:bCs/>
         <w:i w:val="0"/>
@@ -11077,6 +11494,7 @@
     </w:tcPr>
     <w:tblStylePr w:type="firstRow">
       <w:rPr>
+        <w:rFonts w:eastAsia="黑体"/>
         <w:b/>
         <w:bCs/>
         <w:i w:val="0"/>
@@ -11098,6 +11516,7 @@
     </w:tblStylePr>
     <w:tblStylePr w:type="lastRow">
       <w:rPr>
+        <w:rFonts w:eastAsia="黑体"/>
         <w:b/>
         <w:bCs/>
         <w:i w:val="0"/>
@@ -11119,6 +11538,7 @@
     </w:tblStylePr>
     <w:tblStylePr w:type="firstCol">
       <w:rPr>
+        <w:rFonts w:eastAsia="黑体"/>
         <w:b/>
         <w:bCs/>
         <w:i w:val="0"/>
@@ -11138,6 +11558,7 @@
     </w:tblStylePr>
     <w:tblStylePr w:type="lastCol">
       <w:rPr>
+        <w:rFonts w:eastAsia="黑体"/>
         <w:b/>
         <w:bCs/>
         <w:i w:val="0"/>
@@ -11218,6 +11639,7 @@
     </w:tcPr>
     <w:tblStylePr w:type="firstRow">
       <w:rPr>
+        <w:rFonts w:eastAsia="黑体"/>
         <w:b/>
         <w:bCs/>
         <w:i w:val="0"/>
@@ -11239,6 +11661,7 @@
     </w:tblStylePr>
     <w:tblStylePr w:type="lastRow">
       <w:rPr>
+        <w:rFonts w:eastAsia="黑体"/>
         <w:b/>
         <w:bCs/>
         <w:i w:val="0"/>
@@ -11260,6 +11683,7 @@
     </w:tblStylePr>
     <w:tblStylePr w:type="firstCol">
       <w:rPr>
+        <w:rFonts w:eastAsia="黑体"/>
         <w:b/>
         <w:bCs/>
         <w:i w:val="0"/>
@@ -11279,6 +11703,7 @@
     </w:tblStylePr>
     <w:tblStylePr w:type="lastCol">
       <w:rPr>
+        <w:rFonts w:eastAsia="黑体"/>
         <w:b/>
         <w:bCs/>
         <w:i w:val="0"/>
@@ -11359,6 +11784,7 @@
     </w:tcPr>
     <w:tblStylePr w:type="firstRow">
       <w:rPr>
+        <w:rFonts w:eastAsia="黑体"/>
         <w:b/>
         <w:bCs/>
         <w:i w:val="0"/>
@@ -11380,6 +11806,7 @@
     </w:tblStylePr>
     <w:tblStylePr w:type="lastRow">
       <w:rPr>
+        <w:rFonts w:eastAsia="黑体"/>
         <w:b/>
         <w:bCs/>
         <w:i w:val="0"/>
@@ -11401,6 +11828,7 @@
     </w:tblStylePr>
     <w:tblStylePr w:type="firstCol">
       <w:rPr>
+        <w:rFonts w:eastAsia="黑体"/>
         <w:b/>
         <w:bCs/>
         <w:i w:val="0"/>
@@ -11420,6 +11848,7 @@
     </w:tblStylePr>
     <w:tblStylePr w:type="lastCol">
       <w:rPr>
+        <w:rFonts w:eastAsia="黑体"/>
         <w:b/>
         <w:bCs/>
         <w:i w:val="0"/>
@@ -11500,6 +11929,7 @@
     </w:tcPr>
     <w:tblStylePr w:type="firstRow">
       <w:rPr>
+        <w:rFonts w:eastAsia="黑体"/>
         <w:b/>
         <w:bCs/>
         <w:i w:val="0"/>
@@ -11521,6 +11951,7 @@
     </w:tblStylePr>
     <w:tblStylePr w:type="lastRow">
       <w:rPr>
+        <w:rFonts w:eastAsia="黑体"/>
         <w:b/>
         <w:bCs/>
         <w:i w:val="0"/>
@@ -11542,6 +11973,7 @@
     </w:tblStylePr>
     <w:tblStylePr w:type="firstCol">
       <w:rPr>
+        <w:rFonts w:eastAsia="黑体"/>
         <w:b/>
         <w:bCs/>
         <w:i w:val="0"/>
@@ -11561,6 +11993,7 @@
     </w:tblStylePr>
     <w:tblStylePr w:type="lastCol">
       <w:rPr>
+        <w:rFonts w:eastAsia="黑体"/>
         <w:b/>
         <w:bCs/>
         <w:i w:val="0"/>
@@ -11618,6 +12051,7 @@
       <w:spacing w:after="0" w:line="240" w:lineRule="auto"/>
     </w:pPr>
     <w:rPr>
+      <w:rFonts w:eastAsia="黑体"/>
       <w:color w:themeColor="background1" w:val="FFFFFF"/>
     </w:rPr>
     <w:tblPr>
@@ -11636,6 +12070,7 @@
     </w:tcPr>
     <w:tblStylePr w:type="firstRow">
       <w:rPr>
+        <w:rFonts w:eastAsia="黑体"/>
         <w:b/>
         <w:bCs/>
       </w:rPr>
@@ -11732,6 +12167,7 @@
       <w:spacing w:after="0" w:line="240" w:lineRule="auto"/>
     </w:pPr>
     <w:rPr>
+      <w:rFonts w:eastAsia="黑体"/>
       <w:color w:themeColor="background1" w:val="FFFFFF"/>
     </w:rPr>
     <w:tblPr>
@@ -11750,6 +12186,7 @@
     </w:tcPr>
     <w:tblStylePr w:type="firstRow">
       <w:rPr>
+        <w:rFonts w:eastAsia="黑体"/>
         <w:b/>
         <w:bCs/>
       </w:rPr>
@@ -11846,6 +12283,7 @@
       <w:spacing w:after="0" w:line="240" w:lineRule="auto"/>
     </w:pPr>
     <w:rPr>
+      <w:rFonts w:eastAsia="黑体"/>
       <w:color w:themeColor="background1" w:val="FFFFFF"/>
     </w:rPr>
     <w:tblPr>
@@ -11864,6 +12302,7 @@
     </w:tcPr>
     <w:tblStylePr w:type="firstRow">
       <w:rPr>
+        <w:rFonts w:eastAsia="黑体"/>
         <w:b/>
         <w:bCs/>
       </w:rPr>
@@ -11960,6 +12399,7 @@
       <w:spacing w:after="0" w:line="240" w:lineRule="auto"/>
     </w:pPr>
     <w:rPr>
+      <w:rFonts w:eastAsia="黑体"/>
       <w:color w:themeColor="background1" w:val="FFFFFF"/>
     </w:rPr>
     <w:tblPr>
@@ -11978,6 +12418,7 @@
     </w:tcPr>
     <w:tblStylePr w:type="firstRow">
       <w:rPr>
+        <w:rFonts w:eastAsia="黑体"/>
         <w:b/>
         <w:bCs/>
       </w:rPr>
@@ -12074,6 +12515,7 @@
       <w:spacing w:after="0" w:line="240" w:lineRule="auto"/>
     </w:pPr>
     <w:rPr>
+      <w:rFonts w:eastAsia="黑体"/>
       <w:color w:themeColor="background1" w:val="FFFFFF"/>
     </w:rPr>
     <w:tblPr>
@@ -12092,6 +12534,7 @@
     </w:tcPr>
     <w:tblStylePr w:type="firstRow">
       <w:rPr>
+        <w:rFonts w:eastAsia="黑体"/>
         <w:b/>
         <w:bCs/>
       </w:rPr>
@@ -12188,6 +12631,7 @@
       <w:spacing w:after="0" w:line="240" w:lineRule="auto"/>
     </w:pPr>
     <w:rPr>
+      <w:rFonts w:eastAsia="黑体"/>
       <w:color w:themeColor="background1" w:val="FFFFFF"/>
     </w:rPr>
     <w:tblPr>
@@ -12206,6 +12650,7 @@
     </w:tcPr>
     <w:tblStylePr w:type="firstRow">
       <w:rPr>
+        <w:rFonts w:eastAsia="黑体"/>
         <w:b/>
         <w:bCs/>
       </w:rPr>
@@ -12302,6 +12747,7 @@
       <w:spacing w:after="0" w:line="240" w:lineRule="auto"/>
     </w:pPr>
     <w:rPr>
+      <w:rFonts w:eastAsia="黑体"/>
       <w:color w:themeColor="background1" w:val="FFFFFF"/>
     </w:rPr>
     <w:tblPr>
@@ -12320,6 +12766,7 @@
     </w:tcPr>
     <w:tblStylePr w:type="firstRow">
       <w:rPr>
+        <w:rFonts w:eastAsia="黑体"/>
         <w:b/>
         <w:bCs/>
       </w:rPr>
@@ -12416,6 +12863,7 @@
       <w:spacing w:after="0" w:line="240" w:lineRule="auto"/>
     </w:pPr>
     <w:rPr>
+      <w:rFonts w:eastAsia="黑体"/>
       <w:color w:themeColor="text1" w:val="000000"/>
     </w:rPr>
     <w:tblPr>
@@ -12442,6 +12890,7 @@
     </w:tcPr>
     <w:tblStylePr w:type="firstRow">
       <w:rPr>
+        <w:rFonts w:eastAsia="黑体"/>
         <w:b/>
         <w:bCs/>
       </w:rPr>
@@ -12460,6 +12909,7 @@
     </w:tblStylePr>
     <w:tblStylePr w:type="lastRow">
       <w:rPr>
+        <w:rFonts w:eastAsia="黑体"/>
         <w:b/>
         <w:bCs/>
         <w:color w:themeColor="background1" w:val="FFFFFF"/>
@@ -12474,6 +12924,7 @@
     </w:tblStylePr>
     <w:tblStylePr w:type="firstCol">
       <w:rPr>
+        <w:rFonts w:eastAsia="黑体"/>
         <w:color w:themeColor="background1" w:val="FFFFFF"/>
       </w:rPr>
       <w:tblPr/>
@@ -12491,6 +12942,7 @@
     </w:tblStylePr>
     <w:tblStylePr w:type="lastCol">
       <w:rPr>
+        <w:rFonts w:eastAsia="黑体"/>
         <w:color w:themeColor="background1" w:val="FFFFFF"/>
       </w:rPr>
       <w:tblPr/>
@@ -12520,11 +12972,13 @@
     </w:tblStylePr>
     <w:tblStylePr w:type="neCell">
       <w:rPr>
+        <w:rFonts w:eastAsia="黑体"/>
         <w:color w:themeColor="text1" w:val="000000"/>
       </w:rPr>
     </w:tblStylePr>
     <w:tblStylePr w:type="nwCell">
       <w:rPr>
+        <w:rFonts w:eastAsia="黑体"/>
         <w:color w:themeColor="text1" w:val="000000"/>
       </w:rPr>
     </w:tblStylePr>
@@ -12538,6 +12992,7 @@
       <w:spacing w:after="0" w:line="240" w:lineRule="auto"/>
     </w:pPr>
     <w:rPr>
+      <w:rFonts w:eastAsia="黑体"/>
       <w:color w:themeColor="text1" w:val="000000"/>
     </w:rPr>
     <w:tblPr>
@@ -12564,6 +13019,7 @@
     </w:tcPr>
     <w:tblStylePr w:type="firstRow">
       <w:rPr>
+        <w:rFonts w:eastAsia="黑体"/>
         <w:b/>
         <w:bCs/>
       </w:rPr>
@@ -12582,6 +13038,7 @@
     </w:tblStylePr>
     <w:tblStylePr w:type="lastRow">
       <w:rPr>
+        <w:rFonts w:eastAsia="黑体"/>
         <w:b/>
         <w:bCs/>
         <w:color w:themeColor="background1" w:val="FFFFFF"/>
@@ -12596,6 +13053,7 @@
     </w:tblStylePr>
     <w:tblStylePr w:type="firstCol">
       <w:rPr>
+        <w:rFonts w:eastAsia="黑体"/>
         <w:color w:themeColor="background1" w:val="FFFFFF"/>
       </w:rPr>
       <w:tblPr/>
@@ -12613,6 +13071,7 @@
     </w:tblStylePr>
     <w:tblStylePr w:type="lastCol">
       <w:rPr>
+        <w:rFonts w:eastAsia="黑体"/>
         <w:color w:themeColor="background1" w:val="FFFFFF"/>
       </w:rPr>
       <w:tblPr/>
@@ -12642,11 +13101,13 @@
     </w:tblStylePr>
     <w:tblStylePr w:type="neCell">
       <w:rPr>
+        <w:rFonts w:eastAsia="黑体"/>
         <w:color w:themeColor="text1" w:val="000000"/>
       </w:rPr>
     </w:tblStylePr>
     <w:tblStylePr w:type="nwCell">
       <w:rPr>
+        <w:rFonts w:eastAsia="黑体"/>
         <w:color w:themeColor="text1" w:val="000000"/>
       </w:rPr>
     </w:tblStylePr>
@@ -12660,6 +13121,7 @@
       <w:spacing w:after="0" w:line="240" w:lineRule="auto"/>
     </w:pPr>
     <w:rPr>
+      <w:rFonts w:eastAsia="黑体"/>
       <w:color w:themeColor="text1" w:val="000000"/>
     </w:rPr>
     <w:tblPr>
@@ -12686,6 +13148,7 @@
     </w:tcPr>
     <w:tblStylePr w:type="firstRow">
       <w:rPr>
+        <w:rFonts w:eastAsia="黑体"/>
         <w:b/>
         <w:bCs/>
       </w:rPr>
@@ -12704,6 +13167,7 @@
     </w:tblStylePr>
     <w:tblStylePr w:type="lastRow">
       <w:rPr>
+        <w:rFonts w:eastAsia="黑体"/>
         <w:b/>
         <w:bCs/>
         <w:color w:themeColor="background1" w:val="FFFFFF"/>
@@ -12718,6 +13182,7 @@
     </w:tblStylePr>
     <w:tblStylePr w:type="firstCol">
       <w:rPr>
+        <w:rFonts w:eastAsia="黑体"/>
         <w:color w:themeColor="background1" w:val="FFFFFF"/>
       </w:rPr>
       <w:tblPr/>
@@ -12735,6 +13200,7 @@
     </w:tblStylePr>
     <w:tblStylePr w:type="lastCol">
       <w:rPr>
+        <w:rFonts w:eastAsia="黑体"/>
         <w:color w:themeColor="background1" w:val="FFFFFF"/>
       </w:rPr>
       <w:tblPr/>
@@ -12764,11 +13230,13 @@
     </w:tblStylePr>
     <w:tblStylePr w:type="neCell">
       <w:rPr>
+        <w:rFonts w:eastAsia="黑体"/>
         <w:color w:themeColor="text1" w:val="000000"/>
       </w:rPr>
     </w:tblStylePr>
     <w:tblStylePr w:type="nwCell">
       <w:rPr>
+        <w:rFonts w:eastAsia="黑体"/>
         <w:color w:themeColor="text1" w:val="000000"/>
       </w:rPr>
     </w:tblStylePr>
@@ -12782,6 +13250,7 @@
       <w:spacing w:after="0" w:line="240" w:lineRule="auto"/>
     </w:pPr>
     <w:rPr>
+      <w:rFonts w:eastAsia="黑体"/>
       <w:color w:themeColor="text1" w:val="000000"/>
     </w:rPr>
     <w:tblPr>
@@ -12808,6 +13277,7 @@
     </w:tcPr>
     <w:tblStylePr w:type="firstRow">
       <w:rPr>
+        <w:rFonts w:eastAsia="黑体"/>
         <w:b/>
         <w:bCs/>
       </w:rPr>
@@ -12826,6 +13296,7 @@
     </w:tblStylePr>
     <w:tblStylePr w:type="lastRow">
       <w:rPr>
+        <w:rFonts w:eastAsia="黑体"/>
         <w:b/>
         <w:bCs/>
         <w:color w:themeColor="background1" w:val="FFFFFF"/>
@@ -12840,6 +13311,7 @@
     </w:tblStylePr>
     <w:tblStylePr w:type="firstCol">
       <w:rPr>
+        <w:rFonts w:eastAsia="黑体"/>
         <w:color w:themeColor="background1" w:val="FFFFFF"/>
       </w:rPr>
       <w:tblPr/>
@@ -12857,6 +13329,7 @@
     </w:tblStylePr>
     <w:tblStylePr w:type="lastCol">
       <w:rPr>
+        <w:rFonts w:eastAsia="黑体"/>
         <w:color w:themeColor="background1" w:val="FFFFFF"/>
       </w:rPr>
       <w:tblPr/>
@@ -12894,6 +13367,7 @@
       <w:spacing w:after="0" w:line="240" w:lineRule="auto"/>
     </w:pPr>
     <w:rPr>
+      <w:rFonts w:eastAsia="黑体"/>
       <w:color w:themeColor="text1" w:val="000000"/>
     </w:rPr>
     <w:tblPr>
@@ -12920,6 +13394,7 @@
     </w:tcPr>
     <w:tblStylePr w:type="firstRow">
       <w:rPr>
+        <w:rFonts w:eastAsia="黑体"/>
         <w:b/>
         <w:bCs/>
       </w:rPr>
@@ -12938,6 +13413,7 @@
     </w:tblStylePr>
     <w:tblStylePr w:type="lastRow">
       <w:rPr>
+        <w:rFonts w:eastAsia="黑体"/>
         <w:b/>
         <w:bCs/>
         <w:color w:themeColor="background1" w:val="FFFFFF"/>
@@ -12952,6 +13428,7 @@
     </w:tblStylePr>
     <w:tblStylePr w:type="firstCol">
       <w:rPr>
+        <w:rFonts w:eastAsia="黑体"/>
         <w:color w:themeColor="background1" w:val="FFFFFF"/>
       </w:rPr>
       <w:tblPr/>
@@ -12969,6 +13446,7 @@
     </w:tblStylePr>
     <w:tblStylePr w:type="lastCol">
       <w:rPr>
+        <w:rFonts w:eastAsia="黑体"/>
         <w:color w:themeColor="background1" w:val="FFFFFF"/>
       </w:rPr>
       <w:tblPr/>
@@ -12998,11 +13476,13 @@
     </w:tblStylePr>
     <w:tblStylePr w:type="neCell">
       <w:rPr>
+        <w:rFonts w:eastAsia="黑体"/>
         <w:color w:themeColor="text1" w:val="000000"/>
       </w:rPr>
     </w:tblStylePr>
     <w:tblStylePr w:type="nwCell">
       <w:rPr>
+        <w:rFonts w:eastAsia="黑体"/>
         <w:color w:themeColor="text1" w:val="000000"/>
       </w:rPr>
     </w:tblStylePr>
@@ -13016,6 +13496,7 @@
       <w:spacing w:after="0" w:line="240" w:lineRule="auto"/>
     </w:pPr>
     <w:rPr>
+      <w:rFonts w:eastAsia="黑体"/>
       <w:color w:themeColor="text1" w:val="000000"/>
     </w:rPr>
     <w:tblPr>
@@ -13042,6 +13523,7 @@
     </w:tcPr>
     <w:tblStylePr w:type="firstRow">
       <w:rPr>
+        <w:rFonts w:eastAsia="黑体"/>
         <w:b/>
         <w:bCs/>
       </w:rPr>
@@ -13060,6 +13542,7 @@
     </w:tblStylePr>
     <w:tblStylePr w:type="lastRow">
       <w:rPr>
+        <w:rFonts w:eastAsia="黑体"/>
         <w:b/>
         <w:bCs/>
         <w:color w:themeColor="background1" w:val="FFFFFF"/>
@@ -13074,6 +13557,7 @@
     </w:tblStylePr>
     <w:tblStylePr w:type="firstCol">
       <w:rPr>
+        <w:rFonts w:eastAsia="黑体"/>
         <w:color w:themeColor="background1" w:val="FFFFFF"/>
       </w:rPr>
       <w:tblPr/>
@@ -13091,6 +13575,7 @@
     </w:tblStylePr>
     <w:tblStylePr w:type="lastCol">
       <w:rPr>
+        <w:rFonts w:eastAsia="黑体"/>
         <w:color w:themeColor="background1" w:val="FFFFFF"/>
       </w:rPr>
       <w:tblPr/>
@@ -13120,11 +13605,13 @@
     </w:tblStylePr>
     <w:tblStylePr w:type="neCell">
       <w:rPr>
+        <w:rFonts w:eastAsia="黑体"/>
         <w:color w:themeColor="text1" w:val="000000"/>
       </w:rPr>
     </w:tblStylePr>
     <w:tblStylePr w:type="nwCell">
       <w:rPr>
+        <w:rFonts w:eastAsia="黑体"/>
         <w:color w:themeColor="text1" w:val="000000"/>
       </w:rPr>
     </w:tblStylePr>
@@ -13138,6 +13625,7 @@
       <w:spacing w:after="0" w:line="240" w:lineRule="auto"/>
     </w:pPr>
     <w:rPr>
+      <w:rFonts w:eastAsia="黑体"/>
       <w:color w:themeColor="text1" w:val="000000"/>
     </w:rPr>
     <w:tblPr>
@@ -13164,6 +13652,7 @@
     </w:tcPr>
     <w:tblStylePr w:type="firstRow">
       <w:rPr>
+        <w:rFonts w:eastAsia="黑体"/>
         <w:b/>
         <w:bCs/>
       </w:rPr>
@@ -13182,6 +13671,7 @@
     </w:tblStylePr>
     <w:tblStylePr w:type="lastRow">
       <w:rPr>
+        <w:rFonts w:eastAsia="黑体"/>
         <w:b/>
         <w:bCs/>
         <w:color w:themeColor="background1" w:val="FFFFFF"/>
@@ -13196,6 +13686,7 @@
     </w:tblStylePr>
     <w:tblStylePr w:type="firstCol">
       <w:rPr>
+        <w:rFonts w:eastAsia="黑体"/>
         <w:color w:themeColor="background1" w:val="FFFFFF"/>
       </w:rPr>
       <w:tblPr/>
@@ -13213,6 +13704,7 @@
     </w:tblStylePr>
     <w:tblStylePr w:type="lastCol">
       <w:rPr>
+        <w:rFonts w:eastAsia="黑体"/>
         <w:color w:themeColor="background1" w:val="FFFFFF"/>
       </w:rPr>
       <w:tblPr/>
@@ -13242,11 +13734,13 @@
     </w:tblStylePr>
     <w:tblStylePr w:type="neCell">
       <w:rPr>
+        <w:rFonts w:eastAsia="黑体"/>
         <w:color w:themeColor="text1" w:val="000000"/>
       </w:rPr>
     </w:tblStylePr>
     <w:tblStylePr w:type="nwCell">
       <w:rPr>
+        <w:rFonts w:eastAsia="黑体"/>
         <w:color w:themeColor="text1" w:val="000000"/>
       </w:rPr>
     </w:tblStylePr>
@@ -13260,6 +13754,7 @@
       <w:spacing w:after="0" w:line="240" w:lineRule="auto"/>
     </w:pPr>
     <w:rPr>
+      <w:rFonts w:eastAsia="黑体"/>
       <w:color w:themeColor="text1" w:val="000000"/>
     </w:rPr>
     <w:tblPr>
@@ -13278,6 +13773,7 @@
     </w:tcPr>
     <w:tblStylePr w:type="firstRow">
       <w:rPr>
+        <w:rFonts w:eastAsia="黑体"/>
         <w:b/>
         <w:bCs/>
         <w:color w:themeColor="background1" w:val="FFFFFF"/>
@@ -13292,6 +13788,7 @@
     </w:tblStylePr>
     <w:tblStylePr w:type="lastRow">
       <w:rPr>
+        <w:rFonts w:eastAsia="黑体"/>
         <w:b/>
         <w:bCs/>
         <w:color w:themeColor="accent2" w:themeShade="CC" w:val="9E3A38"/>
@@ -13306,12 +13803,14 @@
     </w:tblStylePr>
     <w:tblStylePr w:type="firstCol">
       <w:rPr>
+        <w:rFonts w:eastAsia="黑体"/>
         <w:b/>
         <w:bCs/>
       </w:rPr>
     </w:tblStylePr>
     <w:tblStylePr w:type="lastCol">
       <w:rPr>
+        <w:rFonts w:eastAsia="黑体"/>
         <w:b/>
         <w:bCs/>
       </w:rPr>
@@ -13346,6 +13845,7 @@
       <w:spacing w:after="0" w:line="240" w:lineRule="auto"/>
     </w:pPr>
     <w:rPr>
+      <w:rFonts w:eastAsia="黑体"/>
       <w:color w:themeColor="text1" w:val="000000"/>
     </w:rPr>
     <w:tblPr>
@@ -13364,6 +13864,7 @@
     </w:tcPr>
     <w:tblStylePr w:type="firstRow">
       <w:rPr>
+        <w:rFonts w:eastAsia="黑体"/>
         <w:b/>
         <w:bCs/>
         <w:color w:themeColor="background1" w:val="FFFFFF"/>
@@ -13378,6 +13879,7 @@
     </w:tblStylePr>
     <w:tblStylePr w:type="lastRow">
       <w:rPr>
+        <w:rFonts w:eastAsia="黑体"/>
         <w:b/>
         <w:bCs/>
         <w:color w:themeColor="accent2" w:themeShade="CC" w:val="9E3A38"/>
@@ -13392,12 +13894,14 @@
     </w:tblStylePr>
     <w:tblStylePr w:type="firstCol">
       <w:rPr>
+        <w:rFonts w:eastAsia="黑体"/>
         <w:b/>
         <w:bCs/>
       </w:rPr>
     </w:tblStylePr>
     <w:tblStylePr w:type="lastCol">
       <w:rPr>
+        <w:rFonts w:eastAsia="黑体"/>
         <w:b/>
         <w:bCs/>
       </w:rPr>
@@ -13432,6 +13936,7 @@
       <w:spacing w:after="0" w:line="240" w:lineRule="auto"/>
     </w:pPr>
     <w:rPr>
+      <w:rFonts w:eastAsia="黑体"/>
       <w:color w:themeColor="text1" w:val="000000"/>
     </w:rPr>
     <w:tblPr>
@@ -13450,6 +13955,7 @@
     </w:tcPr>
     <w:tblStylePr w:type="firstRow">
       <w:rPr>
+        <w:rFonts w:eastAsia="黑体"/>
         <w:b/>
         <w:bCs/>
         <w:color w:themeColor="background1" w:val="FFFFFF"/>
@@ -13464,6 +13970,7 @@
     </w:tblStylePr>
     <w:tblStylePr w:type="lastRow">
       <w:rPr>
+        <w:rFonts w:eastAsia="黑体"/>
         <w:b/>
         <w:bCs/>
         <w:color w:themeColor="accent2" w:themeShade="CC" w:val="9E3A38"/>
@@ -13478,12 +13985,14 @@
     </w:tblStylePr>
     <w:tblStylePr w:type="firstCol">
       <w:rPr>
+        <w:rFonts w:eastAsia="黑体"/>
         <w:b/>
         <w:bCs/>
       </w:rPr>
     </w:tblStylePr>
     <w:tblStylePr w:type="lastCol">
       <w:rPr>
+        <w:rFonts w:eastAsia="黑体"/>
         <w:b/>
         <w:bCs/>
       </w:rPr>
@@ -13518,6 +14027,7 @@
       <w:spacing w:after="0" w:line="240" w:lineRule="auto"/>
     </w:pPr>
     <w:rPr>
+      <w:rFonts w:eastAsia="黑体"/>
       <w:color w:themeColor="text1" w:val="000000"/>
     </w:rPr>
     <w:tblPr>
@@ -13536,6 +14046,7 @@
     </w:tcPr>
     <w:tblStylePr w:type="firstRow">
       <w:rPr>
+        <w:rFonts w:eastAsia="黑体"/>
         <w:b/>
         <w:bCs/>
         <w:color w:themeColor="background1" w:val="FFFFFF"/>
@@ -13550,6 +14061,7 @@
     </w:tblStylePr>
     <w:tblStylePr w:type="lastRow">
       <w:rPr>
+        <w:rFonts w:eastAsia="黑体"/>
         <w:b/>
         <w:bCs/>
         <w:color w:themeColor="accent4" w:themeShade="CC" w:val="664E82"/>
@@ -13564,12 +14076,14 @@
     </w:tblStylePr>
     <w:tblStylePr w:type="firstCol">
       <w:rPr>
+        <w:rFonts w:eastAsia="黑体"/>
         <w:b/>
         <w:bCs/>
       </w:rPr>
     </w:tblStylePr>
     <w:tblStylePr w:type="lastCol">
       <w:rPr>
+        <w:rFonts w:eastAsia="黑体"/>
         <w:b/>
         <w:bCs/>
       </w:rPr>
@@ -13604,6 +14118,7 @@
       <w:spacing w:after="0" w:line="240" w:lineRule="auto"/>
     </w:pPr>
     <w:rPr>
+      <w:rFonts w:eastAsia="黑体"/>
       <w:color w:themeColor="text1" w:val="000000"/>
     </w:rPr>
     <w:tblPr>
@@ -13622,6 +14137,7 @@
     </w:tcPr>
     <w:tblStylePr w:type="firstRow">
       <w:rPr>
+        <w:rFonts w:eastAsia="黑体"/>
         <w:b/>
         <w:bCs/>
         <w:color w:themeColor="background1" w:val="FFFFFF"/>
@@ -13636,6 +14152,7 @@
     </w:tblStylePr>
     <w:tblStylePr w:type="lastRow">
       <w:rPr>
+        <w:rFonts w:eastAsia="黑体"/>
         <w:b/>
         <w:bCs/>
         <w:color w:themeColor="accent3" w:themeShade="CC" w:val="7E9C40"/>
@@ -13650,12 +14167,14 @@
     </w:tblStylePr>
     <w:tblStylePr w:type="firstCol">
       <w:rPr>
+        <w:rFonts w:eastAsia="黑体"/>
         <w:b/>
         <w:bCs/>
       </w:rPr>
     </w:tblStylePr>
     <w:tblStylePr w:type="lastCol">
       <w:rPr>
+        <w:rFonts w:eastAsia="黑体"/>
         <w:b/>
         <w:bCs/>
       </w:rPr>
@@ -13690,6 +14209,7 @@
       <w:spacing w:after="0" w:line="240" w:lineRule="auto"/>
     </w:pPr>
     <w:rPr>
+      <w:rFonts w:eastAsia="黑体"/>
       <w:color w:themeColor="text1" w:val="000000"/>
     </w:rPr>
     <w:tblPr>
@@ -13708,6 +14228,7 @@
     </w:tcPr>
     <w:tblStylePr w:type="firstRow">
       <w:rPr>
+        <w:rFonts w:eastAsia="黑体"/>
         <w:b/>
         <w:bCs/>
         <w:color w:themeColor="background1" w:val="FFFFFF"/>
@@ -13722,6 +14243,7 @@
     </w:tblStylePr>
     <w:tblStylePr w:type="lastRow">
       <w:rPr>
+        <w:rFonts w:eastAsia="黑体"/>
         <w:b/>
         <w:bCs/>
         <w:color w:themeColor="accent6" w:themeShade="CC" w:val="F2730A"/>
@@ -13736,12 +14258,14 @@
     </w:tblStylePr>
     <w:tblStylePr w:type="firstCol">
       <w:rPr>
+        <w:rFonts w:eastAsia="黑体"/>
         <w:b/>
         <w:bCs/>
       </w:rPr>
     </w:tblStylePr>
     <w:tblStylePr w:type="lastCol">
       <w:rPr>
+        <w:rFonts w:eastAsia="黑体"/>
         <w:b/>
         <w:bCs/>
       </w:rPr>
@@ -13776,6 +14300,7 @@
       <w:spacing w:after="0" w:line="240" w:lineRule="auto"/>
     </w:pPr>
     <w:rPr>
+      <w:rFonts w:eastAsia="黑体"/>
       <w:color w:themeColor="text1" w:val="000000"/>
     </w:rPr>
     <w:tblPr>
@@ -13794,6 +14319,7 @@
     </w:tcPr>
     <w:tblStylePr w:type="firstRow">
       <w:rPr>
+        <w:rFonts w:eastAsia="黑体"/>
         <w:b/>
         <w:bCs/>
         <w:color w:themeColor="background1" w:val="FFFFFF"/>
@@ -13808,6 +14334,7 @@
     </w:tblStylePr>
     <w:tblStylePr w:type="lastRow">
       <w:rPr>
+        <w:rFonts w:eastAsia="黑体"/>
         <w:b/>
         <w:bCs/>
         <w:color w:themeColor="accent5" w:themeShade="CC" w:val="348DA5"/>
@@ -13822,12 +14349,14 @@
     </w:tblStylePr>
     <w:tblStylePr w:type="firstCol">
       <w:rPr>
+        <w:rFonts w:eastAsia="黑体"/>
         <w:b/>
         <w:bCs/>
       </w:rPr>
     </w:tblStylePr>
     <w:tblStylePr w:type="lastCol">
       <w:rPr>
+        <w:rFonts w:eastAsia="黑体"/>
         <w:b/>
         <w:bCs/>
       </w:rPr>
@@ -13862,6 +14391,7 @@
       <w:spacing w:after="0" w:line="240" w:lineRule="auto"/>
     </w:pPr>
     <w:rPr>
+      <w:rFonts w:eastAsia="黑体"/>
       <w:color w:themeColor="text1" w:val="000000"/>
     </w:rPr>
     <w:tblPr>
@@ -13883,6 +14413,7 @@
     </w:tcPr>
     <w:tblStylePr w:type="firstRow">
       <w:rPr>
+        <w:rFonts w:eastAsia="黑体"/>
         <w:b/>
         <w:bCs/>
       </w:rPr>
@@ -13893,6 +14424,7 @@
     </w:tblStylePr>
     <w:tblStylePr w:type="lastRow">
       <w:rPr>
+        <w:rFonts w:eastAsia="黑体"/>
         <w:b/>
         <w:bCs/>
         <w:color w:themeColor="text1" w:val="000000"/>
@@ -13904,6 +14436,7 @@
     </w:tblStylePr>
     <w:tblStylePr w:type="firstCol">
       <w:rPr>
+        <w:rFonts w:eastAsia="黑体"/>
         <w:color w:themeColor="background1" w:val="FFFFFF"/>
       </w:rPr>
       <w:tblPr/>
@@ -13913,6 +14446,7 @@
     </w:tblStylePr>
     <w:tblStylePr w:type="lastCol">
       <w:rPr>
+        <w:rFonts w:eastAsia="黑体"/>
         <w:color w:themeColor="background1" w:val="FFFFFF"/>
       </w:rPr>
       <w:tblPr/>
@@ -13942,6 +14476,7 @@
       <w:spacing w:after="0" w:line="240" w:lineRule="auto"/>
     </w:pPr>
     <w:rPr>
+      <w:rFonts w:eastAsia="黑体"/>
       <w:color w:themeColor="text1" w:val="000000"/>
     </w:rPr>
     <w:tblPr>
@@ -13963,6 +14498,7 @@
     </w:tcPr>
     <w:tblStylePr w:type="firstRow">
       <w:rPr>
+        <w:rFonts w:eastAsia="黑体"/>
         <w:b/>
         <w:bCs/>
       </w:rPr>
@@ -13973,6 +14509,7 @@
     </w:tblStylePr>
     <w:tblStylePr w:type="lastRow">
       <w:rPr>
+        <w:rFonts w:eastAsia="黑体"/>
         <w:b/>
         <w:bCs/>
         <w:color w:themeColor="text1" w:val="000000"/>
@@ -13984,6 +14521,7 @@
     </w:tblStylePr>
     <w:tblStylePr w:type="firstCol">
       <w:rPr>
+        <w:rFonts w:eastAsia="黑体"/>
         <w:color w:themeColor="background1" w:val="FFFFFF"/>
       </w:rPr>
       <w:tblPr/>
@@ -13993,6 +14531,7 @@
     </w:tblStylePr>
     <w:tblStylePr w:type="lastCol">
       <w:rPr>
+        <w:rFonts w:eastAsia="黑体"/>
         <w:color w:themeColor="background1" w:val="FFFFFF"/>
       </w:rPr>
       <w:tblPr/>
@@ -14022,6 +14561,7 @@
       <w:spacing w:after="0" w:line="240" w:lineRule="auto"/>
     </w:pPr>
     <w:rPr>
+      <w:rFonts w:eastAsia="黑体"/>
       <w:color w:themeColor="text1" w:val="000000"/>
     </w:rPr>
     <w:tblPr>
@@ -14043,6 +14583,7 @@
     </w:tcPr>
     <w:tblStylePr w:type="firstRow">
       <w:rPr>
+        <w:rFonts w:eastAsia="黑体"/>
         <w:b/>
         <w:bCs/>
       </w:rPr>
@@ -14053,6 +14594,7 @@
     </w:tblStylePr>
     <w:tblStylePr w:type="lastRow">
       <w:rPr>
+        <w:rFonts w:eastAsia="黑体"/>
         <w:b/>
         <w:bCs/>
         <w:color w:themeColor="text1" w:val="000000"/>
@@ -14064,6 +14606,7 @@
     </w:tblStylePr>
     <w:tblStylePr w:type="firstCol">
       <w:rPr>
+        <w:rFonts w:eastAsia="黑体"/>
         <w:color w:themeColor="background1" w:val="FFFFFF"/>
       </w:rPr>
       <w:tblPr/>
@@ -14073,6 +14616,7 @@
     </w:tblStylePr>
     <w:tblStylePr w:type="lastCol">
       <w:rPr>
+        <w:rFonts w:eastAsia="黑体"/>
         <w:color w:themeColor="background1" w:val="FFFFFF"/>
       </w:rPr>
       <w:tblPr/>
@@ -14102,6 +14646,7 @@
       <w:spacing w:after="0" w:line="240" w:lineRule="auto"/>
     </w:pPr>
     <w:rPr>
+      <w:rFonts w:eastAsia="黑体"/>
       <w:color w:themeColor="text1" w:val="000000"/>
     </w:rPr>
     <w:tblPr>
@@ -14123,6 +14668,7 @@
     </w:tcPr>
     <w:tblStylePr w:type="firstRow">
       <w:rPr>
+        <w:rFonts w:eastAsia="黑体"/>
         <w:b/>
         <w:bCs/>
       </w:rPr>
@@ -14133,6 +14679,7 @@
     </w:tblStylePr>
     <w:tblStylePr w:type="lastRow">
       <w:rPr>
+        <w:rFonts w:eastAsia="黑体"/>
         <w:b/>
         <w:bCs/>
         <w:color w:themeColor="text1" w:val="000000"/>
@@ -14144,6 +14691,7 @@
     </w:tblStylePr>
     <w:tblStylePr w:type="firstCol">
       <w:rPr>
+        <w:rFonts w:eastAsia="黑体"/>
         <w:color w:themeColor="background1" w:val="FFFFFF"/>
       </w:rPr>
       <w:tblPr/>
@@ -14153,6 +14701,7 @@
     </w:tblStylePr>
     <w:tblStylePr w:type="lastCol">
       <w:rPr>
+        <w:rFonts w:eastAsia="黑体"/>
         <w:color w:themeColor="background1" w:val="FFFFFF"/>
       </w:rPr>
       <w:tblPr/>
@@ -14182,6 +14731,7 @@
       <w:spacing w:after="0" w:line="240" w:lineRule="auto"/>
     </w:pPr>
     <w:rPr>
+      <w:rFonts w:eastAsia="黑体"/>
       <w:color w:themeColor="text1" w:val="000000"/>
     </w:rPr>
     <w:tblPr>
@@ -14203,6 +14753,7 @@
     </w:tcPr>
     <w:tblStylePr w:type="firstRow">
       <w:rPr>
+        <w:rFonts w:eastAsia="黑体"/>
         <w:b/>
         <w:bCs/>
       </w:rPr>
@@ -14213,6 +14764,7 @@
     </w:tblStylePr>
     <w:tblStylePr w:type="lastRow">
       <w:rPr>
+        <w:rFonts w:eastAsia="黑体"/>
         <w:b/>
         <w:bCs/>
         <w:color w:themeColor="text1" w:val="000000"/>
@@ -14224,6 +14776,7 @@
     </w:tblStylePr>
     <w:tblStylePr w:type="firstCol">
       <w:rPr>
+        <w:rFonts w:eastAsia="黑体"/>
         <w:color w:themeColor="background1" w:val="FFFFFF"/>
       </w:rPr>
       <w:tblPr/>
@@ -14233,6 +14786,7 @@
     </w:tblStylePr>
     <w:tblStylePr w:type="lastCol">
       <w:rPr>
+        <w:rFonts w:eastAsia="黑体"/>
         <w:color w:themeColor="background1" w:val="FFFFFF"/>
       </w:rPr>
       <w:tblPr/>
@@ -14262,6 +14816,7 @@
       <w:spacing w:after="0" w:line="240" w:lineRule="auto"/>
     </w:pPr>
     <w:rPr>
+      <w:rFonts w:eastAsia="黑体"/>
       <w:color w:themeColor="text1" w:val="000000"/>
     </w:rPr>
     <w:tblPr>
@@ -14283,6 +14838,7 @@
     </w:tcPr>
     <w:tblStylePr w:type="firstRow">
       <w:rPr>
+        <w:rFonts w:eastAsia="黑体"/>
         <w:b/>
         <w:bCs/>
       </w:rPr>
@@ -14293,6 +14849,7 @@
     </w:tblStylePr>
     <w:tblStylePr w:type="lastRow">
       <w:rPr>
+        <w:rFonts w:eastAsia="黑体"/>
         <w:b/>
         <w:bCs/>
         <w:color w:themeColor="text1" w:val="000000"/>
@@ -14304,6 +14861,7 @@
     </w:tblStylePr>
     <w:tblStylePr w:type="firstCol">
       <w:rPr>
+        <w:rFonts w:eastAsia="黑体"/>
         <w:color w:themeColor="background1" w:val="FFFFFF"/>
       </w:rPr>
       <w:tblPr/>
@@ -14313,6 +14871,7 @@
     </w:tblStylePr>
     <w:tblStylePr w:type="lastCol">
       <w:rPr>
+        <w:rFonts w:eastAsia="黑体"/>
         <w:color w:themeColor="background1" w:val="FFFFFF"/>
       </w:rPr>
       <w:tblPr/>
@@ -14342,6 +14901,7 @@
       <w:spacing w:after="0" w:line="240" w:lineRule="auto"/>
     </w:pPr>
     <w:rPr>
+      <w:rFonts w:eastAsia="黑体"/>
       <w:color w:themeColor="text1" w:val="000000"/>
     </w:rPr>
     <w:tblPr>
@@ -14363,6 +14923,7 @@
     </w:tcPr>
     <w:tblStylePr w:type="firstRow">
       <w:rPr>
+        <w:rFonts w:eastAsia="黑体"/>
         <w:b/>
         <w:bCs/>
       </w:rPr>
@@ -14373,6 +14934,7 @@
     </w:tblStylePr>
     <w:tblStylePr w:type="lastRow">
       <w:rPr>
+        <w:rFonts w:eastAsia="黑体"/>
         <w:b/>
         <w:bCs/>
         <w:color w:themeColor="text1" w:val="000000"/>
@@ -14384,6 +14946,7 @@
     </w:tblStylePr>
     <w:tblStylePr w:type="firstCol">
       <w:rPr>
+        <w:rFonts w:eastAsia="黑体"/>
         <w:color w:themeColor="background1" w:val="FFFFFF"/>
       </w:rPr>
       <w:tblPr/>
@@ -14393,6 +14956,7 @@
     </w:tblStylePr>
     <w:tblStylePr w:type="lastCol">
       <w:rPr>
+        <w:rFonts w:eastAsia="黑体"/>
         <w:color w:themeColor="background1" w:val="FFFFFF"/>
       </w:rPr>
       <w:tblPr/>
@@ -14425,6 +14989,7 @@
     <w:name w:val="KeywordTok"/>
     <w:basedOn w:val="VerbatimChar"/>
     <w:rPr>
+      <w:rFonts w:eastAsia="黑体"/>
       <w:b/>
       <w:color w:val="007020"/>
     </w:rPr>
@@ -14433,6 +14998,7 @@
     <w:name w:val="DataTypeTok"/>
     <w:basedOn w:val="VerbatimChar"/>
     <w:rPr>
+      <w:rFonts w:eastAsia="黑体"/>
       <w:color w:val="902000"/>
     </w:rPr>
   </w:style>
@@ -14440,6 +15006,7 @@
     <w:name w:val="DecValTok"/>
     <w:basedOn w:val="VerbatimChar"/>
     <w:rPr>
+      <w:rFonts w:eastAsia="黑体"/>
       <w:color w:val="40a070"/>
     </w:rPr>
   </w:style>
@@ -14447,6 +15014,7 @@
     <w:name w:val="BaseNTok"/>
     <w:basedOn w:val="VerbatimChar"/>
     <w:rPr>
+      <w:rFonts w:eastAsia="黑体"/>
       <w:color w:val="40a070"/>
     </w:rPr>
   </w:style>
@@ -14454,6 +15022,7 @@
     <w:name w:val="FloatTok"/>
     <w:basedOn w:val="VerbatimChar"/>
     <w:rPr>
+      <w:rFonts w:eastAsia="黑体"/>
       <w:color w:val="40a070"/>
     </w:rPr>
   </w:style>
@@ -14461,6 +15030,7 @@
     <w:name w:val="ConstantTok"/>
     <w:basedOn w:val="VerbatimChar"/>
     <w:rPr>
+      <w:rFonts w:eastAsia="黑体"/>
       <w:color w:val="880000"/>
     </w:rPr>
   </w:style>
@@ -14468,6 +15038,7 @@
     <w:name w:val="CharTok"/>
     <w:basedOn w:val="VerbatimChar"/>
     <w:rPr>
+      <w:rFonts w:eastAsia="黑体"/>
       <w:color w:val="4070a0"/>
     </w:rPr>
   </w:style>
@@ -14475,6 +15046,7 @@
     <w:name w:val="SpecialCharTok"/>
     <w:basedOn w:val="VerbatimChar"/>
     <w:rPr>
+      <w:rFonts w:eastAsia="黑体"/>
       <w:color w:val="4070a0"/>
     </w:rPr>
   </w:style>
@@ -14482,6 +15054,7 @@
     <w:name w:val="StringTok"/>
     <w:basedOn w:val="VerbatimChar"/>
     <w:rPr>
+      <w:rFonts w:eastAsia="黑体"/>
       <w:color w:val="4070a0"/>
     </w:rPr>
   </w:style>
@@ -14489,6 +15062,7 @@
     <w:name w:val="VerbatimStringTok"/>
     <w:basedOn w:val="VerbatimChar"/>
     <w:rPr>
+      <w:rFonts w:eastAsia="黑体"/>
       <w:color w:val="4070a0"/>
     </w:rPr>
   </w:style>
@@ -14496,6 +15070,7 @@
     <w:name w:val="SpecialStringTok"/>
     <w:basedOn w:val="VerbatimChar"/>
     <w:rPr>
+      <w:rFonts w:eastAsia="黑体"/>
       <w:color w:val="bb6688"/>
     </w:rPr>
   </w:style>
@@ -14503,6 +15078,7 @@
     <w:name w:val="ImportTok"/>
     <w:basedOn w:val="VerbatimChar"/>
     <w:rPr>
+      <w:rFonts w:eastAsia="黑体"/>
       <w:b/>
       <w:color w:val="008000"/>
     </w:rPr>
@@ -14511,6 +15087,7 @@
     <w:name w:val="CommentTok"/>
     <w:basedOn w:val="VerbatimChar"/>
     <w:rPr>
+      <w:rFonts w:eastAsia="黑体"/>
       <w:i/>
       <w:color w:val="60a0b0"/>
     </w:rPr>
@@ -14519,6 +15096,7 @@
     <w:name w:val="DocumentationTok"/>
     <w:basedOn w:val="VerbatimChar"/>
     <w:rPr>
+      <w:rFonts w:eastAsia="黑体"/>
       <w:i/>
       <w:color w:val="ba2121"/>
     </w:rPr>
@@ -14527,6 +15105,7 @@
     <w:name w:val="AnnotationTok"/>
     <w:basedOn w:val="VerbatimChar"/>
     <w:rPr>
+      <w:rFonts w:eastAsia="黑体"/>
       <w:b/>
       <w:i/>
       <w:color w:val="60a0b0"/>
@@ -14536,6 +15115,7 @@
     <w:name w:val="CommentVarTok"/>
     <w:basedOn w:val="VerbatimChar"/>
     <w:rPr>
+      <w:rFonts w:eastAsia="黑体"/>
       <w:b/>
       <w:i/>
       <w:color w:val="60a0b0"/>
@@ -14545,6 +15125,7 @@
     <w:name w:val="OtherTok"/>
     <w:basedOn w:val="VerbatimChar"/>
     <w:rPr>
+      <w:rFonts w:eastAsia="黑体"/>
       <w:color w:val="007020"/>
     </w:rPr>
   </w:style>
@@ -14552,6 +15133,7 @@
     <w:name w:val="FunctionTok"/>
     <w:basedOn w:val="VerbatimChar"/>
     <w:rPr>
+      <w:rFonts w:eastAsia="黑体"/>
       <w:color w:val="06287e"/>
     </w:rPr>
   </w:style>
@@ -14559,6 +15141,7 @@
     <w:name w:val="VariableTok"/>
     <w:basedOn w:val="VerbatimChar"/>
     <w:rPr>
+      <w:rFonts w:eastAsia="黑体"/>
       <w:color w:val="19177c"/>
     </w:rPr>
   </w:style>
@@ -14566,6 +15149,7 @@
     <w:name w:val="ControlFlowTok"/>
     <w:basedOn w:val="VerbatimChar"/>
     <w:rPr>
+      <w:rFonts w:eastAsia="黑体"/>
       <w:b/>
       <w:color w:val="007020"/>
     </w:rPr>
@@ -14574,6 +15158,7 @@
     <w:name w:val="OperatorTok"/>
     <w:basedOn w:val="VerbatimChar"/>
     <w:rPr>
+      <w:rFonts w:eastAsia="黑体"/>
       <w:color w:val="666666"/>
     </w:rPr>
   </w:style>
@@ -14581,18 +15166,22 @@
     <w:name w:val="BuiltInTok"/>
     <w:basedOn w:val="VerbatimChar"/>
     <w:rPr>
+      <w:rFonts w:eastAsia="黑体"/>
       <w:color w:val="008000"/>
     </w:rPr>
   </w:style>
   <w:style w:type="character" w:customStyle="1" w:styleId="ExtensionTok">
     <w:name w:val="ExtensionTok"/>
     <w:basedOn w:val="VerbatimChar"/>
-    <w:rPr/>
+    <w:rPr>
+      <w:rFonts w:eastAsia="黑体"/>
+    </w:rPr>
   </w:style>
   <w:style w:type="character" w:customStyle="1" w:styleId="PreprocessorTok">
     <w:name w:val="PreprocessorTok"/>
     <w:basedOn w:val="VerbatimChar"/>
     <w:rPr>
+      <w:rFonts w:eastAsia="黑体"/>
       <w:color w:val="bc7a00"/>
     </w:rPr>
   </w:style>
@@ -14600,18 +15189,22 @@
     <w:name w:val="AttributeTok"/>
     <w:basedOn w:val="VerbatimChar"/>
     <w:rPr>
+      <w:rFonts w:eastAsia="黑体"/>
       <w:color w:val="7d9029"/>
     </w:rPr>
   </w:style>
   <w:style w:type="character" w:customStyle="1" w:styleId="RegionMarkerTok">
     <w:name w:val="RegionMarkerTok"/>
     <w:basedOn w:val="VerbatimChar"/>
-    <w:rPr/>
+    <w:rPr>
+      <w:rFonts w:eastAsia="黑体"/>
+    </w:rPr>
   </w:style>
   <w:style w:type="character" w:customStyle="1" w:styleId="InformationTok">
     <w:name w:val="InformationTok"/>
     <w:basedOn w:val="VerbatimChar"/>
     <w:rPr>
+      <w:rFonts w:eastAsia="黑体"/>
       <w:b/>
       <w:i/>
       <w:color w:val="60a0b0"/>
@@ -14621,6 +15214,7 @@
     <w:name w:val="WarningTok"/>
     <w:basedOn w:val="VerbatimChar"/>
     <w:rPr>
+      <w:rFonts w:eastAsia="黑体"/>
       <w:b/>
       <w:i/>
       <w:color w:val="60a0b0"/>
@@ -14630,6 +15224,7 @@
     <w:name w:val="AlertTok"/>
     <w:basedOn w:val="VerbatimChar"/>
     <w:rPr>
+      <w:rFonts w:eastAsia="黑体"/>
       <w:b/>
       <w:color w:val="ff0000"/>
     </w:rPr>
@@ -14638,6 +15233,7 @@
     <w:name w:val="ErrorTok"/>
     <w:basedOn w:val="VerbatimChar"/>
     <w:rPr>
+      <w:rFonts w:eastAsia="黑体"/>
       <w:b/>
       <w:color w:val="ff0000"/>
     </w:rPr>
@@ -14645,7 +15241,9 @@
   <w:style w:type="character" w:customStyle="1" w:styleId="NormalTok">
     <w:name w:val="NormalTok"/>
     <w:basedOn w:val="VerbatimChar"/>
-    <w:rPr/>
+    <w:rPr>
+      <w:rFonts w:eastAsia="黑体"/>
+    </w:rPr>
   </w:style>
 </w:styles>
 </file>
@@ -14694,12 +15292,12 @@
     <a:fontScheme name="Office">
       <a:majorFont>
         <a:latin typeface="Calibri"/>
-        <a:ea typeface=""/>
+        <a:ea typeface="黑体"/>
         <a:cs typeface=""/>
         <a:font script="Jpan" typeface="ＭＳ ゴシック"/>
         <a:font script="Hang" typeface="맑은 고딕"/>
-        <a:font script="Hans" typeface="宋体"/>
-        <a:font script="Hant" typeface="新細明體"/>
+        <a:font script="Hans" typeface="黑体"/>
+        <a:font script="Hant" typeface="黑体"/>
         <a:font script="Arab" typeface="Times New Roman"/>
         <a:font script="Hebr" typeface="Times New Roman"/>
         <a:font script="Thai" typeface="Angsana New"/>
@@ -14729,12 +15327,12 @@
       </a:majorFont>
       <a:minorFont>
         <a:latin typeface="Cambria"/>
-        <a:ea typeface=""/>
+        <a:ea typeface="黑体"/>
         <a:cs typeface=""/>
         <a:font script="Jpan" typeface="ＭＳ 明朝"/>
         <a:font script="Hang" typeface="맑은 고딕"/>
-        <a:font script="Hans" typeface="宋体"/>
-        <a:font script="Hant" typeface="新細明體"/>
+        <a:font script="Hans" typeface="黑体"/>
+        <a:font script="Hant" typeface="黑体"/>
         <a:font script="Arab" typeface="Arial"/>
         <a:font script="Hebr" typeface="Arial"/>
         <a:font script="Thai" typeface="Cordia New"/>

--- a/10-保护电路/02-过流保护/限流电阻保护电路/限流电阻保护电路.docx
+++ b/10-保护电路/02-过流保护/限流电阻保护电路/限流电阻保护电路.docx
@@ -2221,7 +2221,7 @@
           <w:color w:val="555555"/>
           <w:sz w:val="21"/>
         </w:rPr>
-        <w:t>材料收集者：杜文杰，WX手机：19519196569，QQ:3478827729</w:t>
+        <w:t>材料收集者：杜文杰，微信/手机：19519196569，QQ:3478827729</w:t>
       </w:r>
     </w:p>
     <w:sectPr>
